--- a/Assignment_Report.docx
+++ b/Assignment_Report.docx
@@ -4,199 +4,2136 @@
   <w:body>
     <w:p>
       <w:pPr>
-        <w:pStyle w:val="Title"/>
-        <w:rPr>
-          <w:rFonts w:cstheme="majorHAnsi"/>
-          <w:sz w:val="32"/>
-          <w:szCs w:val="32"/>
-        </w:rPr>
-      </w:pPr>
-      <w:r>
-        <w:rPr>
-          <w:rFonts w:cstheme="majorHAnsi"/>
-          <w:sz w:val="32"/>
-          <w:szCs w:val="32"/>
-        </w:rPr>
-        <w:t xml:space="preserve">PhD </w:t>
-      </w:r>
-      <w:r>
-        <w:rPr>
-          <w:rFonts w:cstheme="majorHAnsi"/>
-          <w:sz w:val="32"/>
-          <w:szCs w:val="32"/>
-        </w:rPr>
-        <w:t>c</w:t>
-      </w:r>
-      <w:r>
-        <w:rPr>
-          <w:rFonts w:cstheme="majorHAnsi"/>
-          <w:sz w:val="32"/>
-          <w:szCs w:val="32"/>
-        </w:rPr>
-        <w:t xml:space="preserve">andidate </w:t>
-      </w:r>
-      <w:r>
-        <w:rPr>
-          <w:rFonts w:cstheme="majorHAnsi"/>
-          <w:sz w:val="32"/>
-          <w:szCs w:val="32"/>
-        </w:rPr>
-        <w:t>a</w:t>
-      </w:r>
-      <w:r>
-        <w:rPr>
-          <w:rFonts w:cstheme="majorHAnsi"/>
-          <w:sz w:val="32"/>
-          <w:szCs w:val="32"/>
-        </w:rPr>
-        <w:t xml:space="preserve">ssignment – Mixed </w:t>
-      </w:r>
-      <w:r>
-        <w:rPr>
-          <w:rFonts w:cstheme="majorHAnsi"/>
-          <w:sz w:val="32"/>
-          <w:szCs w:val="32"/>
-        </w:rPr>
-        <w:t>t</w:t>
-      </w:r>
-      <w:r>
-        <w:rPr>
-          <w:rFonts w:cstheme="majorHAnsi"/>
-          <w:sz w:val="32"/>
-          <w:szCs w:val="32"/>
-        </w:rPr>
-        <w:t xml:space="preserve">raffic </w:t>
-      </w:r>
-      <w:r>
-        <w:rPr>
-          <w:rFonts w:cstheme="majorHAnsi"/>
-          <w:sz w:val="32"/>
-          <w:szCs w:val="32"/>
-        </w:rPr>
-        <w:t>flow</w:t>
+        <w:spacing w:after="100"/>
+        <w:jc w:val="center"/>
+        <w:rPr>
+          <w:rFonts w:asciiTheme="majorHAnsi" w:hAnsiTheme="majorHAnsi" w:cstheme="majorHAnsi"/>
+          <w:b/>
+          <w:bCs/>
+          <w:sz w:val="28"/>
+          <w:szCs w:val="28"/>
+          <w:lang w:val="en-GB"/>
+        </w:rPr>
+      </w:pPr>
+      <w:r>
+        <w:rPr>
+          <w:rFonts w:asciiTheme="majorHAnsi" w:hAnsiTheme="majorHAnsi" w:cstheme="majorHAnsi"/>
+          <w:b/>
+          <w:bCs/>
+          <w:sz w:val="28"/>
+          <w:szCs w:val="28"/>
+          <w:lang w:val="en-GB"/>
+        </w:rPr>
+        <w:t>PhD candidate assignment report – Mixed traffic flow</w:t>
       </w:r>
     </w:p>
     <w:p>
       <w:pPr>
-        <w:rPr>
-          <w:rFonts w:asciiTheme="majorHAnsi" w:hAnsiTheme="majorHAnsi" w:cstheme="majorHAnsi"/>
-        </w:rPr>
-      </w:pPr>
-      <w:r>
-        <w:rPr>
-          <w:rFonts w:asciiTheme="majorHAnsi" w:hAnsiTheme="majorHAnsi" w:cstheme="majorHAnsi"/>
-        </w:rPr>
-        <w:t>Problem:</w:t>
-      </w:r>
-      <w:r>
-        <w:rPr>
-          <w:rFonts w:asciiTheme="majorHAnsi" w:hAnsiTheme="majorHAnsi" w:cstheme="majorHAnsi"/>
-        </w:rPr>
-        <w:br/>
-        <w:t xml:space="preserve">Consider a single-lane road segment with a mix of human-driven vehicles (HDVs) and automated vehicles (AVs). You are given initial positions, speeds, and vehicle types. Use a scenario with </w:t>
-      </w:r>
-      <w:r>
-        <w:rPr>
-          <w:rFonts w:asciiTheme="majorHAnsi" w:hAnsiTheme="majorHAnsi" w:cstheme="majorHAnsi"/>
-        </w:rPr>
-        <w:t>15</w:t>
-      </w:r>
-      <w:r>
-        <w:rPr>
-          <w:rFonts w:asciiTheme="majorHAnsi" w:hAnsiTheme="majorHAnsi" w:cstheme="majorHAnsi"/>
-        </w:rPr>
-        <w:t xml:space="preserve"> vehicles</w:t>
-      </w:r>
-      <w:r>
-        <w:rPr>
-          <w:rFonts w:asciiTheme="majorHAnsi" w:hAnsiTheme="majorHAnsi" w:cstheme="majorHAnsi"/>
-        </w:rPr>
-        <w:t xml:space="preserve"> (initial conditions are in the companion csv file)</w:t>
+        <w:spacing w:after="0"/>
+        <w:jc w:val="both"/>
+        <w:rPr>
+          <w:rFonts w:ascii="Calibri" w:hAnsi="Calibri" w:cs="Calibri"/>
+          <w:b/>
+          <w:bCs/>
+          <w:sz w:val="28"/>
+          <w:szCs w:val="28"/>
+        </w:rPr>
+      </w:pPr>
+      <w:r>
+        <w:rPr>
+          <w:rFonts w:ascii="Calibri" w:hAnsi="Calibri" w:cs="Calibri"/>
+          <w:b/>
+          <w:bCs/>
+          <w:sz w:val="28"/>
+          <w:szCs w:val="28"/>
+        </w:rPr>
+        <w:t>Problem and modelling assumptions:</w:t>
       </w:r>
     </w:p>
     <w:p>
       <w:pPr>
-        <w:rPr>
-          <w:rFonts w:asciiTheme="majorHAnsi" w:hAnsiTheme="majorHAnsi" w:cstheme="majorHAnsi"/>
-        </w:rPr>
-      </w:pPr>
-      <w:r>
-        <w:rPr>
-          <w:rFonts w:asciiTheme="majorHAnsi" w:hAnsiTheme="majorHAnsi" w:cstheme="majorHAnsi"/>
-        </w:rPr>
-        <w:t>Dynamics:</w:t>
-      </w:r>
-      <w:r>
-        <w:rPr>
-          <w:rFonts w:asciiTheme="majorHAnsi" w:hAnsiTheme="majorHAnsi" w:cstheme="majorHAnsi"/>
-        </w:rPr>
-        <w:br/>
-        <w:t xml:space="preserve">Vehicle motion: </w:t>
+        <w:pStyle w:val="ListParagraph"/>
+        <w:spacing w:after="100"/>
+        <w:ind w:left="0"/>
+        <w:jc w:val="both"/>
+        <w:rPr>
+          <w:rFonts w:ascii="Calibri" w:hAnsi="Calibri" w:cs="Calibri"/>
+        </w:rPr>
+      </w:pPr>
+      <w:r>
+        <w:rPr>
+          <w:rFonts w:ascii="Calibri" w:hAnsi="Calibri" w:cs="Calibri"/>
+        </w:rPr>
+        <w:t>The problem is a single-lane mixed traffic consisting of 11 human-driven vehicles (HDVs) and 4 auto</w:t>
+      </w:r>
+      <w:r>
+        <w:rPr>
+          <w:rFonts w:ascii="Calibri" w:hAnsi="Calibri" w:cs="Calibri"/>
+        </w:rPr>
+        <w:t>nomous</w:t>
+      </w:r>
+      <w:r>
+        <w:rPr>
+          <w:rFonts w:ascii="Calibri" w:hAnsi="Calibri" w:cs="Calibri"/>
+        </w:rPr>
+        <w:t xml:space="preserve"> vehicles (A</w:t>
+      </w:r>
+      <w:r>
+        <w:rPr>
+          <w:rFonts w:ascii="Calibri" w:hAnsi="Calibri" w:cs="Calibri"/>
+        </w:rPr>
+        <w:t>V</w:t>
+      </w:r>
+      <w:r>
+        <w:rPr>
+          <w:rFonts w:ascii="Calibri" w:hAnsi="Calibri" w:cs="Calibri"/>
+        </w:rPr>
+        <w:t>s</w:t>
+      </w:r>
+      <w:r>
+        <w:rPr>
+          <w:rFonts w:ascii="Calibri" w:hAnsi="Calibri" w:cs="Calibri"/>
+        </w:rPr>
+        <w:t>) with pedestrian</w:t>
+      </w:r>
+      <w:r>
+        <w:rPr>
+          <w:rFonts w:ascii="Calibri" w:hAnsi="Calibri" w:cs="Calibri"/>
+        </w:rPr>
+        <w:t xml:space="preserve"> </w:t>
+      </w:r>
+      <w:r>
+        <w:rPr>
+          <w:rFonts w:ascii="Calibri" w:hAnsi="Calibri" w:cs="Calibri"/>
+        </w:rPr>
+        <w:t>crossing</w:t>
+      </w:r>
+      <w:r>
+        <w:rPr>
+          <w:rFonts w:ascii="Calibri" w:hAnsi="Calibri" w:cs="Calibri"/>
+        </w:rPr>
+        <w:t xml:space="preserve"> </w:t>
+      </w:r>
+      <w:r>
+        <w:rPr>
+          <w:rFonts w:ascii="Calibri" w:hAnsi="Calibri" w:cs="Calibri"/>
+        </w:rPr>
+        <w:t>at 400m</w:t>
+      </w:r>
+      <w:r>
+        <w:rPr>
+          <w:rFonts w:ascii="Calibri" w:hAnsi="Calibri" w:cs="Calibri"/>
+        </w:rPr>
+        <w:t>,</w:t>
+      </w:r>
+      <w:r>
+        <w:rPr>
+          <w:rFonts w:ascii="Calibri" w:hAnsi="Calibri" w:cs="Calibri"/>
+        </w:rPr>
+        <w:t xml:space="preserve"> from 20s to 30s</w:t>
+      </w:r>
+      <w:r>
+        <w:rPr>
+          <w:rFonts w:ascii="Calibri" w:hAnsi="Calibri" w:cs="Calibri"/>
+        </w:rPr>
+        <w:t xml:space="preserve">. </w:t>
+      </w:r>
+      <w:r>
+        <w:rPr>
+          <w:rFonts w:ascii="Calibri" w:hAnsi="Calibri" w:cs="Calibri"/>
+        </w:rPr>
+        <w:t xml:space="preserve"> </w:t>
+      </w:r>
+      <w:r>
+        <w:rPr>
+          <w:rFonts w:ascii="Calibri" w:hAnsi="Calibri" w:cs="Calibri"/>
+        </w:rPr>
+        <w:t>The following assumptions are used:</w:t>
+      </w:r>
+    </w:p>
+    <w:p>
+      <w:pPr>
+        <w:pStyle w:val="ListParagraph"/>
+        <w:numPr>
+          <w:ilvl w:val="0"/>
+          <w:numId w:val="18"/>
+        </w:numPr>
+        <w:ind w:left="360"/>
+        <w:jc w:val="both"/>
+        <w:rPr>
+          <w:rFonts w:ascii="Calibri" w:hAnsi="Calibri" w:cs="Calibri"/>
+        </w:rPr>
+      </w:pPr>
+      <w:r>
+        <w:rPr>
+          <w:rFonts w:ascii="Calibri" w:hAnsi="Calibri" w:cs="Calibri"/>
+        </w:rPr>
+        <w:t>All vehicles have an acceleration range of -8 to +3m/s².</w:t>
+      </w:r>
+    </w:p>
+    <w:p>
+      <w:pPr>
+        <w:pStyle w:val="ListParagraph"/>
+        <w:numPr>
+          <w:ilvl w:val="0"/>
+          <w:numId w:val="18"/>
+        </w:numPr>
+        <w:ind w:left="360"/>
+        <w:jc w:val="both"/>
+        <w:rPr>
+          <w:rFonts w:ascii="Calibri" w:hAnsi="Calibri" w:cs="Calibri"/>
+        </w:rPr>
+      </w:pPr>
+      <w:r>
+        <w:rPr>
+          <w:rFonts w:ascii="Calibri" w:hAnsi="Calibri" w:cs="Calibri"/>
+        </w:rPr>
+        <w:t>The maximum vehicle speed is 25m/s and vehicles cannot move backwards</w:t>
+      </w:r>
+      <w:r>
+        <w:rPr>
+          <w:rFonts w:ascii="Calibri" w:hAnsi="Calibri" w:cs="Calibri"/>
+        </w:rPr>
+        <w:t xml:space="preserve"> (i.e. minimum speed is 0m/s)</w:t>
+      </w:r>
+      <w:r>
+        <w:rPr>
+          <w:rFonts w:ascii="Calibri" w:hAnsi="Calibri" w:cs="Calibri"/>
+        </w:rPr>
+        <w:t>.</w:t>
+      </w:r>
+    </w:p>
+    <w:p>
+      <w:pPr>
+        <w:pStyle w:val="ListParagraph"/>
+        <w:numPr>
+          <w:ilvl w:val="0"/>
+          <w:numId w:val="18"/>
+        </w:numPr>
+        <w:ind w:left="360"/>
+        <w:jc w:val="both"/>
+        <w:rPr>
+          <w:rFonts w:ascii="Calibri" w:hAnsi="Calibri" w:cs="Calibri"/>
+        </w:rPr>
+      </w:pPr>
+      <w:r>
+        <w:rPr>
+          <w:rFonts w:ascii="Calibri" w:hAnsi="Calibri" w:cs="Calibri"/>
+        </w:rPr>
+        <w:t>The position of each vehicle is given by its front bumper. The minimum bumper-to-bumper gap is</w:t>
+      </w:r>
+      <w:r>
+        <w:rPr>
+          <w:rFonts w:ascii="Calibri" w:hAnsi="Calibri" w:cs="Calibri"/>
+        </w:rPr>
+        <w:t xml:space="preserve"> desired to be</w:t>
+      </w:r>
+      <w:r>
+        <w:rPr>
+          <w:rFonts w:ascii="Calibri" w:hAnsi="Calibri" w:cs="Calibri"/>
+        </w:rPr>
+        <w:t xml:space="preserve"> 3m</w:t>
+      </w:r>
+      <w:r>
+        <w:rPr>
+          <w:rFonts w:ascii="Calibri" w:hAnsi="Calibri" w:cs="Calibri"/>
+        </w:rPr>
+        <w:t xml:space="preserve"> (</w:t>
+      </w:r>
+      <m:oMath>
+        <m:sSub>
+          <m:sSubPr>
+            <m:ctrlPr>
+              <w:rPr>
+                <w:rFonts w:ascii="Cambria Math" w:hAnsi="Cambria Math" w:cs="Calibri"/>
+                <w:i/>
+              </w:rPr>
+            </m:ctrlPr>
+          </m:sSubPr>
+          <m:e>
+            <m:r>
+              <w:rPr>
+                <w:rFonts w:ascii="Cambria Math" w:hAnsi="Cambria Math" w:cs="Calibri"/>
+              </w:rPr>
+              <m:t>s</m:t>
+            </m:r>
+          </m:e>
+          <m:sub>
+            <m:r>
+              <w:rPr>
+                <w:rFonts w:ascii="Cambria Math" w:hAnsi="Cambria Math" w:cs="Calibri"/>
+              </w:rPr>
+              <m:t>gap</m:t>
+            </m:r>
+          </m:sub>
+        </m:sSub>
+      </m:oMath>
+      <w:r>
+        <w:rPr>
+          <w:rFonts w:ascii="Calibri" w:hAnsi="Calibri" w:cs="Calibri"/>
+        </w:rPr>
+        <w:t>)</w:t>
+      </w:r>
+      <w:r>
+        <w:rPr>
+          <w:rFonts w:ascii="Calibri" w:hAnsi="Calibri" w:cs="Calibri"/>
+        </w:rPr>
+        <w:t>.</w:t>
+      </w:r>
+    </w:p>
+    <w:p>
+      <w:pPr>
+        <w:pStyle w:val="ListParagraph"/>
+        <w:numPr>
+          <w:ilvl w:val="0"/>
+          <w:numId w:val="18"/>
+        </w:numPr>
+        <w:spacing w:before="100" w:beforeAutospacing="1" w:after="100" w:afterAutospacing="1" w:line="240" w:lineRule="auto"/>
+        <w:ind w:left="360"/>
+        <w:rPr>
+          <w:rFonts w:ascii="Calibri" w:eastAsia="Times New Roman" w:hAnsi="Calibri" w:cs="Calibri"/>
+        </w:rPr>
+      </w:pPr>
+      <w:r>
+        <w:rPr>
+          <w:rFonts w:ascii="Calibri" w:eastAsia="Times New Roman" w:hAnsi="Calibri" w:cs="Calibri"/>
+        </w:rPr>
+        <w:t>All vehicles have the same length of 4.5m</w:t>
+      </w:r>
+      <w:r>
+        <w:rPr>
+          <w:rFonts w:ascii="Calibri" w:eastAsia="Times New Roman" w:hAnsi="Calibri" w:cs="Calibri"/>
+        </w:rPr>
+        <w:t xml:space="preserve"> (</w:t>
       </w:r>
       <m:oMath>
         <m:r>
           <w:rPr>
-            <w:rFonts w:ascii="Cambria Math" w:hAnsi="Cambria Math" w:cstheme="majorHAnsi"/>
+            <w:rFonts w:ascii="Cambria Math" w:hAnsi="Cambria Math"/>
           </w:rPr>
-          <m:t>x(t+1) = x(t) + v(t) Δt</m:t>
+          <m:t>L</m:t>
         </m:r>
       </m:oMath>
       <w:r>
         <w:rPr>
-          <w:rFonts w:asciiTheme="majorHAnsi" w:hAnsiTheme="majorHAnsi" w:cstheme="majorHAnsi"/>
-        </w:rPr>
-        <w:br/>
-        <w:t xml:space="preserve">HDVs follow: </w:t>
+          <w:rFonts w:ascii="Calibri" w:eastAsia="Times New Roman" w:hAnsi="Calibri" w:cs="Calibri"/>
+        </w:rPr>
+        <w:t>)</w:t>
+      </w:r>
+      <w:r>
+        <w:rPr>
+          <w:rFonts w:ascii="Calibri" w:eastAsia="Times New Roman" w:hAnsi="Calibri" w:cs="Calibri"/>
+        </w:rPr>
+        <w:t>.</w:t>
+      </w:r>
+    </w:p>
+    <w:p>
+      <w:pPr>
+        <w:pStyle w:val="ListParagraph"/>
+        <w:numPr>
+          <w:ilvl w:val="0"/>
+          <w:numId w:val="18"/>
+        </w:numPr>
+        <w:ind w:left="360"/>
+        <w:jc w:val="both"/>
+        <w:rPr>
+          <w:rFonts w:ascii="Calibri" w:hAnsi="Calibri" w:cs="Calibri"/>
+        </w:rPr>
+      </w:pPr>
+      <w:r>
+        <w:rPr>
+          <w:rFonts w:ascii="Calibri" w:hAnsi="Calibri" w:cs="Calibri"/>
+        </w:rPr>
+        <w:t>A 3s warning period is provided before the pedestrian enters the crossing</w:t>
+      </w:r>
+      <w:r>
+        <w:rPr>
+          <w:rFonts w:ascii="Calibri" w:hAnsi="Calibri" w:cs="Calibri"/>
+        </w:rPr>
+        <w:t>.</w:t>
+      </w:r>
+    </w:p>
+    <w:p>
+      <w:pPr>
+        <w:pStyle w:val="ListParagraph"/>
+        <w:numPr>
+          <w:ilvl w:val="0"/>
+          <w:numId w:val="18"/>
+        </w:numPr>
+        <w:ind w:left="360"/>
+        <w:jc w:val="both"/>
+        <w:rPr>
+          <w:rFonts w:ascii="Calibri" w:hAnsi="Calibri" w:cs="Calibri"/>
+        </w:rPr>
+      </w:pPr>
+      <w:r>
+        <w:rPr>
+          <w:rFonts w:ascii="Calibri" w:hAnsi="Calibri" w:cs="Calibri"/>
+        </w:rPr>
+        <w:t>All vehicles try to stop at a safe distance of 5m from the pedestrian crossing</w:t>
+      </w:r>
+      <w:r>
+        <w:rPr>
+          <w:rFonts w:ascii="Calibri" w:hAnsi="Calibri" w:cs="Calibri"/>
+        </w:rPr>
+        <w:t xml:space="preserve"> (</w:t>
+      </w:r>
+      <m:oMath>
+        <m:sSub>
+          <m:sSubPr>
+            <m:ctrlPr>
+              <w:rPr>
+                <w:rFonts w:ascii="Cambria Math" w:hAnsi="Cambria Math"/>
+                <w:i/>
+              </w:rPr>
+            </m:ctrlPr>
+          </m:sSubPr>
+          <m:e>
+            <m:r>
+              <w:rPr>
+                <w:rFonts w:ascii="Cambria Math" w:hAnsi="Cambria Math"/>
+              </w:rPr>
+              <m:t>x</m:t>
+            </m:r>
+          </m:e>
+          <m:sub>
+            <m:r>
+              <w:rPr>
+                <w:rFonts w:ascii="Cambria Math" w:hAnsi="Cambria Math"/>
+              </w:rPr>
+              <m:t>stop</m:t>
+            </m:r>
+          </m:sub>
+        </m:sSub>
+      </m:oMath>
+      <w:r>
+        <w:rPr>
+          <w:rFonts w:ascii="Calibri" w:hAnsi="Calibri" w:cs="Calibri"/>
+        </w:rPr>
+        <w:t xml:space="preserve"> = 395m)</w:t>
+      </w:r>
+      <w:r>
+        <w:rPr>
+          <w:rFonts w:ascii="Times New Roman" w:eastAsia="Times New Roman" w:hAnsi="Times New Roman" w:cs="Times New Roman"/>
+          <w:sz w:val="24"/>
+          <w:szCs w:val="24"/>
+        </w:rPr>
+        <w:t xml:space="preserve"> </w:t>
+      </w:r>
+      <w:r>
+        <w:rPr>
+          <w:rFonts w:ascii="Calibri" w:hAnsi="Calibri" w:cs="Calibri"/>
+        </w:rPr>
+        <w:t>during</w:t>
+      </w:r>
+      <w:r>
+        <w:rPr>
+          <w:rFonts w:ascii="Calibri" w:hAnsi="Calibri" w:cs="Calibri"/>
+        </w:rPr>
+        <w:t xml:space="preserve"> pedestrian </w:t>
+      </w:r>
+      <w:r>
+        <w:rPr>
+          <w:rFonts w:ascii="Calibri" w:hAnsi="Calibri" w:cs="Calibri"/>
+        </w:rPr>
+        <w:t>crossing</w:t>
+      </w:r>
+      <w:r>
+        <w:rPr>
+          <w:rFonts w:ascii="Calibri" w:hAnsi="Calibri" w:cs="Calibri"/>
+        </w:rPr>
+        <w:t>.</w:t>
+      </w:r>
+    </w:p>
+    <w:p>
+      <w:pPr>
+        <w:pStyle w:val="ListParagraph"/>
+        <w:numPr>
+          <w:ilvl w:val="0"/>
+          <w:numId w:val="18"/>
+        </w:numPr>
+        <w:ind w:left="360"/>
+        <w:jc w:val="both"/>
+        <w:rPr>
+          <w:rFonts w:ascii="Calibri" w:hAnsi="Calibri" w:cs="Calibri"/>
+        </w:rPr>
+      </w:pPr>
+      <w:r>
+        <w:rPr>
+          <w:rFonts w:ascii="Calibri" w:hAnsi="Calibri" w:cs="Calibri"/>
+        </w:rPr>
+        <w:t xml:space="preserve">The front-most vehicle </w:t>
+      </w:r>
+      <w:r>
+        <w:rPr>
+          <w:rFonts w:ascii="Calibri" w:hAnsi="Calibri" w:cs="Calibri"/>
+        </w:rPr>
+        <w:t>(</w:t>
+      </w:r>
+      <w:r>
+        <w:rPr>
+          <w:rFonts w:ascii="Calibri" w:hAnsi="Calibri" w:cs="Calibri"/>
+        </w:rPr>
+        <w:t>HDV</w:t>
+      </w:r>
+      <w:r>
+        <w:rPr>
+          <w:rFonts w:ascii="Calibri" w:hAnsi="Calibri" w:cs="Calibri"/>
+        </w:rPr>
+        <w:t>)</w:t>
+      </w:r>
+      <w:r>
+        <w:rPr>
+          <w:rFonts w:ascii="Calibri" w:hAnsi="Calibri" w:cs="Calibri"/>
+        </w:rPr>
+        <w:t xml:space="preserve"> </w:t>
+      </w:r>
+      <w:r>
+        <w:rPr>
+          <w:rFonts w:ascii="Calibri" w:hAnsi="Calibri" w:cs="Calibri"/>
+        </w:rPr>
+        <w:t>aims to achieve</w:t>
+      </w:r>
+      <w:r>
+        <w:rPr>
+          <w:rFonts w:ascii="Calibri" w:hAnsi="Calibri" w:cs="Calibri"/>
+        </w:rPr>
+        <w:t xml:space="preserve"> </w:t>
+      </w:r>
+      <w:r>
+        <w:rPr>
+          <w:rFonts w:ascii="Calibri" w:hAnsi="Calibri" w:cs="Calibri"/>
+        </w:rPr>
+        <w:t>the desired</w:t>
+      </w:r>
+      <w:r>
+        <w:rPr>
+          <w:rFonts w:ascii="Calibri" w:hAnsi="Calibri" w:cs="Calibri"/>
+        </w:rPr>
+        <w:t xml:space="preserve"> speed of 25m/s</w:t>
+      </w:r>
+      <w:r>
+        <w:rPr>
+          <w:rFonts w:ascii="Calibri" w:hAnsi="Calibri" w:cs="Calibri"/>
+        </w:rPr>
+        <w:t>.</w:t>
+      </w:r>
+    </w:p>
+    <w:p>
+      <w:pPr>
+        <w:pStyle w:val="ListParagraph"/>
+        <w:numPr>
+          <w:ilvl w:val="0"/>
+          <w:numId w:val="18"/>
+        </w:numPr>
+        <w:ind w:left="360"/>
+        <w:jc w:val="both"/>
+        <w:rPr>
+          <w:rFonts w:ascii="Calibri" w:hAnsi="Calibri" w:cs="Calibri"/>
+        </w:rPr>
+      </w:pPr>
+      <w:r>
+        <w:rPr>
+          <w:rFonts w:ascii="Calibri" w:hAnsi="Calibri" w:cs="Calibri"/>
+        </w:rPr>
+        <w:t>AVs have a desired speed of 20m/s</w:t>
+      </w:r>
+      <w:r>
+        <w:rPr>
+          <w:rFonts w:ascii="Calibri" w:hAnsi="Calibri" w:cs="Calibri"/>
+        </w:rPr>
+        <w:t xml:space="preserve"> and</w:t>
+      </w:r>
+      <w:r>
+        <w:rPr>
+          <w:rFonts w:ascii="Calibri" w:hAnsi="Calibri" w:cs="Calibri"/>
+        </w:rPr>
+        <w:t xml:space="preserve"> a desired time headway</w:t>
+      </w:r>
+      <w:r>
+        <w:rPr>
+          <w:rFonts w:ascii="Calibri" w:hAnsi="Calibri" w:cs="Calibri"/>
+        </w:rPr>
+        <w:t xml:space="preserve"> (</w:t>
       </w:r>
       <m:oMath>
         <m:r>
           <w:rPr>
-            <w:rFonts w:ascii="Cambria Math" w:hAnsi="Cambria Math" w:cstheme="majorHAnsi"/>
+            <w:rFonts w:ascii="Cambria Math" w:hAnsi="Cambria Math" w:cs="Calibri"/>
           </w:rPr>
-          <m:t>v(t+1) = v(t) + α(v_lead - v) + β(s - s*)</m:t>
+          <m:t>THW</m:t>
         </m:r>
       </m:oMath>
       <w:r>
         <w:rPr>
-          <w:rFonts w:asciiTheme="majorHAnsi" w:hAnsiTheme="majorHAnsi" w:cstheme="majorHAnsi"/>
-        </w:rPr>
-        <w:br/>
-        <w:t xml:space="preserve">Parameters: </w:t>
+          <w:rFonts w:ascii="Calibri" w:hAnsi="Calibri" w:cs="Calibri"/>
+        </w:rPr>
+        <w:t>)</w:t>
+      </w:r>
+      <w:r>
+        <w:rPr>
+          <w:rFonts w:ascii="Calibri" w:hAnsi="Calibri" w:cs="Calibri"/>
+        </w:rPr>
+        <w:t xml:space="preserve"> of 1.5s.</w:t>
+      </w:r>
+    </w:p>
+    <w:p>
+      <w:pPr>
+        <w:spacing w:after="0"/>
+        <w:jc w:val="both"/>
+        <w:rPr>
+          <w:rFonts w:ascii="Calibri" w:hAnsi="Calibri" w:cs="Calibri"/>
+          <w:b/>
+          <w:bCs/>
+          <w:sz w:val="28"/>
+          <w:szCs w:val="28"/>
+        </w:rPr>
+      </w:pPr>
+      <w:r>
+        <w:rPr>
+          <w:rFonts w:ascii="Calibri" w:hAnsi="Calibri" w:cs="Calibri"/>
+          <w:b/>
+          <w:bCs/>
+          <w:sz w:val="28"/>
+          <w:szCs w:val="28"/>
+        </w:rPr>
+        <w:t>Solution approach:</w:t>
+      </w:r>
+    </w:p>
+    <w:p>
+      <w:pPr>
+        <w:spacing w:after="100"/>
+        <w:jc w:val="both"/>
+        <w:rPr>
+          <w:rFonts w:ascii="Calibri" w:hAnsi="Calibri" w:cs="Calibri"/>
+          <w:lang w:val="en-GB"/>
+        </w:rPr>
+      </w:pPr>
+      <w:r>
+        <w:rPr>
+          <w:rFonts w:ascii="Calibri" w:hAnsi="Calibri" w:cs="Calibri"/>
+        </w:rPr>
+        <w:t xml:space="preserve">A rule-based controller is used for HDVs </w:t>
+      </w:r>
+      <w:r>
+        <w:rPr>
+          <w:rFonts w:ascii="Calibri" w:hAnsi="Calibri" w:cs="Calibri"/>
+        </w:rPr>
+        <w:t>as</w:t>
+      </w:r>
+      <w:r>
+        <w:rPr>
+          <w:rFonts w:ascii="Calibri" w:hAnsi="Calibri" w:cs="Calibri"/>
+        </w:rPr>
+        <w:t xml:space="preserve"> their behavior is </w:t>
+      </w:r>
+      <w:r>
+        <w:rPr>
+          <w:rFonts w:ascii="Calibri" w:hAnsi="Calibri" w:cs="Calibri"/>
+        </w:rPr>
+        <w:t>already given</w:t>
+      </w:r>
+      <w:r>
+        <w:rPr>
+          <w:rFonts w:ascii="Calibri" w:hAnsi="Calibri" w:cs="Calibri"/>
+        </w:rPr>
+        <w:t xml:space="preserve"> by a car-following model. For AVs, </w:t>
+      </w:r>
+      <w:r>
+        <w:rPr>
+          <w:rFonts w:ascii="Calibri" w:hAnsi="Calibri" w:cs="Calibri"/>
+        </w:rPr>
+        <w:t>model predictive control (</w:t>
+      </w:r>
+      <w:r>
+        <w:rPr>
+          <w:rFonts w:ascii="Calibri" w:hAnsi="Calibri" w:cs="Calibri"/>
+        </w:rPr>
+        <w:t>MPC</w:t>
+      </w:r>
+      <w:r>
+        <w:rPr>
+          <w:rFonts w:ascii="Calibri" w:hAnsi="Calibri" w:cs="Calibri"/>
+        </w:rPr>
+        <w:t>)</w:t>
+      </w:r>
+      <w:r>
+        <w:rPr>
+          <w:rFonts w:ascii="Calibri" w:hAnsi="Calibri" w:cs="Calibri"/>
+        </w:rPr>
+        <w:t xml:space="preserve"> is used </w:t>
+      </w:r>
+      <w:r>
+        <w:rPr>
+          <w:rFonts w:ascii="Calibri" w:hAnsi="Calibri" w:cs="Calibri"/>
+        </w:rPr>
+        <w:t xml:space="preserve">so that </w:t>
+      </w:r>
+      <w:r>
+        <w:rPr>
+          <w:rFonts w:ascii="Calibri" w:hAnsi="Calibri" w:cs="Calibri"/>
+        </w:rPr>
+        <w:t>they</w:t>
+      </w:r>
+      <w:r>
+        <w:rPr>
+          <w:rFonts w:ascii="Calibri" w:hAnsi="Calibri" w:cs="Calibri"/>
+        </w:rPr>
+        <w:t xml:space="preserve"> can look ahead over </w:t>
+      </w:r>
+      <w:r>
+        <w:rPr>
+          <w:rFonts w:ascii="Calibri" w:hAnsi="Calibri" w:cs="Calibri"/>
+        </w:rPr>
+        <w:t>a</w:t>
+      </w:r>
+      <w:r>
+        <w:rPr>
+          <w:rFonts w:ascii="Calibri" w:hAnsi="Calibri" w:cs="Calibri"/>
+        </w:rPr>
+        <w:t xml:space="preserve"> prediction horizon and choose its acceleration while satisfying the speed, gap and pedestrian constraints. A 3s horizon is used to give the AV enough time to react to the</w:t>
+      </w:r>
+      <w:r>
+        <w:rPr>
+          <w:rFonts w:ascii="Calibri" w:hAnsi="Calibri" w:cs="Calibri"/>
+        </w:rPr>
+        <w:t xml:space="preserve"> leading vehicle and the</w:t>
+      </w:r>
+      <w:r>
+        <w:rPr>
+          <w:rFonts w:ascii="Calibri" w:hAnsi="Calibri" w:cs="Calibri"/>
+        </w:rPr>
+        <w:t xml:space="preserve"> approaching pedestrian without making the optimization unnecessarily large. The pedestrian warning is </w:t>
+      </w:r>
+      <w:r>
+        <w:rPr>
+          <w:rFonts w:ascii="Calibri" w:hAnsi="Calibri" w:cs="Calibri"/>
+        </w:rPr>
+        <w:t xml:space="preserve">included for the vehicles to </w:t>
+      </w:r>
+      <w:r>
+        <w:rPr>
+          <w:rFonts w:ascii="Calibri" w:hAnsi="Calibri" w:cs="Calibri"/>
+        </w:rPr>
+        <w:t>decide</w:t>
+      </w:r>
+      <w:r>
+        <w:rPr>
+          <w:rFonts w:ascii="Calibri" w:hAnsi="Calibri" w:cs="Calibri"/>
+        </w:rPr>
+        <w:t xml:space="preserve"> between clearing the </w:t>
+      </w:r>
+      <w:r>
+        <w:rPr>
+          <w:rFonts w:ascii="Calibri" w:hAnsi="Calibri" w:cs="Calibri"/>
+        </w:rPr>
+        <w:t xml:space="preserve">pedestrian </w:t>
+      </w:r>
+      <w:r>
+        <w:rPr>
+          <w:rFonts w:ascii="Calibri" w:hAnsi="Calibri" w:cs="Calibri"/>
+        </w:rPr>
+        <w:t>crossing and stopping</w:t>
+      </w:r>
+      <w:r>
+        <w:rPr>
+          <w:rFonts w:ascii="Calibri" w:hAnsi="Calibri" w:cs="Calibri"/>
+        </w:rPr>
+        <w:t>.</w:t>
+      </w:r>
+      <w:r>
+        <w:rPr>
+          <w:rFonts w:ascii="Calibri" w:hAnsi="Calibri" w:cs="Calibri"/>
+        </w:rPr>
+        <w:t xml:space="preserve"> </w:t>
+      </w:r>
+      <w:r>
+        <w:rPr>
+          <w:rFonts w:ascii="Calibri" w:hAnsi="Calibri" w:cs="Calibri"/>
+        </w:rPr>
+        <w:t>T</w:t>
+      </w:r>
+      <w:r>
+        <w:rPr>
+          <w:rFonts w:ascii="Calibri" w:hAnsi="Calibri" w:cs="Calibri"/>
+        </w:rPr>
+        <w:t>he active pedestrian period is handled by a stopping constraint. The simulation time step was also compared at 1</w:t>
+      </w:r>
+      <w:r>
+        <w:rPr>
+          <w:rFonts w:ascii="Calibri" w:hAnsi="Calibri" w:cs="Calibri"/>
+        </w:rPr>
+        <w:t xml:space="preserve">, </w:t>
+      </w:r>
+      <w:r>
+        <w:rPr>
+          <w:rFonts w:ascii="Calibri" w:hAnsi="Calibri" w:cs="Calibri"/>
+        </w:rPr>
+        <w:t>10</w:t>
+      </w:r>
+      <w:r>
+        <w:rPr>
+          <w:rFonts w:ascii="Calibri" w:hAnsi="Calibri" w:cs="Calibri"/>
+        </w:rPr>
+        <w:t xml:space="preserve"> and 25</w:t>
+      </w:r>
+      <w:r>
+        <w:rPr>
+          <w:rFonts w:ascii="Calibri" w:hAnsi="Calibri" w:cs="Calibri"/>
+        </w:rPr>
+        <w:t>Hz to check the trade-off between numerical accuracy and computational cost.</w:t>
+      </w:r>
+      <w:r>
+        <w:rPr>
+          <w:rFonts w:ascii="Calibri" w:hAnsi="Calibri" w:cs="Calibri"/>
+        </w:rPr>
+        <w:t xml:space="preserve"> </w:t>
+      </w:r>
+    </w:p>
+    <w:p>
+      <w:pPr>
+        <w:spacing w:after="0"/>
+        <w:jc w:val="both"/>
+        <w:rPr>
+          <w:rFonts w:ascii="Calibri" w:hAnsi="Calibri" w:cs="Calibri"/>
+          <w:b/>
+          <w:bCs/>
+          <w:sz w:val="28"/>
+          <w:szCs w:val="28"/>
+        </w:rPr>
+      </w:pPr>
+      <w:r>
+        <w:rPr>
+          <w:rFonts w:ascii="Calibri" w:hAnsi="Calibri" w:cs="Calibri"/>
+          <w:b/>
+          <w:bCs/>
+          <w:sz w:val="28"/>
+          <w:szCs w:val="28"/>
+        </w:rPr>
+        <w:t>C</w:t>
+      </w:r>
+      <w:r>
+        <w:rPr>
+          <w:rFonts w:ascii="Calibri" w:hAnsi="Calibri" w:cs="Calibri"/>
+          <w:b/>
+          <w:bCs/>
+          <w:sz w:val="28"/>
+          <w:szCs w:val="28"/>
+        </w:rPr>
+        <w:t>ontrol formulation:</w:t>
+      </w:r>
+    </w:p>
+    <w:p>
+      <w:pPr>
+        <w:pStyle w:val="ListParagraph"/>
+        <w:numPr>
+          <w:ilvl w:val="0"/>
+          <w:numId w:val="19"/>
+        </w:numPr>
+        <w:ind w:left="360"/>
+        <w:jc w:val="both"/>
+        <w:rPr>
+          <w:rFonts w:ascii="Calibri" w:hAnsi="Calibri" w:cs="Calibri"/>
+          <w:b/>
+          <w:bCs/>
+        </w:rPr>
+      </w:pPr>
+      <w:r>
+        <w:rPr>
+          <w:rFonts w:ascii="Calibri" w:hAnsi="Calibri" w:cs="Calibri"/>
+          <w:b/>
+          <w:bCs/>
+        </w:rPr>
+        <w:t xml:space="preserve">HDV: rule-based </w:t>
+      </w:r>
+      <w:r>
+        <w:rPr>
+          <w:rFonts w:ascii="Calibri" w:hAnsi="Calibri" w:cs="Calibri"/>
+          <w:b/>
+          <w:bCs/>
+        </w:rPr>
+        <w:t>car-following model</w:t>
+      </w:r>
+    </w:p>
+    <w:p>
+      <w:pPr>
+        <w:pStyle w:val="ListParagraph"/>
+        <w:ind w:left="360"/>
+        <w:jc w:val="both"/>
+        <w:rPr>
+          <w:rFonts w:ascii="Calibri" w:hAnsi="Calibri" w:cs="Calibri"/>
+        </w:rPr>
+      </w:pPr>
+      <w:r>
+        <w:rPr>
+          <w:rFonts w:ascii="Calibri" w:hAnsi="Calibri" w:cs="Calibri"/>
+        </w:rPr>
+        <w:t xml:space="preserve">For </w:t>
+      </w:r>
+      <w:r>
+        <w:rPr>
+          <w:rFonts w:ascii="Calibri" w:hAnsi="Calibri" w:cs="Calibri"/>
+        </w:rPr>
+        <w:t>normal driving, the acceleration is given</w:t>
+      </w:r>
+      <w:r>
+        <w:rPr>
+          <w:rFonts w:ascii="Calibri" w:hAnsi="Calibri" w:cs="Calibri"/>
+        </w:rPr>
+        <w:t xml:space="preserve"> by</w:t>
+      </w:r>
+      <w:r>
+        <w:rPr>
+          <w:rFonts w:ascii="Calibri" w:hAnsi="Calibri" w:cs="Calibri"/>
+        </w:rPr>
+        <w:t xml:space="preserve">: </w:t>
       </w:r>
       <m:oMath>
         <m:r>
           <w:rPr>
-            <w:rFonts w:ascii="Cambria Math" w:hAnsi="Cambria Math" w:cstheme="majorHAnsi"/>
+            <w:rFonts w:ascii="Cambria Math" w:hAnsi="Cambria Math"/>
           </w:rPr>
-          <m:t>α=0.5</m:t>
+          <m:t>a_t = α(v_lead - v) + β(s - s*)</m:t>
         </m:r>
       </m:oMath>
       <w:r>
         <w:rPr>
-          <w:rFonts w:asciiTheme="majorHAnsi" w:hAnsiTheme="majorHAnsi" w:cstheme="majorHAnsi"/>
-        </w:rPr>
-        <w:t xml:space="preserve">, </w:t>
+          <w:rFonts w:ascii="Calibri" w:hAnsi="Calibri" w:cs="Calibri"/>
+        </w:rPr>
+        <w:t>, w</w:t>
+      </w:r>
+      <w:r>
+        <w:rPr>
+          <w:rFonts w:ascii="Calibri" w:hAnsi="Calibri" w:cs="Calibri"/>
+        </w:rPr>
+        <w:t>here</w:t>
+      </w:r>
+      <w:r>
+        <w:rPr>
+          <w:rFonts w:ascii="Calibri" w:hAnsi="Calibri" w:cs="Calibri"/>
+        </w:rPr>
+        <w:t xml:space="preserve"> </w:t>
       </w:r>
       <m:oMath>
         <m:r>
           <w:rPr>
-            <w:rFonts w:ascii="Cambria Math" w:hAnsi="Cambria Math" w:cstheme="majorHAnsi"/>
+            <w:rFonts w:ascii="Cambria Math" w:hAnsi="Cambria Math"/>
           </w:rPr>
-          <m:t>β=0.2</m:t>
+          <m:t>s=</m:t>
+        </m:r>
+        <m:sSub>
+          <m:sSubPr>
+            <m:ctrlPr>
+              <w:rPr>
+                <w:rFonts w:ascii="Cambria Math" w:hAnsi="Cambria Math"/>
+                <w:i/>
+              </w:rPr>
+            </m:ctrlPr>
+          </m:sSubPr>
+          <m:e>
+            <m:r>
+              <w:rPr>
+                <w:rFonts w:ascii="Cambria Math" w:hAnsi="Cambria Math"/>
+              </w:rPr>
+              <m:t>x</m:t>
+            </m:r>
+          </m:e>
+          <m:sub>
+            <m:r>
+              <w:rPr>
+                <w:rFonts w:ascii="Cambria Math" w:hAnsi="Cambria Math"/>
+              </w:rPr>
+              <m:t>lead</m:t>
+            </m:r>
+          </m:sub>
+        </m:sSub>
+        <m:r>
+          <w:rPr>
+            <w:rFonts w:ascii="Cambria Math" w:hAnsi="Cambria Math"/>
+          </w:rPr>
+          <m:t>-L-x</m:t>
         </m:r>
       </m:oMath>
       <w:r>
         <w:rPr>
-          <w:rFonts w:asciiTheme="majorHAnsi" w:hAnsiTheme="majorHAnsi" w:cstheme="majorHAnsi"/>
-        </w:rPr>
-        <w:t xml:space="preserve">, </w:t>
+          <w:rFonts w:ascii="Calibri" w:hAnsi="Calibri" w:cs="Calibri"/>
+        </w:rPr>
+        <w:t>, is the bumper-to-bumper gap.</w:t>
+      </w:r>
+      <w:r>
+        <w:rPr>
+          <w:rFonts w:ascii="Calibri" w:hAnsi="Calibri" w:cs="Calibri"/>
+        </w:rPr>
+        <w:t xml:space="preserve"> </w:t>
+      </w:r>
+      <w:r>
+        <w:rPr>
+          <w:rFonts w:ascii="Calibri" w:hAnsi="Calibri" w:cs="Calibri"/>
+        </w:rPr>
+        <w:t>During the pedestrian warning</w:t>
+      </w:r>
+      <w:r>
+        <w:rPr>
+          <w:rFonts w:ascii="Calibri" w:hAnsi="Calibri" w:cs="Calibri"/>
+        </w:rPr>
+        <w:t xml:space="preserve">, the HDV </w:t>
+      </w:r>
+      <w:r>
+        <w:rPr>
+          <w:rFonts w:ascii="Calibri" w:hAnsi="Calibri" w:cs="Calibri"/>
+        </w:rPr>
+        <w:t>calculates the deceleration needed to stop at the target</w:t>
+      </w:r>
+      <w:r>
+        <w:rPr>
+          <w:rFonts w:ascii="Calibri" w:hAnsi="Calibri" w:cs="Calibri"/>
+        </w:rPr>
+        <w:t>:</w:t>
+      </w:r>
+      <w:r>
+        <w:rPr>
+          <w:rFonts w:ascii="Calibri" w:hAnsi="Calibri" w:cs="Calibri"/>
+        </w:rPr>
+        <w:t xml:space="preserve"> </w:t>
       </w:r>
       <m:oMath>
+        <m:sSub>
+          <m:sSubPr>
+            <m:ctrlPr>
+              <w:rPr>
+                <w:rFonts w:ascii="Cambria Math" w:hAnsi="Cambria Math"/>
+                <w:i/>
+              </w:rPr>
+            </m:ctrlPr>
+          </m:sSubPr>
+          <m:e>
+            <m:r>
+              <w:rPr>
+                <w:rFonts w:ascii="Cambria Math" w:hAnsi="Cambria Math"/>
+              </w:rPr>
+              <m:t>a</m:t>
+            </m:r>
+          </m:e>
+          <m:sub>
+            <m:r>
+              <w:rPr>
+                <w:rFonts w:ascii="Cambria Math" w:hAnsi="Cambria Math"/>
+              </w:rPr>
+              <m:t>req</m:t>
+            </m:r>
+          </m:sub>
+        </m:sSub>
+        <m:r>
+          <w:rPr>
+            <w:rFonts w:ascii="Cambria Math" w:hAnsi="Cambria Math"/>
+          </w:rPr>
+          <m:t>= -</m:t>
+        </m:r>
+        <m:f>
+          <m:fPr>
+            <m:ctrlPr>
+              <w:rPr>
+                <w:rFonts w:ascii="Cambria Math" w:hAnsi="Cambria Math"/>
+                <w:i/>
+              </w:rPr>
+            </m:ctrlPr>
+          </m:fPr>
+          <m:num>
+            <m:sSup>
+              <m:sSupPr>
+                <m:ctrlPr>
+                  <w:rPr>
+                    <w:rFonts w:ascii="Cambria Math" w:hAnsi="Cambria Math"/>
+                  </w:rPr>
+                </m:ctrlPr>
+              </m:sSupPr>
+              <m:e>
+                <m:r>
+                  <w:rPr>
+                    <w:rFonts w:ascii="Cambria Math" w:hAnsi="Cambria Math"/>
+                  </w:rPr>
+                  <m:t>v</m:t>
+                </m:r>
+              </m:e>
+              <m:sup>
+                <m:r>
+                  <w:rPr>
+                    <w:rFonts w:ascii="Cambria Math" w:hAnsi="Cambria Math"/>
+                  </w:rPr>
+                  <m:t>2</m:t>
+                </m:r>
+              </m:sup>
+            </m:sSup>
+          </m:num>
+          <m:den>
+            <m:r>
+              <w:rPr>
+                <w:rFonts w:ascii="Cambria Math" w:hAnsi="Cambria Math"/>
+              </w:rPr>
+              <m:t xml:space="preserve">2 </m:t>
+            </m:r>
+            <m:d>
+              <m:dPr>
+                <m:ctrlPr>
+                  <w:rPr>
+                    <w:rFonts w:ascii="Cambria Math" w:hAnsi="Cambria Math"/>
+                    <w:i/>
+                  </w:rPr>
+                </m:ctrlPr>
+              </m:dPr>
+              <m:e>
+                <m:sSub>
+                  <m:sSubPr>
+                    <m:ctrlPr>
+                      <w:rPr>
+                        <w:rFonts w:ascii="Cambria Math" w:hAnsi="Cambria Math"/>
+                        <w:i/>
+                      </w:rPr>
+                    </m:ctrlPr>
+                  </m:sSubPr>
+                  <m:e>
+                    <m:r>
+                      <w:rPr>
+                        <w:rFonts w:ascii="Cambria Math" w:hAnsi="Cambria Math"/>
+                      </w:rPr>
+                      <m:t>x</m:t>
+                    </m:r>
+                  </m:e>
+                  <m:sub>
+                    <m:r>
+                      <w:rPr>
+                        <w:rFonts w:ascii="Cambria Math" w:hAnsi="Cambria Math"/>
+                      </w:rPr>
+                      <m:t>target</m:t>
+                    </m:r>
+                  </m:sub>
+                </m:sSub>
+                <m:r>
+                  <w:rPr>
+                    <w:rFonts w:ascii="Cambria Math" w:hAnsi="Cambria Math"/>
+                  </w:rPr>
+                  <m:t>- x</m:t>
+                </m:r>
+              </m:e>
+            </m:d>
+          </m:den>
+        </m:f>
+      </m:oMath>
+      <w:r>
+        <w:rPr>
+          <w:rFonts w:ascii="Calibri" w:hAnsi="Calibri" w:cs="Calibri"/>
+        </w:rPr>
+        <w:t xml:space="preserve">. </w:t>
+      </w:r>
+      <w:r>
+        <w:rPr>
+          <w:rFonts w:ascii="Calibri" w:hAnsi="Calibri" w:cs="Calibri"/>
+        </w:rPr>
+        <w:t xml:space="preserve">Here, </w:t>
+      </w:r>
+      <m:oMath>
+        <m:sSub>
+          <m:sSubPr>
+            <m:ctrlPr>
+              <w:rPr>
+                <w:rFonts w:ascii="Cambria Math" w:hAnsi="Cambria Math"/>
+                <w:i/>
+              </w:rPr>
+            </m:ctrlPr>
+          </m:sSubPr>
+          <m:e>
+            <m:r>
+              <w:rPr>
+                <w:rFonts w:ascii="Cambria Math" w:hAnsi="Cambria Math"/>
+              </w:rPr>
+              <m:t>x</m:t>
+            </m:r>
+          </m:e>
+          <m:sub>
+            <m:r>
+              <w:rPr>
+                <w:rFonts w:ascii="Cambria Math" w:hAnsi="Cambria Math"/>
+              </w:rPr>
+              <m:t>target</m:t>
+            </m:r>
+          </m:sub>
+        </m:sSub>
+      </m:oMath>
+      <w:r>
+        <w:rPr>
+          <w:rFonts w:ascii="Calibri" w:hAnsi="Calibri" w:cs="Calibri"/>
+        </w:rPr>
+        <w:t xml:space="preserve"> is either the stopping position behind a leader that is already stopping for the pedestrian</w:t>
+      </w:r>
+      <w:r>
+        <w:rPr>
+          <w:rFonts w:ascii="Calibri" w:hAnsi="Calibri" w:cs="Calibri"/>
+        </w:rPr>
+        <w:t xml:space="preserve"> (</w:t>
+      </w:r>
+      <m:oMath>
+        <m:sSub>
+          <m:sSubPr>
+            <m:ctrlPr>
+              <w:rPr>
+                <w:rFonts w:ascii="Cambria Math" w:hAnsi="Cambria Math"/>
+                <w:i/>
+              </w:rPr>
+            </m:ctrlPr>
+          </m:sSubPr>
+          <m:e>
+            <m:r>
+              <w:rPr>
+                <w:rFonts w:ascii="Cambria Math" w:hAnsi="Cambria Math"/>
+              </w:rPr>
+              <m:t>x</m:t>
+            </m:r>
+          </m:e>
+          <m:sub>
+            <m:r>
+              <w:rPr>
+                <w:rFonts w:ascii="Cambria Math" w:hAnsi="Cambria Math"/>
+              </w:rPr>
+              <m:t>lead</m:t>
+            </m:r>
+          </m:sub>
+        </m:sSub>
+        <m:r>
+          <w:rPr>
+            <w:rFonts w:ascii="Cambria Math" w:hAnsi="Cambria Math"/>
+          </w:rPr>
+          <m:t xml:space="preserve">-L- </m:t>
+        </m:r>
+        <m:sSub>
+          <m:sSubPr>
+            <m:ctrlPr>
+              <w:rPr>
+                <w:rFonts w:ascii="Cambria Math" w:hAnsi="Cambria Math" w:cs="Calibri"/>
+                <w:i/>
+              </w:rPr>
+            </m:ctrlPr>
+          </m:sSubPr>
+          <m:e>
+            <m:r>
+              <w:rPr>
+                <w:rFonts w:ascii="Cambria Math" w:hAnsi="Cambria Math" w:cs="Calibri"/>
+              </w:rPr>
+              <m:t>s</m:t>
+            </m:r>
+          </m:e>
+          <m:sub>
+            <m:r>
+              <w:rPr>
+                <w:rFonts w:ascii="Cambria Math" w:hAnsi="Cambria Math" w:cs="Calibri"/>
+              </w:rPr>
+              <m:t>gap</m:t>
+            </m:r>
+          </m:sub>
+        </m:sSub>
+      </m:oMath>
+      <w:r>
+        <w:rPr>
+          <w:rFonts w:ascii="Calibri" w:hAnsi="Calibri" w:cs="Calibri"/>
+        </w:rPr>
+        <w:t>)</w:t>
+      </w:r>
+      <w:r>
+        <w:rPr>
+          <w:rFonts w:ascii="Calibri" w:hAnsi="Calibri" w:cs="Calibri"/>
+        </w:rPr>
+        <w:t xml:space="preserve"> or the safe stop line</w:t>
+      </w:r>
+      <w:r>
+        <w:rPr>
+          <w:rFonts w:ascii="Calibri" w:hAnsi="Calibri" w:cs="Calibri"/>
+        </w:rPr>
+        <w:t xml:space="preserve"> (</w:t>
+      </w:r>
+      <m:oMath>
+        <m:sSub>
+          <m:sSubPr>
+            <m:ctrlPr>
+              <w:rPr>
+                <w:rFonts w:ascii="Cambria Math" w:hAnsi="Cambria Math"/>
+                <w:i/>
+              </w:rPr>
+            </m:ctrlPr>
+          </m:sSubPr>
+          <m:e>
+            <m:r>
+              <w:rPr>
+                <w:rFonts w:ascii="Cambria Math" w:hAnsi="Cambria Math"/>
+              </w:rPr>
+              <m:t>x</m:t>
+            </m:r>
+          </m:e>
+          <m:sub>
+            <m:r>
+              <w:rPr>
+                <w:rFonts w:ascii="Cambria Math" w:hAnsi="Cambria Math"/>
+              </w:rPr>
+              <m:t>stop</m:t>
+            </m:r>
+          </m:sub>
+        </m:sSub>
+      </m:oMath>
+      <w:r>
+        <w:rPr>
+          <w:rFonts w:ascii="Calibri" w:hAnsi="Calibri" w:cs="Calibri"/>
+        </w:rPr>
+        <w:t>)</w:t>
+      </w:r>
+      <w:r>
+        <w:rPr>
+          <w:rFonts w:ascii="Calibri" w:hAnsi="Calibri" w:cs="Calibri"/>
+        </w:rPr>
+        <w:t xml:space="preserve">. If the </w:t>
+      </w:r>
+      <w:r>
+        <w:rPr>
+          <w:rFonts w:ascii="Calibri" w:hAnsi="Calibri" w:cs="Calibri"/>
+        </w:rPr>
+        <w:t>required</w:t>
+      </w:r>
+      <w:r>
+        <w:rPr>
+          <w:rFonts w:ascii="Calibri" w:hAnsi="Calibri" w:cs="Calibri"/>
+        </w:rPr>
+        <w:t xml:space="preserve"> deceleration, </w:t>
+      </w:r>
+      <m:oMath>
+        <m:sSub>
+          <m:sSubPr>
+            <m:ctrlPr>
+              <w:rPr>
+                <w:rFonts w:ascii="Cambria Math" w:hAnsi="Cambria Math"/>
+                <w:i/>
+              </w:rPr>
+            </m:ctrlPr>
+          </m:sSubPr>
+          <m:e>
+            <m:r>
+              <w:rPr>
+                <w:rFonts w:ascii="Cambria Math" w:hAnsi="Cambria Math"/>
+              </w:rPr>
+              <m:t>a</m:t>
+            </m:r>
+          </m:e>
+          <m:sub>
+            <m:r>
+              <w:rPr>
+                <w:rFonts w:ascii="Cambria Math" w:hAnsi="Cambria Math"/>
+              </w:rPr>
+              <m:t>req</m:t>
+            </m:r>
+          </m:sub>
+        </m:sSub>
+      </m:oMath>
+      <w:r>
+        <w:rPr>
+          <w:rFonts w:ascii="Calibri" w:hAnsi="Calibri" w:cs="Calibri"/>
+        </w:rPr>
+        <w:t xml:space="preserve"> </w:t>
+      </w:r>
+      <w:r>
+        <w:rPr>
+          <w:rFonts w:ascii="Calibri" w:hAnsi="Calibri" w:cs="Calibri"/>
+        </w:rPr>
+        <w:t xml:space="preserve">reaches the comfort-braking </w:t>
+      </w:r>
+      <w:r>
+        <w:rPr>
+          <w:rFonts w:ascii="Calibri" w:hAnsi="Calibri" w:cs="Calibri"/>
+        </w:rPr>
+        <w:t>limit</w:t>
+      </w:r>
+      <w:r>
+        <w:rPr>
+          <w:rFonts w:ascii="Calibri" w:hAnsi="Calibri" w:cs="Calibri"/>
+        </w:rPr>
+        <w:t xml:space="preserve"> of</w:t>
+      </w:r>
+      <w:r>
+        <w:rPr>
+          <w:rFonts w:ascii="Calibri" w:hAnsi="Calibri" w:cs="Calibri"/>
+        </w:rPr>
+        <w:t xml:space="preserve"> -</w:t>
+      </w:r>
+      <w:r>
+        <w:rPr>
+          <w:rFonts w:ascii="Calibri" w:hAnsi="Calibri" w:cs="Calibri"/>
+        </w:rPr>
+        <w:t>2m/s</w:t>
+      </w:r>
+      <w:r>
+        <w:rPr>
+          <w:rFonts w:ascii="Calibri" w:hAnsi="Calibri" w:cs="Calibri"/>
+        </w:rPr>
+        <w:t>², the HDV enters the STOPPING mode and brakes toward the target. If the required deceleration to stop at the safe stop line exceeds the maximum available braking, the HDV checks whether it can still clear the crossing before the pedestrian arrives. If it cannot clear the crossing either, that time step is marked as infeasible</w:t>
+      </w:r>
+      <w:r>
+        <w:rPr>
+          <w:rFonts w:ascii="Calibri" w:hAnsi="Calibri" w:cs="Calibri"/>
+        </w:rPr>
+        <w:t>, for simulation diagnostics</w:t>
+      </w:r>
+      <w:r>
+        <w:rPr>
+          <w:rFonts w:ascii="Calibri" w:hAnsi="Calibri" w:cs="Calibri"/>
+        </w:rPr>
+        <w:t>. Once the STOPPING mode is entered, it is latched so that the vehicle continues braking toward its stopping target.</w:t>
+      </w:r>
+      <w:r>
+        <w:rPr>
+          <w:rFonts w:ascii="Calibri" w:hAnsi="Calibri" w:cs="Calibri"/>
+        </w:rPr>
+        <w:t xml:space="preserve"> </w:t>
+      </w:r>
+      <w:r>
+        <w:rPr>
+          <w:rFonts w:ascii="Calibri" w:hAnsi="Calibri" w:cs="Calibri"/>
+        </w:rPr>
+        <w:t xml:space="preserve">When </w:t>
+      </w:r>
+      <w:r>
+        <w:rPr>
+          <w:rFonts w:ascii="Calibri" w:hAnsi="Calibri" w:cs="Calibri"/>
+        </w:rPr>
+        <w:t>pedestrian crossing is active</w:t>
+      </w:r>
+      <w:r>
+        <w:rPr>
+          <w:rFonts w:ascii="Calibri" w:hAnsi="Calibri" w:cs="Calibri"/>
+        </w:rPr>
+        <w:t xml:space="preserve">, the HDV </w:t>
+      </w:r>
+      <w:r>
+        <w:rPr>
+          <w:rFonts w:ascii="Calibri" w:hAnsi="Calibri" w:cs="Calibri"/>
+        </w:rPr>
+        <w:t xml:space="preserve">still </w:t>
+      </w:r>
+      <w:r>
+        <w:rPr>
+          <w:rFonts w:ascii="Calibri" w:hAnsi="Calibri" w:cs="Calibri"/>
+        </w:rPr>
+        <w:t>behind the crossing is latched to stop</w:t>
+      </w:r>
+      <w:r>
+        <w:rPr>
+          <w:rFonts w:ascii="Calibri" w:hAnsi="Calibri" w:cs="Calibri"/>
+        </w:rPr>
+        <w:t>.</w:t>
+      </w:r>
+    </w:p>
+    <w:p>
+      <w:pPr>
+        <w:pStyle w:val="ListParagraph"/>
+        <w:numPr>
+          <w:ilvl w:val="0"/>
+          <w:numId w:val="19"/>
+        </w:numPr>
+        <w:spacing w:before="100" w:after="0"/>
+        <w:ind w:left="360"/>
+        <w:jc w:val="both"/>
+        <w:rPr>
+          <w:rFonts w:ascii="Calibri" w:hAnsi="Calibri" w:cs="Calibri"/>
+          <w:b/>
+          <w:bCs/>
+        </w:rPr>
+      </w:pPr>
+      <w:r>
+        <w:rPr>
+          <w:rFonts w:ascii="Calibri" w:hAnsi="Calibri" w:cs="Calibri"/>
+          <w:b/>
+          <w:bCs/>
+        </w:rPr>
+        <w:t>AV: MPC formulation</w:t>
+      </w:r>
+    </w:p>
+    <w:p>
+      <w:pPr>
+        <w:pStyle w:val="ListParagraph"/>
+        <w:spacing w:after="100"/>
+        <w:ind w:left="360"/>
+        <w:jc w:val="both"/>
+        <w:rPr>
+          <w:rFonts w:ascii="Calibri" w:hAnsi="Calibri" w:cs="Calibri"/>
+        </w:rPr>
+      </w:pPr>
+      <w:r>
+        <w:rPr>
+          <w:rFonts w:ascii="Calibri" w:hAnsi="Calibri" w:cs="Calibri"/>
+        </w:rPr>
+        <w:t xml:space="preserve">Acceleration is the control input for </w:t>
+      </w:r>
+      <w:r>
+        <w:rPr>
+          <w:rFonts w:ascii="Calibri" w:hAnsi="Calibri" w:cs="Calibri"/>
+        </w:rPr>
+        <w:t>the AV</w:t>
+      </w:r>
+      <w:r>
+        <w:rPr>
+          <w:rFonts w:ascii="Calibri" w:hAnsi="Calibri" w:cs="Calibri"/>
+        </w:rPr>
+        <w:t xml:space="preserve">. </w:t>
+      </w:r>
+      <w:r>
+        <w:rPr>
+          <w:rFonts w:ascii="Calibri" w:hAnsi="Calibri" w:cs="Calibri"/>
+        </w:rPr>
+        <w:t>The MPC finds the acceleration sequence</w:t>
+      </w:r>
+      <w:r>
+        <w:rPr>
+          <w:rFonts w:ascii="Calibri" w:hAnsi="Calibri" w:cs="Calibri"/>
+        </w:rPr>
+        <w:t xml:space="preserve"> over the prediction horizon</w:t>
+      </w:r>
+      <w:r>
+        <w:rPr>
+          <w:rFonts w:ascii="Calibri" w:hAnsi="Calibri" w:cs="Calibri"/>
+        </w:rPr>
+        <w:t xml:space="preserve"> that minimizes a cost </w:t>
+      </w:r>
+      <w:r>
+        <w:rPr>
+          <w:rFonts w:ascii="Calibri" w:hAnsi="Calibri" w:cs="Calibri"/>
+        </w:rPr>
+        <w:t>function</w:t>
+      </w:r>
+      <w:r>
+        <w:rPr>
+          <w:rFonts w:ascii="Calibri" w:hAnsi="Calibri" w:cs="Calibri"/>
+        </w:rPr>
+        <w:t xml:space="preserve"> and</w:t>
+      </w:r>
+      <w:r>
+        <w:rPr>
+          <w:rFonts w:ascii="Calibri" w:hAnsi="Calibri" w:cs="Calibri"/>
+        </w:rPr>
+        <w:t xml:space="preserve"> applies the first value from th</w:t>
+      </w:r>
+      <w:r>
+        <w:rPr>
+          <w:rFonts w:ascii="Calibri" w:hAnsi="Calibri" w:cs="Calibri"/>
+        </w:rPr>
+        <w:t>at</w:t>
+      </w:r>
+      <w:r>
+        <w:rPr>
+          <w:rFonts w:ascii="Calibri" w:hAnsi="Calibri" w:cs="Calibri"/>
+        </w:rPr>
+        <w:t xml:space="preserve"> sequence</w:t>
+      </w:r>
+      <w:r>
+        <w:rPr>
+          <w:rFonts w:ascii="Calibri" w:hAnsi="Calibri" w:cs="Calibri"/>
+        </w:rPr>
+        <w:t>. The cost function penalizes three things: deviation from the desired speed, uncomfortable changes in acceleration (jerk), and deviation from the desired time headway. During stopping, an extra cost is added to make the AV stop close to its target position. This gives a balance between comfort, efficiency and safety.</w:t>
+      </w:r>
+      <w:r>
+        <w:rPr>
+          <w:rFonts w:ascii="Calibri" w:hAnsi="Calibri" w:cs="Calibri"/>
+        </w:rPr>
+        <w:t xml:space="preserve"> </w:t>
+      </w:r>
+      <w:r>
+        <w:rPr>
+          <w:rFonts w:ascii="Calibri" w:hAnsi="Calibri" w:cs="Calibri"/>
+        </w:rPr>
+        <w:t xml:space="preserve">The optimization is subject to </w:t>
+      </w:r>
+      <w:r>
+        <w:rPr>
+          <w:rFonts w:ascii="Calibri" w:hAnsi="Calibri" w:cs="Calibri"/>
+        </w:rPr>
+        <w:t>speed</w:t>
+      </w:r>
+      <w:r>
+        <w:rPr>
+          <w:rFonts w:ascii="Calibri" w:hAnsi="Calibri" w:cs="Calibri"/>
+        </w:rPr>
+        <w:t xml:space="preserve">, acceleration and minimum-gap constraints. I used SLSQP to solve </w:t>
+      </w:r>
+      <w:r>
+        <w:rPr>
+          <w:rFonts w:ascii="Calibri" w:hAnsi="Calibri" w:cs="Calibri"/>
+        </w:rPr>
+        <w:t>this.</w:t>
+      </w:r>
+    </w:p>
+    <w:p>
+      <w:pPr>
+        <w:pStyle w:val="ListParagraph"/>
+        <w:spacing w:after="100"/>
+        <w:ind w:left="360"/>
+        <w:jc w:val="both"/>
+        <w:rPr>
+          <w:rFonts w:ascii="Calibri" w:hAnsi="Calibri" w:cs="Calibri"/>
+        </w:rPr>
+      </w:pPr>
+      <w:r>
+        <w:rPr>
+          <w:rFonts w:ascii="Calibri" w:hAnsi="Calibri" w:cs="Calibri"/>
+          <w:b/>
+          <w:bCs/>
+        </w:rPr>
+        <w:t>During normal driving:</w:t>
+      </w:r>
+      <w:r>
+        <w:rPr>
+          <w:rFonts w:ascii="Calibri" w:hAnsi="Calibri" w:cs="Calibri"/>
+          <w:b/>
+          <w:bCs/>
+        </w:rPr>
+        <w:t xml:space="preserve"> </w:t>
+      </w:r>
+      <w:r>
+        <w:rPr>
+          <w:rFonts w:ascii="Calibri" w:hAnsi="Calibri" w:cs="Calibri"/>
+        </w:rPr>
+        <w:t>The controller tries to find the optimal acceleration by solving</w:t>
+      </w:r>
+    </w:p>
+    <w:p>
+      <w:pPr>
+        <w:pStyle w:val="ListParagraph"/>
+        <w:spacing w:after="100"/>
+        <w:ind w:left="360"/>
+        <w:jc w:val="center"/>
+        <w:rPr>
+          <w:rFonts w:ascii="Calibri" w:hAnsi="Calibri" w:cs="Calibri"/>
+        </w:rPr>
+      </w:pPr>
+      <m:oMathPara>
+        <m:oMath>
+          <m:sSup>
+            <m:sSupPr>
+              <m:ctrlPr>
+                <w:rPr>
+                  <w:rFonts w:ascii="Cambria Math" w:hAnsi="Cambria Math" w:cs="Calibri"/>
+                  <w:b/>
+                  <w:bCs/>
+                  <w:i/>
+                </w:rPr>
+              </m:ctrlPr>
+            </m:sSupPr>
+            <m:e>
+              <m:r>
+                <m:rPr>
+                  <m:sty m:val="bi"/>
+                </m:rPr>
+                <w:rPr>
+                  <w:rFonts w:ascii="Cambria Math" w:hAnsi="Cambria Math" w:cs="Calibri"/>
+                </w:rPr>
+                <m:t>a</m:t>
+              </m:r>
+            </m:e>
+            <m:sup>
+              <m:r>
+                <m:rPr>
+                  <m:sty m:val="bi"/>
+                </m:rPr>
+                <w:rPr>
+                  <w:rFonts w:ascii="Cambria Math" w:hAnsi="Cambria Math" w:cs="Calibri"/>
+                </w:rPr>
+                <m:t>*</m:t>
+              </m:r>
+            </m:sup>
+          </m:sSup>
+          <m:r>
+            <w:rPr>
+              <w:rFonts w:ascii="Cambria Math" w:hAnsi="Cambria Math" w:cs="Calibri"/>
+            </w:rPr>
+            <m:t>= arg</m:t>
+          </m:r>
+          <m:func>
+            <m:funcPr>
+              <m:ctrlPr>
+                <w:rPr>
+                  <w:rFonts w:ascii="Cambria Math" w:hAnsi="Cambria Math" w:cs="Calibri"/>
+                  <w:i/>
+                </w:rPr>
+              </m:ctrlPr>
+            </m:funcPr>
+            <m:fName>
+              <m:limLow>
+                <m:limLowPr>
+                  <m:ctrlPr>
+                    <w:rPr>
+                      <w:rFonts w:ascii="Cambria Math" w:hAnsi="Cambria Math" w:cs="Calibri"/>
+                      <w:i/>
+                    </w:rPr>
+                  </m:ctrlPr>
+                </m:limLowPr>
+                <m:e>
+                  <m:r>
+                    <m:rPr>
+                      <m:sty m:val="p"/>
+                    </m:rPr>
+                    <w:rPr>
+                      <w:rFonts w:ascii="Cambria Math" w:hAnsi="Cambria Math" w:cs="Calibri"/>
+                    </w:rPr>
+                    <m:t>min</m:t>
+                  </m:r>
+                </m:e>
+                <m:lim>
+                  <m:r>
+                    <w:rPr>
+                      <w:rFonts w:ascii="Cambria Math" w:hAnsi="Cambria Math" w:cs="Calibri"/>
+                    </w:rPr>
+                    <m:t>a</m:t>
+                  </m:r>
+                </m:lim>
+              </m:limLow>
+            </m:fName>
+            <m:e>
+              <m:sSub>
+                <m:sSubPr>
+                  <m:ctrlPr>
+                    <w:rPr>
+                      <w:rFonts w:ascii="Cambria Math" w:hAnsi="Cambria Math" w:cs="Calibri"/>
+                      <w:i/>
+                    </w:rPr>
+                  </m:ctrlPr>
+                </m:sSubPr>
+                <m:e>
+                  <m:r>
+                    <w:rPr>
+                      <w:rFonts w:ascii="Cambria Math" w:hAnsi="Cambria Math" w:cs="Calibri"/>
+                    </w:rPr>
+                    <m:t>J</m:t>
+                  </m:r>
+                </m:e>
+                <m:sub>
+                  <m:r>
+                    <w:rPr>
+                      <w:rFonts w:ascii="Cambria Math" w:hAnsi="Cambria Math" w:cs="Calibri"/>
+                    </w:rPr>
+                    <m:t>N</m:t>
+                  </m:r>
+                </m:sub>
+              </m:sSub>
+            </m:e>
+          </m:func>
+          <m:r>
+            <w:rPr>
+              <w:rFonts w:ascii="Cambria Math" w:hAnsi="Cambria Math" w:cs="Calibri"/>
+            </w:rPr>
+            <m:t xml:space="preserve"> :=</m:t>
+          </m:r>
+          <m:sSub>
+            <m:sSubPr>
+              <m:ctrlPr>
+                <w:rPr>
+                  <w:rFonts w:ascii="Cambria Math" w:hAnsi="Cambria Math" w:cs="Calibri"/>
+                  <w:i/>
+                </w:rPr>
+              </m:ctrlPr>
+            </m:sSubPr>
+            <m:e>
+              <m:r>
+                <w:rPr>
+                  <w:rFonts w:ascii="Cambria Math" w:hAnsi="Cambria Math" w:cs="Calibri"/>
+                </w:rPr>
+                <m:t>w</m:t>
+              </m:r>
+            </m:e>
+            <m:sub>
+              <m:r>
+                <w:rPr>
+                  <w:rFonts w:ascii="Cambria Math" w:hAnsi="Cambria Math" w:cs="Calibri"/>
+                </w:rPr>
+                <m:t>v</m:t>
+              </m:r>
+            </m:sub>
+          </m:sSub>
+          <m:nary>
+            <m:naryPr>
+              <m:chr m:val="∑"/>
+              <m:limLoc m:val="subSup"/>
+              <m:supHide m:val="1"/>
+              <m:ctrlPr>
+                <w:rPr>
+                  <w:rFonts w:ascii="Cambria Math" w:hAnsi="Cambria Math" w:cs="Calibri"/>
+                  <w:i/>
+                </w:rPr>
+              </m:ctrlPr>
+            </m:naryPr>
+            <m:sub>
+              <m:r>
+                <w:rPr>
+                  <w:rFonts w:ascii="Cambria Math" w:hAnsi="Cambria Math" w:cs="Calibri"/>
+                </w:rPr>
+                <m:t>k</m:t>
+              </m:r>
+            </m:sub>
+            <m:sup/>
+            <m:e>
+              <m:sSup>
+                <m:sSupPr>
+                  <m:ctrlPr>
+                    <w:rPr>
+                      <w:rFonts w:ascii="Cambria Math" w:hAnsi="Cambria Math" w:cs="Calibri"/>
+                      <w:i/>
+                    </w:rPr>
+                  </m:ctrlPr>
+                </m:sSupPr>
+                <m:e>
+                  <m:sSub>
+                    <m:sSubPr>
+                      <m:ctrlPr>
+                        <w:rPr>
+                          <w:rFonts w:ascii="Cambria Math" w:hAnsi="Cambria Math" w:cs="Calibri"/>
+                          <w:i/>
+                        </w:rPr>
+                      </m:ctrlPr>
+                    </m:sSubPr>
+                    <m:e>
+                      <m:r>
+                        <w:rPr>
+                          <w:rFonts w:ascii="Cambria Math" w:hAnsi="Cambria Math" w:cs="Calibri"/>
+                        </w:rPr>
+                        <m:t>(v</m:t>
+                      </m:r>
+                    </m:e>
+                    <m:sub>
+                      <m:r>
+                        <w:rPr>
+                          <w:rFonts w:ascii="Cambria Math" w:hAnsi="Cambria Math" w:cs="Calibri"/>
+                        </w:rPr>
+                        <m:t>k</m:t>
+                      </m:r>
+                    </m:sub>
+                  </m:sSub>
+                  <m:r>
+                    <w:rPr>
+                      <w:rFonts w:ascii="Cambria Math" w:hAnsi="Cambria Math" w:cs="Calibri"/>
+                    </w:rPr>
+                    <m:t>-20)</m:t>
+                  </m:r>
+                </m:e>
+                <m:sup>
+                  <m:r>
+                    <w:rPr>
+                      <w:rFonts w:ascii="Cambria Math" w:hAnsi="Cambria Math" w:cs="Calibri"/>
+                    </w:rPr>
+                    <m:t>2</m:t>
+                  </m:r>
+                </m:sup>
+              </m:sSup>
+            </m:e>
+          </m:nary>
+          <m:r>
+            <w:rPr>
+              <w:rFonts w:ascii="Cambria Math" w:hAnsi="Cambria Math" w:cs="Calibri"/>
+            </w:rPr>
+            <m:t>+</m:t>
+          </m:r>
+          <m:sSub>
+            <m:sSubPr>
+              <m:ctrlPr>
+                <w:rPr>
+                  <w:rFonts w:ascii="Cambria Math" w:hAnsi="Cambria Math" w:cs="Calibri"/>
+                  <w:i/>
+                </w:rPr>
+              </m:ctrlPr>
+            </m:sSubPr>
+            <m:e>
+              <m:r>
+                <w:rPr>
+                  <w:rFonts w:ascii="Cambria Math" w:hAnsi="Cambria Math" w:cs="Calibri"/>
+                </w:rPr>
+                <m:t>w</m:t>
+              </m:r>
+            </m:e>
+            <m:sub>
+              <m:r>
+                <w:rPr>
+                  <w:rFonts w:ascii="Cambria Math" w:hAnsi="Cambria Math" w:cs="Calibri"/>
+                </w:rPr>
+                <m:t>j</m:t>
+              </m:r>
+            </m:sub>
+          </m:sSub>
+          <m:nary>
+            <m:naryPr>
+              <m:chr m:val="∑"/>
+              <m:limLoc m:val="subSup"/>
+              <m:supHide m:val="1"/>
+              <m:ctrlPr>
+                <w:rPr>
+                  <w:rFonts w:ascii="Cambria Math" w:hAnsi="Cambria Math" w:cs="Calibri"/>
+                  <w:i/>
+                </w:rPr>
+              </m:ctrlPr>
+            </m:naryPr>
+            <m:sub>
+              <m:r>
+                <w:rPr>
+                  <w:rFonts w:ascii="Cambria Math" w:hAnsi="Cambria Math" w:cs="Calibri"/>
+                </w:rPr>
+                <m:t>k</m:t>
+              </m:r>
+            </m:sub>
+            <m:sup/>
+            <m:e>
+              <m:sSubSup>
+                <m:sSubSupPr>
+                  <m:ctrlPr>
+                    <w:rPr>
+                      <w:rFonts w:ascii="Cambria Math" w:hAnsi="Cambria Math" w:cs="Calibri"/>
+                      <w:i/>
+                    </w:rPr>
+                  </m:ctrlPr>
+                </m:sSubSupPr>
+                <m:e>
+                  <m:r>
+                    <w:rPr>
+                      <w:rFonts w:ascii="Cambria Math" w:hAnsi="Cambria Math" w:cs="Calibri"/>
+                    </w:rPr>
+                    <m:t>jerk</m:t>
+                  </m:r>
+                </m:e>
+                <m:sub>
+                  <m:r>
+                    <w:rPr>
+                      <w:rFonts w:ascii="Cambria Math" w:hAnsi="Cambria Math" w:cs="Calibri"/>
+                    </w:rPr>
+                    <m:t>k</m:t>
+                  </m:r>
+                </m:sub>
+                <m:sup>
+                  <m:r>
+                    <w:rPr>
+                      <w:rFonts w:ascii="Cambria Math" w:hAnsi="Cambria Math" w:cs="Calibri"/>
+                    </w:rPr>
+                    <m:t>2</m:t>
+                  </m:r>
+                </m:sup>
+              </m:sSubSup>
+            </m:e>
+          </m:nary>
+          <m:r>
+            <w:rPr>
+              <w:rFonts w:ascii="Cambria Math" w:hAnsi="Cambria Math" w:cs="Calibri"/>
+            </w:rPr>
+            <m:t xml:space="preserve">∆t+ </m:t>
+          </m:r>
+          <m:sSub>
+            <m:sSubPr>
+              <m:ctrlPr>
+                <w:rPr>
+                  <w:rFonts w:ascii="Cambria Math" w:hAnsi="Cambria Math" w:cs="Calibri"/>
+                  <w:i/>
+                </w:rPr>
+              </m:ctrlPr>
+            </m:sSubPr>
+            <m:e>
+              <m:r>
+                <w:rPr>
+                  <w:rFonts w:ascii="Cambria Math" w:hAnsi="Cambria Math" w:cs="Calibri"/>
+                </w:rPr>
+                <m:t>w</m:t>
+              </m:r>
+            </m:e>
+            <m:sub>
+              <m:r>
+                <w:rPr>
+                  <w:rFonts w:ascii="Cambria Math" w:hAnsi="Cambria Math" w:cs="Calibri"/>
+                </w:rPr>
+                <m:t>h</m:t>
+              </m:r>
+            </m:sub>
+          </m:sSub>
+          <m:nary>
+            <m:naryPr>
+              <m:chr m:val="∑"/>
+              <m:limLoc m:val="subSup"/>
+              <m:supHide m:val="1"/>
+              <m:ctrlPr>
+                <w:rPr>
+                  <w:rFonts w:ascii="Cambria Math" w:hAnsi="Cambria Math" w:cs="Calibri"/>
+                  <w:i/>
+                </w:rPr>
+              </m:ctrlPr>
+            </m:naryPr>
+            <m:sub>
+              <m:r>
+                <w:rPr>
+                  <w:rFonts w:ascii="Cambria Math" w:hAnsi="Cambria Math" w:cs="Calibri"/>
+                </w:rPr>
+                <m:t>k</m:t>
+              </m:r>
+            </m:sub>
+            <m:sup/>
+            <m:e>
+              <m:sSup>
+                <m:sSupPr>
+                  <m:ctrlPr>
+                    <w:rPr>
+                      <w:rFonts w:ascii="Cambria Math" w:hAnsi="Cambria Math" w:cs="Calibri"/>
+                      <w:i/>
+                    </w:rPr>
+                  </m:ctrlPr>
+                </m:sSupPr>
+                <m:e>
+                  <m:r>
+                    <w:rPr>
+                      <w:rFonts w:ascii="Cambria Math" w:hAnsi="Cambria Math" w:cs="Calibri"/>
+                    </w:rPr>
+                    <m:t>[</m:t>
+                  </m:r>
+                  <m:func>
+                    <m:funcPr>
+                      <m:ctrlPr>
+                        <w:rPr>
+                          <w:rFonts w:ascii="Cambria Math" w:hAnsi="Cambria Math" w:cs="Calibri"/>
+                          <w:i/>
+                        </w:rPr>
+                      </m:ctrlPr>
+                    </m:funcPr>
+                    <m:fName>
+                      <m:limLow>
+                        <m:limLowPr>
+                          <m:ctrlPr>
+                            <w:rPr>
+                              <w:rFonts w:ascii="Cambria Math" w:hAnsi="Cambria Math" w:cs="Calibri"/>
+                              <w:i/>
+                            </w:rPr>
+                          </m:ctrlPr>
+                        </m:limLowPr>
+                        <m:e>
+                          <m:r>
+                            <m:rPr>
+                              <m:sty m:val="p"/>
+                            </m:rPr>
+                            <w:rPr>
+                              <w:rFonts w:ascii="Cambria Math" w:hAnsi="Cambria Math" w:cs="Calibri"/>
+                            </w:rPr>
+                            <m:t>max</m:t>
+                          </m:r>
+                        </m:e>
+                        <m:lim>
+                          <m:r>
+                            <w:rPr>
+                              <w:rFonts w:ascii="Cambria Math" w:hAnsi="Cambria Math" w:cs="Calibri"/>
+                            </w:rPr>
+                            <m:t xml:space="preserve">  </m:t>
+                          </m:r>
+                        </m:lim>
+                      </m:limLow>
+                    </m:fName>
+                    <m:e>
+                      <m:r>
+                        <w:rPr>
+                          <w:rFonts w:ascii="Cambria Math" w:hAnsi="Cambria Math" w:cs="Calibri"/>
+                        </w:rPr>
+                        <m:t xml:space="preserve">(0, </m:t>
+                      </m:r>
+                      <m:d>
+                        <m:dPr>
+                          <m:ctrlPr>
+                            <w:rPr>
+                              <w:rFonts w:ascii="Cambria Math" w:hAnsi="Cambria Math" w:cs="Calibri"/>
+                              <w:i/>
+                            </w:rPr>
+                          </m:ctrlPr>
+                        </m:dPr>
+                        <m:e>
+                          <m:r>
+                            <w:rPr>
+                              <w:rFonts w:ascii="Cambria Math" w:hAnsi="Cambria Math" w:cs="Calibri"/>
+                            </w:rPr>
+                            <m:t>1.5-</m:t>
+                          </m:r>
+                          <m:sSub>
+                            <m:sSubPr>
+                              <m:ctrlPr>
+                                <w:rPr>
+                                  <w:rFonts w:ascii="Cambria Math" w:hAnsi="Cambria Math" w:cs="Calibri"/>
+                                  <w:i/>
+                                </w:rPr>
+                              </m:ctrlPr>
+                            </m:sSubPr>
+                            <m:e>
+                              <m:r>
+                                <w:rPr>
+                                  <w:rFonts w:ascii="Cambria Math" w:hAnsi="Cambria Math" w:cs="Calibri"/>
+                                </w:rPr>
+                                <m:t>THW</m:t>
+                              </m:r>
+                            </m:e>
+                            <m:sub>
+                              <m:r>
+                                <w:rPr>
+                                  <w:rFonts w:ascii="Cambria Math" w:hAnsi="Cambria Math" w:cs="Calibri"/>
+                                </w:rPr>
+                                <m:t>k</m:t>
+                              </m:r>
+                            </m:sub>
+                          </m:sSub>
+                        </m:e>
+                      </m:d>
+                      <m:r>
+                        <w:rPr>
+                          <w:rFonts w:ascii="Cambria Math" w:hAnsi="Cambria Math" w:cs="Calibri"/>
+                        </w:rPr>
+                        <m:t>)</m:t>
+                      </m:r>
+                    </m:e>
+                  </m:func>
+                  <m:r>
+                    <w:rPr>
+                      <w:rFonts w:ascii="Cambria Math" w:hAnsi="Cambria Math" w:cs="Calibri"/>
+                    </w:rPr>
+                    <m:t>]</m:t>
+                  </m:r>
+                </m:e>
+                <m:sup>
+                  <m:r>
+                    <w:rPr>
+                      <w:rFonts w:ascii="Cambria Math" w:hAnsi="Cambria Math" w:cs="Calibri"/>
+                    </w:rPr>
+                    <m:t>2</m:t>
+                  </m:r>
+                </m:sup>
+              </m:sSup>
+            </m:e>
+          </m:nary>
+        </m:oMath>
+      </m:oMathPara>
+    </w:p>
+    <w:p>
+      <w:pPr>
+        <w:pStyle w:val="ListParagraph"/>
+        <w:spacing w:after="100"/>
+        <w:ind w:left="360"/>
+        <w:jc w:val="center"/>
+        <w:rPr>
+          <w:rFonts w:ascii="Calibri" w:hAnsi="Calibri" w:cs="Calibri"/>
+        </w:rPr>
+      </w:pPr>
+      <w:r>
+        <w:rPr>
+          <w:rFonts w:ascii="Calibri" w:hAnsi="Calibri" w:cs="Calibri"/>
+        </w:rPr>
+        <w:t xml:space="preserve">subject to:  </w:t>
+      </w:r>
+      <m:oMath>
+        <m:r>
+          <w:rPr>
+            <w:rFonts w:ascii="Cambria Math" w:hAnsi="Cambria Math" w:cs="Calibri"/>
+          </w:rPr>
+          <m:t>-8m/</m:t>
+        </m:r>
         <m:sSup>
           <m:sSupPr>
             <m:ctrlPr>
               <w:rPr>
-                <w:rFonts w:ascii="Cambria Math" w:hAnsi="Cambria Math" w:cstheme="majorHAnsi"/>
+                <w:rFonts w:ascii="Cambria Math" w:hAnsi="Cambria Math" w:cs="Calibri"/>
                 <w:i/>
               </w:rPr>
             </m:ctrlPr>
@@ -204,7 +2141,7 @@
           <m:e>
             <m:r>
               <w:rPr>
-                <w:rFonts w:ascii="Cambria Math" w:hAnsi="Cambria Math" w:cstheme="majorHAnsi"/>
+                <w:rFonts w:ascii="Cambria Math" w:hAnsi="Cambria Math" w:cs="Calibri"/>
               </w:rPr>
               <m:t>s</m:t>
             </m:r>
@@ -212,92 +2149,23 @@
           <m:sup>
             <m:r>
               <w:rPr>
-                <w:rFonts w:ascii="Cambria Math" w:hAnsi="Cambria Math" w:cstheme="majorHAnsi"/>
+                <w:rFonts w:ascii="Cambria Math" w:hAnsi="Cambria Math" w:cs="Calibri"/>
               </w:rPr>
-              <m:t>*</m:t>
+              <m:t>2</m:t>
             </m:r>
           </m:sup>
         </m:sSup>
         <m:r>
           <w:rPr>
-            <w:rFonts w:ascii="Cambria Math" w:hAnsi="Cambria Math" w:cstheme="majorHAnsi"/>
+            <w:rFonts w:ascii="Cambria Math" w:hAnsi="Cambria Math" w:cs="Calibri"/>
           </w:rPr>
-          <m:t>=10</m:t>
+          <m:t xml:space="preserve"> ≤</m:t>
         </m:r>
-      </m:oMath>
-      <w:r>
-        <w:rPr>
-          <w:rFonts w:asciiTheme="majorHAnsi" w:hAnsiTheme="majorHAnsi" w:cstheme="majorHAnsi"/>
-        </w:rPr>
-        <w:t xml:space="preserve"> m, </w:t>
-      </w:r>
-      <m:oMath>
-        <m:r>
-          <w:rPr>
-            <w:rFonts w:ascii="Cambria Math" w:hAnsi="Cambria Math" w:cstheme="majorHAnsi"/>
-          </w:rPr>
-          <m:t>Δt=1</m:t>
-        </m:r>
-      </m:oMath>
-      <w:r>
-        <w:rPr>
-          <w:rFonts w:asciiTheme="majorHAnsi" w:hAnsiTheme="majorHAnsi" w:cstheme="majorHAnsi"/>
-        </w:rPr>
-        <w:t xml:space="preserve"> s</w:t>
-      </w:r>
-      <w:r>
-        <w:rPr>
-          <w:rFonts w:asciiTheme="majorHAnsi" w:hAnsiTheme="majorHAnsi" w:cstheme="majorHAnsi"/>
-        </w:rPr>
-        <w:br/>
-        <w:t>AVs are controlled subject to speed and acceleration limits.</w:t>
-      </w:r>
-    </w:p>
-    <w:p>
-      <w:pPr>
-        <w:rPr>
-          <w:rFonts w:asciiTheme="majorHAnsi" w:hAnsiTheme="majorHAnsi" w:cstheme="majorHAnsi"/>
-        </w:rPr>
-      </w:pPr>
-      <w:r>
-        <w:rPr>
-          <w:rFonts w:asciiTheme="majorHAnsi" w:hAnsiTheme="majorHAnsi" w:cstheme="majorHAnsi"/>
-        </w:rPr>
-        <w:t>Disturbance (pedestrian):</w:t>
-      </w:r>
-      <w:r>
-        <w:rPr>
-          <w:rFonts w:asciiTheme="majorHAnsi" w:hAnsiTheme="majorHAnsi" w:cstheme="majorHAnsi"/>
-        </w:rPr>
-        <w:br/>
-        <w:t xml:space="preserve">At time </w:t>
-      </w:r>
-      <m:oMath>
-        <m:r>
-          <w:rPr>
-            <w:rFonts w:ascii="Cambria Math" w:hAnsi="Cambria Math" w:cstheme="majorHAnsi"/>
-          </w:rPr>
-          <m:t>t=20</m:t>
-        </m:r>
-      </m:oMath>
-      <w:r>
-        <w:rPr>
-          <w:rFonts w:asciiTheme="majorHAnsi" w:hAnsiTheme="majorHAnsi" w:cstheme="majorHAnsi"/>
-        </w:rPr>
-        <w:t xml:space="preserve"> s</w:t>
-      </w:r>
-      <w:r>
-        <w:rPr>
-          <w:rFonts w:asciiTheme="majorHAnsi" w:hAnsiTheme="majorHAnsi" w:cstheme="majorHAnsi"/>
-        </w:rPr>
-        <w:t xml:space="preserve"> and position </w:t>
-      </w:r>
-      <m:oMath>
         <m:sSub>
           <m:sSubPr>
             <m:ctrlPr>
               <w:rPr>
-                <w:rFonts w:ascii="Cambria Math" w:hAnsi="Cambria Math" w:cstheme="majorHAnsi"/>
+                <w:rFonts w:ascii="Cambria Math" w:hAnsi="Cambria Math" w:cs="Calibri"/>
                 <w:i/>
               </w:rPr>
             </m:ctrlPr>
@@ -305,291 +2173,2879 @@
           <m:e>
             <m:r>
               <w:rPr>
-                <w:rFonts w:ascii="Cambria Math" w:hAnsi="Cambria Math" w:cstheme="majorHAnsi"/>
+                <w:rFonts w:ascii="Cambria Math" w:hAnsi="Cambria Math" w:cs="Calibri"/>
+              </w:rPr>
+              <m:t>a</m:t>
+            </m:r>
+          </m:e>
+          <m:sub>
+            <m:r>
+              <w:rPr>
+                <w:rFonts w:ascii="Cambria Math" w:hAnsi="Cambria Math" w:cs="Calibri"/>
+              </w:rPr>
+              <m:t>k</m:t>
+            </m:r>
+          </m:sub>
+        </m:sSub>
+        <m:r>
+          <w:rPr>
+            <w:rFonts w:ascii="Cambria Math" w:hAnsi="Cambria Math" w:cs="Calibri"/>
+          </w:rPr>
+          <m:t>≤3m/</m:t>
+        </m:r>
+        <m:sSup>
+          <m:sSupPr>
+            <m:ctrlPr>
+              <w:rPr>
+                <w:rFonts w:ascii="Cambria Math" w:hAnsi="Cambria Math" w:cs="Calibri"/>
+                <w:i/>
+              </w:rPr>
+            </m:ctrlPr>
+          </m:sSupPr>
+          <m:e>
+            <m:r>
+              <w:rPr>
+                <w:rFonts w:ascii="Cambria Math" w:hAnsi="Cambria Math" w:cs="Calibri"/>
+              </w:rPr>
+              <m:t>s</m:t>
+            </m:r>
+          </m:e>
+          <m:sup>
+            <m:r>
+              <w:rPr>
+                <w:rFonts w:ascii="Cambria Math" w:hAnsi="Cambria Math" w:cs="Calibri"/>
+              </w:rPr>
+              <m:t>2</m:t>
+            </m:r>
+          </m:sup>
+        </m:sSup>
+      </m:oMath>
+      <w:r>
+        <w:rPr>
+          <w:rFonts w:ascii="Calibri" w:hAnsi="Calibri" w:cs="Calibri"/>
+        </w:rPr>
+        <w:t xml:space="preserve">,      </w:t>
+      </w:r>
+      <m:oMath>
+        <m:r>
+          <w:rPr>
+            <w:rFonts w:ascii="Cambria Math" w:hAnsi="Cambria Math" w:cs="Calibri"/>
+          </w:rPr>
+          <m:t>0m/s≤</m:t>
+        </m:r>
+        <m:sSub>
+          <m:sSubPr>
+            <m:ctrlPr>
+              <w:rPr>
+                <w:rFonts w:ascii="Cambria Math" w:hAnsi="Cambria Math" w:cs="Calibri"/>
+                <w:i/>
+              </w:rPr>
+            </m:ctrlPr>
+          </m:sSubPr>
+          <m:e>
+            <m:r>
+              <w:rPr>
+                <w:rFonts w:ascii="Cambria Math" w:hAnsi="Cambria Math" w:cs="Calibri"/>
+              </w:rPr>
+              <m:t>v</m:t>
+            </m:r>
+          </m:e>
+          <m:sub>
+            <m:r>
+              <w:rPr>
+                <w:rFonts w:ascii="Cambria Math" w:hAnsi="Cambria Math" w:cs="Calibri"/>
+              </w:rPr>
+              <m:t>k</m:t>
+            </m:r>
+          </m:sub>
+        </m:sSub>
+        <m:r>
+          <w:rPr>
+            <w:rFonts w:ascii="Cambria Math" w:hAnsi="Cambria Math" w:cs="Calibri"/>
+          </w:rPr>
+          <m:t>≤25m/s</m:t>
+        </m:r>
+      </m:oMath>
+      <w:r>
+        <w:rPr>
+          <w:rFonts w:ascii="Calibri" w:hAnsi="Calibri" w:cs="Calibri"/>
+        </w:rPr>
+        <w:t xml:space="preserve">     and   </w:t>
+      </w:r>
+      <m:oMath>
+        <m:sSub>
+          <m:sSubPr>
+            <m:ctrlPr>
+              <w:rPr>
+                <w:rFonts w:ascii="Cambria Math" w:hAnsi="Cambria Math" w:cs="Calibri"/>
+                <w:i/>
+              </w:rPr>
+            </m:ctrlPr>
+          </m:sSubPr>
+          <m:e>
+            <m:r>
+              <w:rPr>
+                <w:rFonts w:ascii="Cambria Math" w:hAnsi="Cambria Math" w:cs="Calibri"/>
+              </w:rPr>
+              <m:t>s</m:t>
+            </m:r>
+          </m:e>
+          <m:sub>
+            <m:r>
+              <w:rPr>
+                <w:rFonts w:ascii="Cambria Math" w:hAnsi="Cambria Math" w:cs="Calibri"/>
+              </w:rPr>
+              <m:t>k</m:t>
+            </m:r>
+          </m:sub>
+        </m:sSub>
+        <m:r>
+          <w:rPr>
+            <w:rFonts w:ascii="Cambria Math" w:hAnsi="Cambria Math" w:cs="Calibri"/>
+          </w:rPr>
+          <m:t>≥</m:t>
+        </m:r>
+        <m:sSub>
+          <m:sSubPr>
+            <m:ctrlPr>
+              <w:rPr>
+                <w:rFonts w:ascii="Cambria Math" w:hAnsi="Cambria Math" w:cs="Calibri"/>
+                <w:i/>
+              </w:rPr>
+            </m:ctrlPr>
+          </m:sSubPr>
+          <m:e>
+            <m:r>
+              <w:rPr>
+                <w:rFonts w:ascii="Cambria Math" w:hAnsi="Cambria Math" w:cs="Calibri"/>
+              </w:rPr>
+              <m:t>s</m:t>
+            </m:r>
+          </m:e>
+          <m:sub>
+            <m:r>
+              <w:rPr>
+                <w:rFonts w:ascii="Cambria Math" w:hAnsi="Cambria Math" w:cs="Calibri"/>
+              </w:rPr>
+              <m:t>gap</m:t>
+            </m:r>
+          </m:sub>
+        </m:sSub>
+      </m:oMath>
+    </w:p>
+    <w:p>
+      <w:pPr>
+        <w:pStyle w:val="ListParagraph"/>
+        <w:spacing w:after="100"/>
+        <w:ind w:left="360"/>
+        <w:jc w:val="both"/>
+        <w:rPr>
+          <w:rFonts w:ascii="Calibri" w:hAnsi="Calibri" w:cs="Calibri"/>
+        </w:rPr>
+      </w:pPr>
+      <w:r>
+        <w:rPr>
+          <w:rFonts w:ascii="Calibri" w:hAnsi="Calibri" w:cs="Calibri"/>
+        </w:rPr>
+        <w:lastRenderedPageBreak/>
+        <w:t>The vehicle dynamics used in the prediction are</w:t>
+      </w:r>
+      <w:r>
+        <w:rPr>
+          <w:rFonts w:ascii="Calibri" w:hAnsi="Calibri" w:cs="Calibri"/>
+        </w:rPr>
+        <w:t xml:space="preserve">: </w:t>
+      </w:r>
+      <w:r>
+        <w:rPr>
+          <w:rFonts w:ascii="Calibri" w:hAnsi="Calibri" w:cs="Calibri"/>
+        </w:rPr>
+        <w:t xml:space="preserve">    </w:t>
+      </w:r>
+      <m:oMath>
+        <m:sSub>
+          <m:sSubPr>
+            <m:ctrlPr>
+              <w:rPr>
+                <w:rFonts w:ascii="Cambria Math" w:hAnsi="Cambria Math" w:cs="Calibri"/>
+                <w:i/>
+              </w:rPr>
+            </m:ctrlPr>
+          </m:sSubPr>
+          <m:e>
+            <m:r>
+              <w:rPr>
+                <w:rFonts w:ascii="Cambria Math" w:hAnsi="Cambria Math" w:cs="Calibri"/>
+              </w:rPr>
+              <m:t>v</m:t>
+            </m:r>
+          </m:e>
+          <m:sub>
+            <m:r>
+              <w:rPr>
+                <w:rFonts w:ascii="Cambria Math" w:hAnsi="Cambria Math" w:cs="Calibri"/>
+              </w:rPr>
+              <m:t>k+1</m:t>
+            </m:r>
+          </m:sub>
+        </m:sSub>
+        <m:r>
+          <w:rPr>
+            <w:rFonts w:ascii="Cambria Math" w:hAnsi="Cambria Math"/>
+          </w:rPr>
+          <m:t xml:space="preserve"> = </m:t>
+        </m:r>
+        <m:sSub>
+          <m:sSubPr>
+            <m:ctrlPr>
+              <w:rPr>
+                <w:rFonts w:ascii="Cambria Math" w:hAnsi="Cambria Math" w:cs="Calibri"/>
+                <w:i/>
+              </w:rPr>
+            </m:ctrlPr>
+          </m:sSubPr>
+          <m:e>
+            <m:r>
+              <w:rPr>
+                <w:rFonts w:ascii="Cambria Math" w:hAnsi="Cambria Math" w:cs="Calibri"/>
+              </w:rPr>
+              <m:t>v</m:t>
+            </m:r>
+          </m:e>
+          <m:sub>
+            <m:r>
+              <w:rPr>
+                <w:rFonts w:ascii="Cambria Math" w:hAnsi="Cambria Math" w:cs="Calibri"/>
+              </w:rPr>
+              <m:t>k</m:t>
+            </m:r>
+          </m:sub>
+        </m:sSub>
+        <m:r>
+          <w:rPr>
+            <w:rFonts w:ascii="Cambria Math" w:hAnsi="Cambria Math"/>
+          </w:rPr>
+          <m:t>+</m:t>
+        </m:r>
+        <m:sSub>
+          <m:sSubPr>
+            <m:ctrlPr>
+              <w:rPr>
+                <w:rFonts w:ascii="Cambria Math" w:hAnsi="Cambria Math" w:cs="Calibri"/>
+                <w:i/>
+              </w:rPr>
+            </m:ctrlPr>
+          </m:sSubPr>
+          <m:e>
+            <m:r>
+              <w:rPr>
+                <w:rFonts w:ascii="Cambria Math" w:hAnsi="Cambria Math" w:cs="Calibri"/>
+              </w:rPr>
+              <m:t>a</m:t>
+            </m:r>
+          </m:e>
+          <m:sub>
+            <m:r>
+              <w:rPr>
+                <w:rFonts w:ascii="Cambria Math" w:hAnsi="Cambria Math" w:cs="Calibri"/>
+              </w:rPr>
+              <m:t>k</m:t>
+            </m:r>
+          </m:sub>
+        </m:sSub>
+        <m:r>
+          <w:rPr>
+            <w:rFonts w:ascii="Cambria Math" w:hAnsi="Cambria Math" w:cs="Calibri"/>
+          </w:rPr>
+          <m:t>∆t</m:t>
+        </m:r>
+      </m:oMath>
+      <w:r>
+        <w:rPr>
+          <w:rFonts w:ascii="Calibri" w:hAnsi="Calibri" w:cs="Calibri"/>
+        </w:rPr>
+        <w:t xml:space="preserve">;    </w:t>
+      </w:r>
+      <m:oMath>
+        <m:sSub>
+          <m:sSubPr>
+            <m:ctrlPr>
+              <w:rPr>
+                <w:rFonts w:ascii="Cambria Math" w:hAnsi="Cambria Math" w:cs="Calibri"/>
+                <w:i/>
+              </w:rPr>
+            </m:ctrlPr>
+          </m:sSubPr>
+          <m:e>
+            <m:r>
+              <w:rPr>
+                <w:rFonts w:ascii="Cambria Math" w:hAnsi="Cambria Math" w:cs="Calibri"/>
               </w:rPr>
               <m:t>x</m:t>
             </m:r>
           </m:e>
           <m:sub>
             <m:r>
-              <m:rPr>
-                <m:sty m:val="p"/>
-              </m:rPr>
               <w:rPr>
-                <w:rFonts w:ascii="Cambria Math" w:hAnsi="Cambria Math" w:cstheme="majorHAnsi"/>
+                <w:rFonts w:ascii="Cambria Math" w:hAnsi="Cambria Math" w:cs="Calibri"/>
               </w:rPr>
-              <m:t>p</m:t>
+              <m:t>k+1</m:t>
             </m:r>
           </m:sub>
         </m:sSub>
         <m:r>
           <w:rPr>
-            <w:rFonts w:ascii="Cambria Math" w:hAnsi="Cambria Math" w:cstheme="majorHAnsi"/>
+            <w:rFonts w:ascii="Cambria Math" w:hAnsi="Cambria Math"/>
           </w:rPr>
-          <m:t>=400</m:t>
+          <m:t xml:space="preserve"> = </m:t>
+        </m:r>
+        <m:sSub>
+          <m:sSubPr>
+            <m:ctrlPr>
+              <w:rPr>
+                <w:rFonts w:ascii="Cambria Math" w:hAnsi="Cambria Math" w:cs="Calibri"/>
+                <w:i/>
+              </w:rPr>
+            </m:ctrlPr>
+          </m:sSubPr>
+          <m:e>
+            <m:r>
+              <w:rPr>
+                <w:rFonts w:ascii="Cambria Math" w:hAnsi="Cambria Math" w:cs="Calibri"/>
+              </w:rPr>
+              <m:t>x</m:t>
+            </m:r>
+          </m:e>
+          <m:sub>
+            <m:r>
+              <w:rPr>
+                <w:rFonts w:ascii="Cambria Math" w:hAnsi="Cambria Math" w:cs="Calibri"/>
+              </w:rPr>
+              <m:t>k</m:t>
+            </m:r>
+          </m:sub>
+        </m:sSub>
+        <m:r>
+          <w:rPr>
+            <w:rFonts w:ascii="Cambria Math" w:hAnsi="Cambria Math"/>
+          </w:rPr>
+          <m:t>+</m:t>
+        </m:r>
+        <m:sSub>
+          <m:sSubPr>
+            <m:ctrlPr>
+              <w:rPr>
+                <w:rFonts w:ascii="Cambria Math" w:hAnsi="Cambria Math" w:cs="Calibri"/>
+                <w:i/>
+              </w:rPr>
+            </m:ctrlPr>
+          </m:sSubPr>
+          <m:e>
+            <m:r>
+              <w:rPr>
+                <w:rFonts w:ascii="Cambria Math" w:hAnsi="Cambria Math" w:cs="Calibri"/>
+              </w:rPr>
+              <m:t>v</m:t>
+            </m:r>
+          </m:e>
+          <m:sub>
+            <m:r>
+              <w:rPr>
+                <w:rFonts w:ascii="Cambria Math" w:hAnsi="Cambria Math" w:cs="Calibri"/>
+              </w:rPr>
+              <m:t>k</m:t>
+            </m:r>
+          </m:sub>
+        </m:sSub>
+        <m:r>
+          <w:rPr>
+            <w:rFonts w:ascii="Cambria Math" w:hAnsi="Cambria Math" w:cs="Calibri"/>
+          </w:rPr>
+          <m:t>∆t</m:t>
         </m:r>
       </m:oMath>
       <w:r>
         <w:rPr>
-          <w:rFonts w:asciiTheme="majorHAnsi" w:hAnsiTheme="majorHAnsi" w:cstheme="majorHAnsi"/>
-        </w:rPr>
-        <w:t xml:space="preserve"> m, a pedestrian enters the road and affects traffic for 10 </w:t>
-      </w:r>
-      <w:r>
-        <w:rPr>
-          <w:rFonts w:asciiTheme="majorHAnsi" w:hAnsiTheme="majorHAnsi" w:cstheme="majorHAnsi"/>
-        </w:rPr>
-        <w:t>seconds</w:t>
-      </w:r>
-      <w:r>
-        <w:rPr>
-          <w:rFonts w:asciiTheme="majorHAnsi" w:hAnsiTheme="majorHAnsi" w:cstheme="majorHAnsi"/>
-        </w:rPr>
-        <w:t>. Model this as a temporary local constraint (e.g., speed reduction or stop). Detailed modelling is not required.</w:t>
+          <w:rFonts w:ascii="Calibri" w:hAnsi="Calibri" w:cs="Calibri"/>
+        </w:rPr>
+        <w:t>.</w:t>
       </w:r>
     </w:p>
     <w:p>
       <w:pPr>
-        <w:spacing w:after="0"/>
-        <w:rPr>
-          <w:rFonts w:asciiTheme="majorHAnsi" w:hAnsiTheme="majorHAnsi" w:cstheme="majorHAnsi"/>
-        </w:rPr>
-      </w:pPr>
-      <w:r>
-        <w:rPr>
-          <w:rFonts w:asciiTheme="majorHAnsi" w:hAnsiTheme="majorHAnsi" w:cstheme="majorHAnsi"/>
-        </w:rPr>
-        <w:t>Tasks:</w:t>
-      </w:r>
-      <w:r>
-        <w:rPr>
-          <w:rFonts w:asciiTheme="majorHAnsi" w:hAnsiTheme="majorHAnsi" w:cstheme="majorHAnsi"/>
-        </w:rPr>
-        <w:br/>
-        <w:t>1. Define quantitative metrics for safety and efficiency.</w:t>
-      </w:r>
-      <w:r>
-        <w:rPr>
-          <w:rFonts w:asciiTheme="majorHAnsi" w:hAnsiTheme="majorHAnsi" w:cstheme="majorHAnsi"/>
-        </w:rPr>
-        <w:br/>
-        <w:t xml:space="preserve">2. Formulate </w:t>
-      </w:r>
-      <w:r>
-        <w:rPr>
-          <w:rFonts w:asciiTheme="majorHAnsi" w:hAnsiTheme="majorHAnsi" w:cstheme="majorHAnsi"/>
-        </w:rPr>
-        <w:t xml:space="preserve">a control problem, using </w:t>
-      </w:r>
-      <w:proofErr w:type="spellStart"/>
-      <w:r>
-        <w:rPr>
-          <w:rFonts w:asciiTheme="majorHAnsi" w:hAnsiTheme="majorHAnsi" w:cstheme="majorHAnsi"/>
-        </w:rPr>
-        <w:t>optimisation</w:t>
-      </w:r>
-      <w:proofErr w:type="spellEnd"/>
-      <w:r>
-        <w:rPr>
-          <w:rFonts w:asciiTheme="majorHAnsi" w:hAnsiTheme="majorHAnsi" w:cstheme="majorHAnsi"/>
-        </w:rPr>
-        <w:t xml:space="preserve"> if appropriate.</w:t>
-      </w:r>
-      <w:r>
-        <w:rPr>
-          <w:rFonts w:asciiTheme="majorHAnsi" w:hAnsiTheme="majorHAnsi" w:cstheme="majorHAnsi"/>
-        </w:rPr>
-        <w:br/>
-        <w:t>3. Propose and justify a solution approach.</w:t>
-      </w:r>
-      <w:r>
-        <w:rPr>
-          <w:rFonts w:asciiTheme="majorHAnsi" w:hAnsiTheme="majorHAnsi" w:cstheme="majorHAnsi"/>
-        </w:rPr>
-        <w:br/>
-        <w:t>4. Implement a simulation</w:t>
-      </w:r>
-      <w:r>
-        <w:rPr>
-          <w:rFonts w:asciiTheme="majorHAnsi" w:hAnsiTheme="majorHAnsi" w:cstheme="majorHAnsi"/>
-        </w:rPr>
-        <w:t xml:space="preserve"> scenario</w:t>
-      </w:r>
-      <w:r>
-        <w:rPr>
-          <w:rFonts w:asciiTheme="majorHAnsi" w:hAnsiTheme="majorHAnsi" w:cstheme="majorHAnsi"/>
-        </w:rPr>
-        <w:t>.</w:t>
-      </w:r>
-      <w:r>
-        <w:rPr>
-          <w:rFonts w:asciiTheme="majorHAnsi" w:hAnsiTheme="majorHAnsi" w:cstheme="majorHAnsi"/>
-        </w:rPr>
-        <w:br/>
-        <w:t xml:space="preserve">5. </w:t>
-      </w:r>
-      <w:r>
-        <w:rPr>
-          <w:rFonts w:asciiTheme="majorHAnsi" w:hAnsiTheme="majorHAnsi" w:cstheme="majorHAnsi"/>
-        </w:rPr>
-        <w:t>Investigate the relevant trade-offs and critically discuss how your main modelling and methodological choices influence the results and conclusions.</w:t>
+        <w:pStyle w:val="ListParagraph"/>
+        <w:spacing w:after="100"/>
+        <w:ind w:left="360"/>
+        <w:jc w:val="both"/>
+        <w:rPr>
+          <w:rFonts w:ascii="Calibri" w:hAnsi="Calibri" w:cs="Calibri"/>
+        </w:rPr>
+      </w:pPr>
+      <w:r>
+        <w:rPr>
+          <w:rFonts w:ascii="Calibri" w:hAnsi="Calibri" w:cs="Calibri"/>
+          <w:b/>
+          <w:bCs/>
+        </w:rPr>
+        <w:t>During the warning period:</w:t>
+      </w:r>
+      <w:r>
+        <w:rPr>
+          <w:rFonts w:ascii="Calibri" w:hAnsi="Calibri" w:cs="Calibri"/>
+          <w:b/>
+          <w:bCs/>
+        </w:rPr>
+        <w:t xml:space="preserve"> </w:t>
+      </w:r>
+      <w:r>
+        <w:rPr>
+          <w:rFonts w:ascii="Calibri" w:hAnsi="Calibri" w:cs="Calibri"/>
+        </w:rPr>
+        <w:t xml:space="preserve">There are 2 MPC problems. </w:t>
+      </w:r>
+      <w:r>
+        <w:rPr>
+          <w:rFonts w:ascii="Calibri" w:hAnsi="Calibri" w:cs="Calibri"/>
+        </w:rPr>
+        <w:t>First, the normal MPC is solved as above</w:t>
+      </w:r>
+      <w:r>
+        <w:rPr>
+          <w:rFonts w:ascii="Calibri" w:hAnsi="Calibri" w:cs="Calibri"/>
+        </w:rPr>
+        <w:t xml:space="preserve">. </w:t>
+      </w:r>
+      <w:r>
+        <w:rPr>
+          <w:rFonts w:ascii="Calibri" w:hAnsi="Calibri" w:cs="Calibri"/>
+        </w:rPr>
+        <w:t>Its predicted position is then checked at the time when the pedestrian appears.</w:t>
+      </w:r>
+      <w:r>
+        <w:rPr>
+          <w:rFonts w:ascii="Calibri" w:hAnsi="Calibri" w:cs="Calibri"/>
+        </w:rPr>
+        <w:t xml:space="preserve"> </w:t>
+      </w:r>
+      <w:r>
+        <w:rPr>
+          <w:rFonts w:ascii="Calibri" w:hAnsi="Calibri" w:cs="Calibri"/>
+        </w:rPr>
+        <w:t>I</w:t>
+      </w:r>
+      <w:r>
+        <w:rPr>
+          <w:rFonts w:ascii="Calibri" w:hAnsi="Calibri" w:cs="Calibri"/>
+        </w:rPr>
+        <w:t>f</w:t>
+      </w:r>
+      <w:r>
+        <w:rPr>
+          <w:rFonts w:ascii="Calibri" w:hAnsi="Calibri" w:cs="Calibri"/>
+        </w:rPr>
+        <w:t xml:space="preserve">  </w:t>
+      </w:r>
+      <w:r>
+        <w:rPr>
+          <w:rFonts w:ascii="Calibri" w:hAnsi="Calibri" w:cs="Calibri"/>
+        </w:rPr>
+        <w:t xml:space="preserve"> </w:t>
+      </w:r>
+      <m:oMath>
+        <m:r>
+          <w:rPr>
+            <w:rFonts w:ascii="Cambria Math" w:hAnsi="Cambria Math" w:cs="Calibri"/>
+          </w:rPr>
+          <m:t>x</m:t>
+        </m:r>
+        <m:d>
+          <m:dPr>
+            <m:ctrlPr>
+              <w:rPr>
+                <w:rFonts w:ascii="Cambria Math" w:hAnsi="Cambria Math" w:cs="Calibri"/>
+                <w:i/>
+              </w:rPr>
+            </m:ctrlPr>
+          </m:dPr>
+          <m:e>
+            <m:r>
+              <w:rPr>
+                <w:rFonts w:ascii="Cambria Math" w:hAnsi="Cambria Math" w:cs="Calibri"/>
+              </w:rPr>
+              <m:t>20sec</m:t>
+            </m:r>
+          </m:e>
+        </m:d>
+        <m:r>
+          <w:rPr>
+            <w:rFonts w:ascii="Cambria Math" w:hAnsi="Cambria Math" w:cs="Calibri"/>
+          </w:rPr>
+          <m:t>≥ 400+L</m:t>
+        </m:r>
+      </m:oMath>
+      <w:r>
+        <w:rPr>
+          <w:rFonts w:ascii="Calibri" w:hAnsi="Calibri" w:cs="Calibri"/>
+        </w:rPr>
+        <w:t xml:space="preserve">, </w:t>
+      </w:r>
+      <w:r>
+        <w:rPr>
+          <w:rFonts w:ascii="Calibri" w:hAnsi="Calibri" w:cs="Calibri"/>
+        </w:rPr>
+        <w:t>the AV can fully clear the crossing and continues with the normal trajectory.</w:t>
+      </w:r>
+      <w:r>
+        <w:rPr>
+          <w:rFonts w:ascii="Calibri" w:hAnsi="Calibri" w:cs="Calibri"/>
+        </w:rPr>
+        <w:t xml:space="preserve"> </w:t>
+      </w:r>
+      <w:r>
+        <w:rPr>
+          <w:rFonts w:ascii="Calibri" w:hAnsi="Calibri" w:cs="Calibri"/>
+        </w:rPr>
+        <w:t>If it cannot clear the crossing, a second MPC is solved for stopping. In this case, the desired speed is changed to 0m/s and an extra cost is added to bring the AV close to the stopping target:</w:t>
       </w:r>
     </w:p>
     <w:p>
       <w:pPr>
-        <w:spacing w:after="0"/>
-        <w:rPr>
-          <w:rFonts w:asciiTheme="majorHAnsi" w:hAnsiTheme="majorHAnsi" w:cstheme="majorHAnsi"/>
-        </w:rPr>
-      </w:pPr>
+        <w:pStyle w:val="ListParagraph"/>
+        <w:spacing w:after="100"/>
+        <w:ind w:left="360"/>
+        <w:jc w:val="center"/>
+        <w:rPr>
+          <w:rFonts w:ascii="Calibri" w:hAnsi="Calibri" w:cs="Calibri"/>
+        </w:rPr>
+      </w:pPr>
+      <m:oMathPara>
+        <m:oMathParaPr>
+          <m:jc m:val="center"/>
+        </m:oMathParaPr>
+        <m:oMath>
+          <m:sSup>
+            <m:sSupPr>
+              <m:ctrlPr>
+                <w:rPr>
+                  <w:rFonts w:ascii="Cambria Math" w:hAnsi="Cambria Math" w:cs="Calibri"/>
+                  <w:b/>
+                  <w:bCs/>
+                  <w:i/>
+                </w:rPr>
+              </m:ctrlPr>
+            </m:sSupPr>
+            <m:e>
+              <m:r>
+                <m:rPr>
+                  <m:sty m:val="bi"/>
+                </m:rPr>
+                <w:rPr>
+                  <w:rFonts w:ascii="Cambria Math" w:hAnsi="Cambria Math" w:cs="Calibri"/>
+                </w:rPr>
+                <m:t>a</m:t>
+              </m:r>
+            </m:e>
+            <m:sup>
+              <m:r>
+                <m:rPr>
+                  <m:sty m:val="bi"/>
+                </m:rPr>
+                <w:rPr>
+                  <w:rFonts w:ascii="Cambria Math" w:hAnsi="Cambria Math" w:cs="Calibri"/>
+                </w:rPr>
+                <m:t>*</m:t>
+              </m:r>
+            </m:sup>
+          </m:sSup>
+          <m:r>
+            <w:rPr>
+              <w:rFonts w:ascii="Cambria Math" w:hAnsi="Cambria Math" w:cs="Calibri"/>
+            </w:rPr>
+            <m:t>= arg</m:t>
+          </m:r>
+          <m:func>
+            <m:funcPr>
+              <m:ctrlPr>
+                <w:rPr>
+                  <w:rFonts w:ascii="Cambria Math" w:hAnsi="Cambria Math" w:cs="Calibri"/>
+                  <w:i/>
+                </w:rPr>
+              </m:ctrlPr>
+            </m:funcPr>
+            <m:fName>
+              <m:limLow>
+                <m:limLowPr>
+                  <m:ctrlPr>
+                    <w:rPr>
+                      <w:rFonts w:ascii="Cambria Math" w:hAnsi="Cambria Math" w:cs="Calibri"/>
+                      <w:i/>
+                    </w:rPr>
+                  </m:ctrlPr>
+                </m:limLowPr>
+                <m:e>
+                  <m:r>
+                    <m:rPr>
+                      <m:sty m:val="p"/>
+                    </m:rPr>
+                    <w:rPr>
+                      <w:rFonts w:ascii="Cambria Math" w:hAnsi="Cambria Math" w:cs="Calibri"/>
+                    </w:rPr>
+                    <m:t>min</m:t>
+                  </m:r>
+                </m:e>
+                <m:lim>
+                  <m:r>
+                    <w:rPr>
+                      <w:rFonts w:ascii="Cambria Math" w:hAnsi="Cambria Math" w:cs="Calibri"/>
+                    </w:rPr>
+                    <m:t>a</m:t>
+                  </m:r>
+                </m:lim>
+              </m:limLow>
+            </m:fName>
+            <m:e>
+              <m:sSub>
+                <m:sSubPr>
+                  <m:ctrlPr>
+                    <w:rPr>
+                      <w:rFonts w:ascii="Cambria Math" w:hAnsi="Cambria Math" w:cs="Calibri"/>
+                      <w:i/>
+                    </w:rPr>
+                  </m:ctrlPr>
+                </m:sSubPr>
+                <m:e>
+                  <m:r>
+                    <w:rPr>
+                      <w:rFonts w:ascii="Cambria Math" w:hAnsi="Cambria Math" w:cs="Calibri"/>
+                    </w:rPr>
+                    <m:t>J</m:t>
+                  </m:r>
+                </m:e>
+                <m:sub>
+                  <m:r>
+                    <w:rPr>
+                      <w:rFonts w:ascii="Cambria Math" w:hAnsi="Cambria Math" w:cs="Calibri"/>
+                    </w:rPr>
+                    <m:t>stop</m:t>
+                  </m:r>
+                </m:sub>
+              </m:sSub>
+            </m:e>
+          </m:func>
+          <m:r>
+            <w:rPr>
+              <w:rFonts w:ascii="Cambria Math" w:hAnsi="Cambria Math" w:cs="Calibri"/>
+            </w:rPr>
+            <m:t xml:space="preserve"> :=</m:t>
+          </m:r>
+          <m:sSub>
+            <m:sSubPr>
+              <m:ctrlPr>
+                <w:rPr>
+                  <w:rFonts w:ascii="Cambria Math" w:hAnsi="Cambria Math" w:cs="Calibri"/>
+                  <w:i/>
+                </w:rPr>
+              </m:ctrlPr>
+            </m:sSubPr>
+            <m:e>
+              <m:r>
+                <w:rPr>
+                  <w:rFonts w:ascii="Cambria Math" w:hAnsi="Cambria Math" w:cs="Calibri"/>
+                </w:rPr>
+                <m:t>w</m:t>
+              </m:r>
+            </m:e>
+            <m:sub>
+              <m:r>
+                <w:rPr>
+                  <w:rFonts w:ascii="Cambria Math" w:hAnsi="Cambria Math" w:cs="Calibri"/>
+                </w:rPr>
+                <m:t>v</m:t>
+              </m:r>
+            </m:sub>
+          </m:sSub>
+          <m:nary>
+            <m:naryPr>
+              <m:chr m:val="∑"/>
+              <m:limLoc m:val="subSup"/>
+              <m:supHide m:val="1"/>
+              <m:ctrlPr>
+                <w:rPr>
+                  <w:rFonts w:ascii="Cambria Math" w:hAnsi="Cambria Math" w:cs="Calibri"/>
+                  <w:i/>
+                </w:rPr>
+              </m:ctrlPr>
+            </m:naryPr>
+            <m:sub>
+              <m:r>
+                <w:rPr>
+                  <w:rFonts w:ascii="Cambria Math" w:hAnsi="Cambria Math" w:cs="Calibri"/>
+                </w:rPr>
+                <m:t>k</m:t>
+              </m:r>
+            </m:sub>
+            <m:sup/>
+            <m:e>
+              <m:sSup>
+                <m:sSupPr>
+                  <m:ctrlPr>
+                    <w:rPr>
+                      <w:rFonts w:ascii="Cambria Math" w:hAnsi="Cambria Math" w:cs="Calibri"/>
+                      <w:i/>
+                    </w:rPr>
+                  </m:ctrlPr>
+                </m:sSupPr>
+                <m:e>
+                  <m:sSub>
+                    <m:sSubPr>
+                      <m:ctrlPr>
+                        <w:rPr>
+                          <w:rFonts w:ascii="Cambria Math" w:hAnsi="Cambria Math" w:cs="Calibri"/>
+                          <w:i/>
+                        </w:rPr>
+                      </m:ctrlPr>
+                    </m:sSubPr>
+                    <m:e>
+                      <m:r>
+                        <w:rPr>
+                          <w:rFonts w:ascii="Cambria Math" w:hAnsi="Cambria Math" w:cs="Calibri"/>
+                        </w:rPr>
+                        <m:t>v</m:t>
+                      </m:r>
+                    </m:e>
+                    <m:sub>
+                      <m:r>
+                        <w:rPr>
+                          <w:rFonts w:ascii="Cambria Math" w:hAnsi="Cambria Math" w:cs="Calibri"/>
+                        </w:rPr>
+                        <m:t>k</m:t>
+                      </m:r>
+                    </m:sub>
+                  </m:sSub>
+                </m:e>
+                <m:sup>
+                  <m:r>
+                    <w:rPr>
+                      <w:rFonts w:ascii="Cambria Math" w:hAnsi="Cambria Math" w:cs="Calibri"/>
+                    </w:rPr>
+                    <m:t>2</m:t>
+                  </m:r>
+                </m:sup>
+              </m:sSup>
+            </m:e>
+          </m:nary>
+          <m:r>
+            <w:rPr>
+              <w:rFonts w:ascii="Cambria Math" w:hAnsi="Cambria Math" w:cs="Calibri"/>
+            </w:rPr>
+            <m:t>+</m:t>
+          </m:r>
+          <m:sSub>
+            <m:sSubPr>
+              <m:ctrlPr>
+                <w:rPr>
+                  <w:rFonts w:ascii="Cambria Math" w:hAnsi="Cambria Math" w:cs="Calibri"/>
+                  <w:i/>
+                </w:rPr>
+              </m:ctrlPr>
+            </m:sSubPr>
+            <m:e>
+              <m:r>
+                <w:rPr>
+                  <w:rFonts w:ascii="Cambria Math" w:hAnsi="Cambria Math" w:cs="Calibri"/>
+                </w:rPr>
+                <m:t>w</m:t>
+              </m:r>
+            </m:e>
+            <m:sub>
+              <m:r>
+                <w:rPr>
+                  <w:rFonts w:ascii="Cambria Math" w:hAnsi="Cambria Math" w:cs="Calibri"/>
+                </w:rPr>
+                <m:t>j</m:t>
+              </m:r>
+            </m:sub>
+          </m:sSub>
+          <m:nary>
+            <m:naryPr>
+              <m:chr m:val="∑"/>
+              <m:limLoc m:val="subSup"/>
+              <m:supHide m:val="1"/>
+              <m:ctrlPr>
+                <w:rPr>
+                  <w:rFonts w:ascii="Cambria Math" w:hAnsi="Cambria Math" w:cs="Calibri"/>
+                  <w:i/>
+                </w:rPr>
+              </m:ctrlPr>
+            </m:naryPr>
+            <m:sub>
+              <m:r>
+                <w:rPr>
+                  <w:rFonts w:ascii="Cambria Math" w:hAnsi="Cambria Math" w:cs="Calibri"/>
+                </w:rPr>
+                <m:t>k</m:t>
+              </m:r>
+            </m:sub>
+            <m:sup/>
+            <m:e>
+              <m:sSubSup>
+                <m:sSubSupPr>
+                  <m:ctrlPr>
+                    <w:rPr>
+                      <w:rFonts w:ascii="Cambria Math" w:hAnsi="Cambria Math" w:cs="Calibri"/>
+                      <w:i/>
+                    </w:rPr>
+                  </m:ctrlPr>
+                </m:sSubSupPr>
+                <m:e>
+                  <m:r>
+                    <w:rPr>
+                      <w:rFonts w:ascii="Cambria Math" w:hAnsi="Cambria Math" w:cs="Calibri"/>
+                    </w:rPr>
+                    <m:t>jerk</m:t>
+                  </m:r>
+                </m:e>
+                <m:sub>
+                  <m:r>
+                    <w:rPr>
+                      <w:rFonts w:ascii="Cambria Math" w:hAnsi="Cambria Math" w:cs="Calibri"/>
+                    </w:rPr>
+                    <m:t>k</m:t>
+                  </m:r>
+                </m:sub>
+                <m:sup>
+                  <m:r>
+                    <w:rPr>
+                      <w:rFonts w:ascii="Cambria Math" w:hAnsi="Cambria Math" w:cs="Calibri"/>
+                    </w:rPr>
+                    <m:t>2</m:t>
+                  </m:r>
+                </m:sup>
+              </m:sSubSup>
+            </m:e>
+          </m:nary>
+          <m:r>
+            <w:rPr>
+              <w:rFonts w:ascii="Cambria Math" w:hAnsi="Cambria Math" w:cs="Calibri"/>
+            </w:rPr>
+            <m:t xml:space="preserve">∆t+ </m:t>
+          </m:r>
+          <m:sSub>
+            <m:sSubPr>
+              <m:ctrlPr>
+                <w:rPr>
+                  <w:rFonts w:ascii="Cambria Math" w:hAnsi="Cambria Math" w:cs="Calibri"/>
+                  <w:i/>
+                </w:rPr>
+              </m:ctrlPr>
+            </m:sSubPr>
+            <m:e>
+              <m:r>
+                <w:rPr>
+                  <w:rFonts w:ascii="Cambria Math" w:hAnsi="Cambria Math" w:cs="Calibri"/>
+                </w:rPr>
+                <m:t>w</m:t>
+              </m:r>
+            </m:e>
+            <m:sub>
+              <m:r>
+                <w:rPr>
+                  <w:rFonts w:ascii="Cambria Math" w:hAnsi="Cambria Math" w:cs="Calibri"/>
+                </w:rPr>
+                <m:t>h</m:t>
+              </m:r>
+            </m:sub>
+          </m:sSub>
+          <m:nary>
+            <m:naryPr>
+              <m:chr m:val="∑"/>
+              <m:limLoc m:val="subSup"/>
+              <m:supHide m:val="1"/>
+              <m:ctrlPr>
+                <w:rPr>
+                  <w:rFonts w:ascii="Cambria Math" w:hAnsi="Cambria Math" w:cs="Calibri"/>
+                  <w:i/>
+                </w:rPr>
+              </m:ctrlPr>
+            </m:naryPr>
+            <m:sub>
+              <m:r>
+                <w:rPr>
+                  <w:rFonts w:ascii="Cambria Math" w:hAnsi="Cambria Math" w:cs="Calibri"/>
+                </w:rPr>
+                <m:t>k</m:t>
+              </m:r>
+            </m:sub>
+            <m:sup/>
+            <m:e>
+              <m:sSup>
+                <m:sSupPr>
+                  <m:ctrlPr>
+                    <w:rPr>
+                      <w:rFonts w:ascii="Cambria Math" w:hAnsi="Cambria Math" w:cs="Calibri"/>
+                      <w:i/>
+                    </w:rPr>
+                  </m:ctrlPr>
+                </m:sSupPr>
+                <m:e>
+                  <m:r>
+                    <w:rPr>
+                      <w:rFonts w:ascii="Cambria Math" w:hAnsi="Cambria Math" w:cs="Calibri"/>
+                    </w:rPr>
+                    <m:t>[</m:t>
+                  </m:r>
+                  <m:func>
+                    <m:funcPr>
+                      <m:ctrlPr>
+                        <w:rPr>
+                          <w:rFonts w:ascii="Cambria Math" w:hAnsi="Cambria Math" w:cs="Calibri"/>
+                          <w:i/>
+                        </w:rPr>
+                      </m:ctrlPr>
+                    </m:funcPr>
+                    <m:fName>
+                      <m:limLow>
+                        <m:limLowPr>
+                          <m:ctrlPr>
+                            <w:rPr>
+                              <w:rFonts w:ascii="Cambria Math" w:hAnsi="Cambria Math" w:cs="Calibri"/>
+                              <w:i/>
+                            </w:rPr>
+                          </m:ctrlPr>
+                        </m:limLowPr>
+                        <m:e>
+                          <m:r>
+                            <m:rPr>
+                              <m:sty m:val="p"/>
+                            </m:rPr>
+                            <w:rPr>
+                              <w:rFonts w:ascii="Cambria Math" w:hAnsi="Cambria Math" w:cs="Calibri"/>
+                            </w:rPr>
+                            <m:t>max</m:t>
+                          </m:r>
+                        </m:e>
+                        <m:lim>
+                          <m:r>
+                            <w:rPr>
+                              <w:rFonts w:ascii="Cambria Math" w:hAnsi="Cambria Math" w:cs="Calibri"/>
+                            </w:rPr>
+                            <m:t xml:space="preserve">  </m:t>
+                          </m:r>
+                        </m:lim>
+                      </m:limLow>
+                    </m:fName>
+                    <m:e>
+                      <m:r>
+                        <w:rPr>
+                          <w:rFonts w:ascii="Cambria Math" w:hAnsi="Cambria Math" w:cs="Calibri"/>
+                        </w:rPr>
+                        <m:t>(0, 1.5-</m:t>
+                      </m:r>
+                      <m:sSub>
+                        <m:sSubPr>
+                          <m:ctrlPr>
+                            <w:rPr>
+                              <w:rFonts w:ascii="Cambria Math" w:hAnsi="Cambria Math" w:cs="Calibri"/>
+                              <w:i/>
+                            </w:rPr>
+                          </m:ctrlPr>
+                        </m:sSubPr>
+                        <m:e>
+                          <m:r>
+                            <w:rPr>
+                              <w:rFonts w:ascii="Cambria Math" w:hAnsi="Cambria Math" w:cs="Calibri"/>
+                            </w:rPr>
+                            <m:t>THW</m:t>
+                          </m:r>
+                        </m:e>
+                        <m:sub>
+                          <m:r>
+                            <w:rPr>
+                              <w:rFonts w:ascii="Cambria Math" w:hAnsi="Cambria Math" w:cs="Calibri"/>
+                            </w:rPr>
+                            <m:t>k</m:t>
+                          </m:r>
+                        </m:sub>
+                      </m:sSub>
+                      <m:r>
+                        <w:rPr>
+                          <w:rFonts w:ascii="Cambria Math" w:hAnsi="Cambria Math" w:cs="Calibri"/>
+                        </w:rPr>
+                        <m:t>)</m:t>
+                      </m:r>
+                    </m:e>
+                  </m:func>
+                  <m:r>
+                    <w:rPr>
+                      <w:rFonts w:ascii="Cambria Math" w:hAnsi="Cambria Math" w:cs="Calibri"/>
+                    </w:rPr>
+                    <m:t>]</m:t>
+                  </m:r>
+                </m:e>
+                <m:sup>
+                  <m:r>
+                    <w:rPr>
+                      <w:rFonts w:ascii="Cambria Math" w:hAnsi="Cambria Math" w:cs="Calibri"/>
+                    </w:rPr>
+                    <m:t>2</m:t>
+                  </m:r>
+                </m:sup>
+              </m:sSup>
+            </m:e>
+          </m:nary>
+          <m:r>
+            <w:rPr>
+              <w:rFonts w:ascii="Cambria Math" w:hAnsi="Cambria Math" w:cs="Calibri"/>
+            </w:rPr>
+            <m:t>+</m:t>
+          </m:r>
+          <m:sSub>
+            <m:sSubPr>
+              <m:ctrlPr>
+                <w:rPr>
+                  <w:rFonts w:ascii="Cambria Math" w:hAnsi="Cambria Math" w:cs="Calibri"/>
+                  <w:i/>
+                </w:rPr>
+              </m:ctrlPr>
+            </m:sSubPr>
+            <m:e>
+              <m:r>
+                <w:rPr>
+                  <w:rFonts w:ascii="Cambria Math" w:hAnsi="Cambria Math" w:cs="Calibri"/>
+                </w:rPr>
+                <m:t>w</m:t>
+              </m:r>
+            </m:e>
+            <m:sub>
+              <m:r>
+                <w:rPr>
+                  <w:rFonts w:ascii="Cambria Math" w:hAnsi="Cambria Math" w:cs="Calibri"/>
+                </w:rPr>
+                <m:t>s</m:t>
+              </m:r>
+            </m:sub>
+          </m:sSub>
+          <m:nary>
+            <m:naryPr>
+              <m:chr m:val="∑"/>
+              <m:limLoc m:val="subSup"/>
+              <m:supHide m:val="1"/>
+              <m:ctrlPr>
+                <w:rPr>
+                  <w:rFonts w:ascii="Cambria Math" w:hAnsi="Cambria Math" w:cs="Calibri"/>
+                  <w:i/>
+                </w:rPr>
+              </m:ctrlPr>
+            </m:naryPr>
+            <m:sub>
+              <m:r>
+                <w:rPr>
+                  <w:rFonts w:ascii="Cambria Math" w:hAnsi="Cambria Math" w:cs="Calibri"/>
+                </w:rPr>
+                <m:t>k</m:t>
+              </m:r>
+            </m:sub>
+            <m:sup/>
+            <m:e>
+              <m:sSup>
+                <m:sSupPr>
+                  <m:ctrlPr>
+                    <w:rPr>
+                      <w:rFonts w:ascii="Cambria Math" w:hAnsi="Cambria Math" w:cs="Calibri"/>
+                      <w:i/>
+                    </w:rPr>
+                  </m:ctrlPr>
+                </m:sSupPr>
+                <m:e>
+                  <m:sSub>
+                    <m:sSubPr>
+                      <m:ctrlPr>
+                        <w:rPr>
+                          <w:rFonts w:ascii="Cambria Math" w:hAnsi="Cambria Math" w:cs="Calibri"/>
+                          <w:i/>
+                        </w:rPr>
+                      </m:ctrlPr>
+                    </m:sSubPr>
+                    <m:e>
+                      <m:r>
+                        <w:rPr>
+                          <w:rFonts w:ascii="Cambria Math" w:hAnsi="Cambria Math" w:cs="Calibri"/>
+                        </w:rPr>
+                        <m:t>(x</m:t>
+                      </m:r>
+                    </m:e>
+                    <m:sub>
+                      <m:r>
+                        <w:rPr>
+                          <w:rFonts w:ascii="Cambria Math" w:hAnsi="Cambria Math" w:cs="Calibri"/>
+                        </w:rPr>
+                        <m:t>k</m:t>
+                      </m:r>
+                    </m:sub>
+                  </m:sSub>
+                  <m:r>
+                    <w:rPr>
+                      <w:rFonts w:ascii="Cambria Math" w:hAnsi="Cambria Math" w:cs="Calibri"/>
+                    </w:rPr>
+                    <m:t>-</m:t>
+                  </m:r>
+                  <m:sSub>
+                    <m:sSubPr>
+                      <m:ctrlPr>
+                        <w:rPr>
+                          <w:rFonts w:ascii="Cambria Math" w:hAnsi="Cambria Math" w:cs="Calibri"/>
+                          <w:i/>
+                        </w:rPr>
+                      </m:ctrlPr>
+                    </m:sSubPr>
+                    <m:e>
+                      <m:r>
+                        <w:rPr>
+                          <w:rFonts w:ascii="Cambria Math" w:hAnsi="Cambria Math" w:cs="Calibri"/>
+                        </w:rPr>
+                        <m:t>x</m:t>
+                      </m:r>
+                    </m:e>
+                    <m:sub>
+                      <m:r>
+                        <w:rPr>
+                          <w:rFonts w:ascii="Cambria Math" w:hAnsi="Cambria Math" w:cs="Calibri"/>
+                        </w:rPr>
+                        <m:t>target</m:t>
+                      </m:r>
+                    </m:sub>
+                  </m:sSub>
+                  <m:r>
+                    <w:rPr>
+                      <w:rFonts w:ascii="Cambria Math" w:hAnsi="Cambria Math" w:cs="Calibri"/>
+                    </w:rPr>
+                    <m:t>)</m:t>
+                  </m:r>
+                </m:e>
+                <m:sup>
+                  <m:r>
+                    <w:rPr>
+                      <w:rFonts w:ascii="Cambria Math" w:hAnsi="Cambria Math" w:cs="Calibri"/>
+                    </w:rPr>
+                    <m:t>2</m:t>
+                  </m:r>
+                </m:sup>
+              </m:sSup>
+            </m:e>
+          </m:nary>
+        </m:oMath>
+      </m:oMathPara>
     </w:p>
     <w:p>
       <w:pPr>
-        <w:rPr>
-          <w:rFonts w:asciiTheme="majorHAnsi" w:hAnsiTheme="majorHAnsi" w:cstheme="majorHAnsi"/>
-        </w:rPr>
-      </w:pPr>
-      <w:r>
-        <w:rPr>
-          <w:rFonts w:asciiTheme="majorHAnsi" w:hAnsiTheme="majorHAnsi" w:cstheme="majorHAnsi"/>
-        </w:rPr>
-        <w:t>Deliverables:</w:t>
+        <w:pStyle w:val="ListParagraph"/>
+        <w:spacing w:after="100"/>
+        <w:ind w:left="360"/>
+        <w:jc w:val="both"/>
+        <w:rPr>
+          <w:rFonts w:ascii="Calibri" w:hAnsi="Calibri" w:cs="Calibri"/>
+        </w:rPr>
+      </w:pPr>
+      <w:r>
+        <w:rPr>
+          <w:rFonts w:ascii="Calibri" w:hAnsi="Calibri" w:cs="Calibri"/>
+        </w:rPr>
+        <w:t>Subject to the earlier constraints and an extra one:</w:t>
+      </w:r>
+      <w:r>
+        <w:rPr>
+          <w:rFonts w:ascii="Calibri" w:hAnsi="Calibri" w:cs="Calibri"/>
+        </w:rPr>
+        <w:tab/>
+        <w:t xml:space="preserve"> </w:t>
+      </w:r>
+      <m:oMath>
+        <m:r>
+          <w:rPr>
+            <w:rFonts w:ascii="Cambria Math" w:hAnsi="Cambria Math" w:cs="Calibri"/>
+          </w:rPr>
+          <m:t xml:space="preserve">x(20sec)≤ </m:t>
+        </m:r>
+        <m:sSub>
+          <m:sSubPr>
+            <m:ctrlPr>
+              <w:rPr>
+                <w:rFonts w:ascii="Cambria Math" w:hAnsi="Cambria Math" w:cs="Calibri"/>
+                <w:i/>
+              </w:rPr>
+            </m:ctrlPr>
+          </m:sSubPr>
+          <m:e>
+            <m:r>
+              <w:rPr>
+                <w:rFonts w:ascii="Cambria Math" w:hAnsi="Cambria Math" w:cs="Calibri"/>
+              </w:rPr>
+              <m:t>x</m:t>
+            </m:r>
+          </m:e>
+          <m:sub>
+            <m:r>
+              <w:rPr>
+                <w:rFonts w:ascii="Cambria Math" w:hAnsi="Cambria Math" w:cs="Calibri"/>
+              </w:rPr>
+              <m:t>stop</m:t>
+            </m:r>
+          </m:sub>
+        </m:sSub>
+      </m:oMath>
+      <w:r>
+        <w:rPr>
+          <w:rFonts w:ascii="Calibri" w:hAnsi="Calibri" w:cs="Calibri"/>
+        </w:rPr>
+        <w:t xml:space="preserve"> </w:t>
       </w:r>
     </w:p>
     <w:p>
       <w:pPr>
         <w:pStyle w:val="ListParagraph"/>
-        <w:numPr>
-          <w:ilvl w:val="0"/>
-          <w:numId w:val="15"/>
-        </w:numPr>
-        <w:rPr>
-          <w:rFonts w:asciiTheme="majorHAnsi" w:hAnsiTheme="majorHAnsi" w:cstheme="majorHAnsi"/>
-        </w:rPr>
-      </w:pPr>
-      <w:r>
-        <w:rPr>
-          <w:rFonts w:asciiTheme="majorHAnsi" w:hAnsiTheme="majorHAnsi" w:cstheme="majorHAnsi"/>
-        </w:rPr>
-        <w:t xml:space="preserve">Report (max 2 pages + </w:t>
-      </w:r>
-      <w:proofErr w:type="gramStart"/>
-      <w:r>
-        <w:rPr>
-          <w:rFonts w:asciiTheme="majorHAnsi" w:hAnsiTheme="majorHAnsi" w:cstheme="majorHAnsi"/>
-        </w:rPr>
-        <w:t>1 page</w:t>
-      </w:r>
-      <w:proofErr w:type="gramEnd"/>
-      <w:r>
-        <w:rPr>
-          <w:rFonts w:asciiTheme="majorHAnsi" w:hAnsiTheme="majorHAnsi" w:cstheme="majorHAnsi"/>
+        <w:spacing w:after="100"/>
+        <w:ind w:left="360"/>
+        <w:jc w:val="both"/>
+        <w:rPr>
+          <w:rFonts w:ascii="Calibri" w:hAnsi="Calibri" w:cs="Calibri"/>
+        </w:rPr>
+      </w:pPr>
+      <w:r>
+        <w:rPr>
+          <w:rFonts w:ascii="Calibri" w:hAnsi="Calibri" w:cs="Calibri"/>
+        </w:rPr>
+        <w:t>The stopping target is,</w:t>
+      </w:r>
+      <w:r>
+        <w:rPr>
+          <w:rFonts w:ascii="Calibri" w:hAnsi="Calibri" w:cs="Calibri"/>
+        </w:rPr>
+        <w:t xml:space="preserve">  </w:t>
+      </w:r>
+      <w:r>
+        <w:rPr>
+          <w:rFonts w:ascii="Calibri" w:hAnsi="Calibri" w:cs="Calibri"/>
         </w:rPr>
         <w:t xml:space="preserve"> </w:t>
       </w:r>
-      <w:proofErr w:type="gramStart"/>
-      <w:r>
-        <w:rPr>
-          <w:rFonts w:asciiTheme="majorHAnsi" w:hAnsiTheme="majorHAnsi" w:cstheme="majorHAnsi"/>
-        </w:rPr>
-        <w:t>figures</w:t>
-      </w:r>
-      <w:proofErr w:type="gramEnd"/>
-      <w:r>
-        <w:rPr>
-          <w:rFonts w:asciiTheme="majorHAnsi" w:hAnsiTheme="majorHAnsi" w:cstheme="majorHAnsi"/>
-        </w:rPr>
-        <w:t>)</w:t>
-      </w:r>
+      <m:oMath>
+        <m:sSub>
+          <m:sSubPr>
+            <m:ctrlPr>
+              <w:rPr>
+                <w:rFonts w:ascii="Cambria Math" w:hAnsi="Cambria Math" w:cs="Calibri"/>
+                <w:i/>
+              </w:rPr>
+            </m:ctrlPr>
+          </m:sSubPr>
+          <m:e>
+            <m:r>
+              <w:rPr>
+                <w:rFonts w:ascii="Cambria Math" w:hAnsi="Cambria Math" w:cs="Calibri"/>
+              </w:rPr>
+              <m:t>x</m:t>
+            </m:r>
+          </m:e>
+          <m:sub>
+            <m:r>
+              <w:rPr>
+                <w:rFonts w:ascii="Cambria Math" w:hAnsi="Cambria Math" w:cs="Calibri"/>
+              </w:rPr>
+              <m:t>target</m:t>
+            </m:r>
+          </m:sub>
+        </m:sSub>
+        <m:r>
+          <w:rPr>
+            <w:rFonts w:ascii="Cambria Math" w:hAnsi="Cambria Math" w:cs="Calibri"/>
+          </w:rPr>
+          <m:t>=</m:t>
+        </m:r>
+        <m:func>
+          <m:funcPr>
+            <m:ctrlPr>
+              <w:rPr>
+                <w:rFonts w:ascii="Cambria Math" w:hAnsi="Cambria Math" w:cs="Calibri"/>
+                <w:i/>
+              </w:rPr>
+            </m:ctrlPr>
+          </m:funcPr>
+          <m:fName>
+            <m:limLow>
+              <m:limLowPr>
+                <m:ctrlPr>
+                  <w:rPr>
+                    <w:rFonts w:ascii="Cambria Math" w:hAnsi="Cambria Math" w:cs="Calibri"/>
+                    <w:i/>
+                  </w:rPr>
+                </m:ctrlPr>
+              </m:limLowPr>
+              <m:e>
+                <m:r>
+                  <m:rPr>
+                    <m:sty m:val="p"/>
+                  </m:rPr>
+                  <w:rPr>
+                    <w:rFonts w:ascii="Cambria Math" w:hAnsi="Cambria Math" w:cs="Calibri"/>
+                  </w:rPr>
+                  <m:t>min</m:t>
+                </m:r>
+              </m:e>
+              <m:lim>
+                <m:r>
+                  <w:rPr>
+                    <w:rFonts w:ascii="Cambria Math" w:hAnsi="Cambria Math" w:cs="Calibri"/>
+                  </w:rPr>
+                  <m:t xml:space="preserve">   </m:t>
+                </m:r>
+              </m:lim>
+            </m:limLow>
+          </m:fName>
+          <m:e>
+            <m:r>
+              <w:rPr>
+                <w:rFonts w:ascii="Cambria Math" w:hAnsi="Cambria Math" w:cs="Calibri"/>
+              </w:rPr>
+              <m:t>(</m:t>
+            </m:r>
+            <m:sSub>
+              <m:sSubPr>
+                <m:ctrlPr>
+                  <w:rPr>
+                    <w:rFonts w:ascii="Cambria Math" w:hAnsi="Cambria Math"/>
+                    <w:i/>
+                  </w:rPr>
+                </m:ctrlPr>
+              </m:sSubPr>
+              <m:e>
+                <m:r>
+                  <w:rPr>
+                    <w:rFonts w:ascii="Cambria Math" w:hAnsi="Cambria Math"/>
+                  </w:rPr>
+                  <m:t>x</m:t>
+                </m:r>
+              </m:e>
+              <m:sub>
+                <m:r>
+                  <w:rPr>
+                    <w:rFonts w:ascii="Cambria Math" w:hAnsi="Cambria Math"/>
+                  </w:rPr>
+                  <m:t>lead</m:t>
+                </m:r>
+              </m:sub>
+            </m:sSub>
+            <m:r>
+              <w:rPr>
+                <w:rFonts w:ascii="Cambria Math" w:hAnsi="Cambria Math"/>
+              </w:rPr>
+              <m:t>-L-</m:t>
+            </m:r>
+            <m:sSub>
+              <m:sSubPr>
+                <m:ctrlPr>
+                  <w:rPr>
+                    <w:rFonts w:ascii="Cambria Math" w:hAnsi="Cambria Math" w:cs="Calibri"/>
+                    <w:i/>
+                  </w:rPr>
+                </m:ctrlPr>
+              </m:sSubPr>
+              <m:e>
+                <m:r>
+                  <w:rPr>
+                    <w:rFonts w:ascii="Cambria Math" w:hAnsi="Cambria Math" w:cs="Calibri"/>
+                  </w:rPr>
+                  <m:t>s</m:t>
+                </m:r>
+              </m:e>
+              <m:sub>
+                <m:r>
+                  <w:rPr>
+                    <w:rFonts w:ascii="Cambria Math" w:hAnsi="Cambria Math" w:cs="Calibri"/>
+                  </w:rPr>
+                  <m:t>gap</m:t>
+                </m:r>
+              </m:sub>
+            </m:sSub>
+            <m:r>
+              <w:rPr>
+                <w:rFonts w:ascii="Cambria Math" w:hAnsi="Cambria Math"/>
+              </w:rPr>
+              <m:t xml:space="preserve">,  </m:t>
+            </m:r>
+            <m:sSub>
+              <m:sSubPr>
+                <m:ctrlPr>
+                  <w:rPr>
+                    <w:rFonts w:ascii="Cambria Math" w:hAnsi="Cambria Math"/>
+                    <w:i/>
+                  </w:rPr>
+                </m:ctrlPr>
+              </m:sSubPr>
+              <m:e>
+                <m:r>
+                  <w:rPr>
+                    <w:rFonts w:ascii="Cambria Math" w:hAnsi="Cambria Math"/>
+                  </w:rPr>
+                  <m:t>x</m:t>
+                </m:r>
+              </m:e>
+              <m:sub>
+                <m:r>
+                  <w:rPr>
+                    <w:rFonts w:ascii="Cambria Math" w:hAnsi="Cambria Math"/>
+                  </w:rPr>
+                  <m:t>stop</m:t>
+                </m:r>
+              </m:sub>
+            </m:sSub>
+            <m:r>
+              <w:rPr>
+                <w:rFonts w:ascii="Cambria Math" w:hAnsi="Cambria Math" w:cs="Calibri"/>
+              </w:rPr>
+              <m:t>)</m:t>
+            </m:r>
+          </m:e>
+        </m:func>
+      </m:oMath>
+      <w:r>
+        <w:rPr>
+          <w:rFonts w:ascii="Calibri" w:hAnsi="Calibri" w:cs="Calibri"/>
+        </w:rPr>
+        <w:t>;</w:t>
+      </w:r>
+      <w:r>
+        <w:rPr>
+          <w:rFonts w:ascii="Calibri" w:hAnsi="Calibri" w:cs="Calibri"/>
+        </w:rPr>
+        <w:t xml:space="preserve">   </w:t>
+      </w:r>
+      <w:r>
+        <w:rPr>
+          <w:rFonts w:ascii="Calibri" w:hAnsi="Calibri" w:cs="Calibri"/>
+        </w:rPr>
+        <w:t xml:space="preserve"> </w:t>
+      </w:r>
+      <m:oMath>
+        <m:sSub>
+          <m:sSubPr>
+            <m:ctrlPr>
+              <w:rPr>
+                <w:rFonts w:ascii="Cambria Math" w:hAnsi="Cambria Math" w:cs="Calibri"/>
+                <w:i/>
+              </w:rPr>
+            </m:ctrlPr>
+          </m:sSubPr>
+          <m:e>
+            <m:r>
+              <w:rPr>
+                <w:rFonts w:ascii="Cambria Math" w:hAnsi="Cambria Math" w:cs="Calibri"/>
+              </w:rPr>
+              <m:t>jerk</m:t>
+            </m:r>
+          </m:e>
+          <m:sub>
+            <m:r>
+              <w:rPr>
+                <w:rFonts w:ascii="Cambria Math" w:hAnsi="Cambria Math" w:cs="Calibri"/>
+              </w:rPr>
+              <m:t>k</m:t>
+            </m:r>
+          </m:sub>
+        </m:sSub>
+        <m:r>
+          <w:rPr>
+            <w:rFonts w:ascii="Cambria Math" w:hAnsi="Cambria Math" w:cs="Calibri"/>
+          </w:rPr>
+          <m:t>=</m:t>
+        </m:r>
+        <m:f>
+          <m:fPr>
+            <m:ctrlPr>
+              <w:rPr>
+                <w:rFonts w:ascii="Cambria Math" w:hAnsi="Cambria Math"/>
+                <w:i/>
+              </w:rPr>
+            </m:ctrlPr>
+          </m:fPr>
+          <m:num>
+            <m:sSub>
+              <m:sSubPr>
+                <m:ctrlPr>
+                  <w:rPr>
+                    <w:rFonts w:ascii="Cambria Math" w:hAnsi="Cambria Math" w:cs="Calibri"/>
+                    <w:i/>
+                  </w:rPr>
+                </m:ctrlPr>
+              </m:sSubPr>
+              <m:e>
+                <m:r>
+                  <w:rPr>
+                    <w:rFonts w:ascii="Cambria Math" w:hAnsi="Cambria Math" w:cs="Calibri"/>
+                  </w:rPr>
+                  <m:t>a</m:t>
+                </m:r>
+              </m:e>
+              <m:sub>
+                <m:r>
+                  <w:rPr>
+                    <w:rFonts w:ascii="Cambria Math" w:hAnsi="Cambria Math" w:cs="Calibri"/>
+                  </w:rPr>
+                  <m:t>k</m:t>
+                </m:r>
+              </m:sub>
+            </m:sSub>
+            <m:r>
+              <w:rPr>
+                <w:rFonts w:ascii="Cambria Math" w:hAnsi="Cambria Math" w:cs="Calibri"/>
+              </w:rPr>
+              <m:t>-</m:t>
+            </m:r>
+            <m:sSub>
+              <m:sSubPr>
+                <m:ctrlPr>
+                  <w:rPr>
+                    <w:rFonts w:ascii="Cambria Math" w:hAnsi="Cambria Math" w:cs="Calibri"/>
+                    <w:i/>
+                  </w:rPr>
+                </m:ctrlPr>
+              </m:sSubPr>
+              <m:e>
+                <m:r>
+                  <w:rPr>
+                    <w:rFonts w:ascii="Cambria Math" w:hAnsi="Cambria Math" w:cs="Calibri"/>
+                  </w:rPr>
+                  <m:t>a</m:t>
+                </m:r>
+              </m:e>
+              <m:sub>
+                <m:r>
+                  <w:rPr>
+                    <w:rFonts w:ascii="Cambria Math" w:hAnsi="Cambria Math" w:cs="Calibri"/>
+                  </w:rPr>
+                  <m:t>k-1</m:t>
+                </m:r>
+              </m:sub>
+            </m:sSub>
+          </m:num>
+          <m:den>
+            <m:r>
+              <w:rPr>
+                <w:rFonts w:ascii="Cambria Math" w:hAnsi="Cambria Math" w:cs="Calibri"/>
+              </w:rPr>
+              <m:t>∆t</m:t>
+            </m:r>
+          </m:den>
+        </m:f>
+      </m:oMath>
+      <w:r>
+        <w:rPr>
+          <w:rFonts w:ascii="Calibri" w:hAnsi="Calibri" w:cs="Calibri"/>
+        </w:rPr>
+        <w:t xml:space="preserve"> </w:t>
+      </w:r>
+      <w:r>
+        <w:rPr>
+          <w:rFonts w:ascii="Calibri" w:hAnsi="Calibri" w:cs="Calibri"/>
+        </w:rPr>
+        <w:t xml:space="preserve"> </w:t>
+      </w:r>
+      <w:r>
+        <w:rPr>
+          <w:rFonts w:ascii="Calibri" w:hAnsi="Calibri" w:cs="Calibri"/>
+        </w:rPr>
+        <w:t xml:space="preserve"> and</w:t>
+      </w:r>
+      <w:r>
+        <w:rPr>
+          <w:rFonts w:ascii="Calibri" w:hAnsi="Calibri" w:cs="Calibri"/>
+        </w:rPr>
+        <w:t xml:space="preserve">   </w:t>
+      </w:r>
+      <m:oMath>
+        <m:sSub>
+          <m:sSubPr>
+            <m:ctrlPr>
+              <w:rPr>
+                <w:rFonts w:ascii="Cambria Math" w:hAnsi="Cambria Math" w:cs="Calibri"/>
+                <w:i/>
+              </w:rPr>
+            </m:ctrlPr>
+          </m:sSubPr>
+          <m:e>
+            <m:r>
+              <w:rPr>
+                <w:rFonts w:ascii="Cambria Math" w:hAnsi="Cambria Math" w:cs="Calibri"/>
+              </w:rPr>
+              <m:t>THW</m:t>
+            </m:r>
+          </m:e>
+          <m:sub>
+            <m:r>
+              <w:rPr>
+                <w:rFonts w:ascii="Cambria Math" w:hAnsi="Cambria Math" w:cs="Calibri"/>
+              </w:rPr>
+              <m:t>k</m:t>
+            </m:r>
+          </m:sub>
+        </m:sSub>
+        <m:r>
+          <w:rPr>
+            <w:rFonts w:ascii="Cambria Math" w:hAnsi="Cambria Math" w:cs="Calibri"/>
+          </w:rPr>
+          <m:t>=</m:t>
+        </m:r>
+        <m:f>
+          <m:fPr>
+            <m:ctrlPr>
+              <w:rPr>
+                <w:rFonts w:ascii="Cambria Math" w:hAnsi="Cambria Math"/>
+                <w:i/>
+              </w:rPr>
+            </m:ctrlPr>
+          </m:fPr>
+          <m:num>
+            <m:sSub>
+              <m:sSubPr>
+                <m:ctrlPr>
+                  <w:rPr>
+                    <w:rFonts w:ascii="Cambria Math" w:hAnsi="Cambria Math" w:cs="Calibri"/>
+                    <w:i/>
+                  </w:rPr>
+                </m:ctrlPr>
+              </m:sSubPr>
+              <m:e>
+                <m:r>
+                  <w:rPr>
+                    <w:rFonts w:ascii="Cambria Math" w:hAnsi="Cambria Math" w:cs="Calibri"/>
+                  </w:rPr>
+                  <m:t>s</m:t>
+                </m:r>
+              </m:e>
+              <m:sub>
+                <m:r>
+                  <w:rPr>
+                    <w:rFonts w:ascii="Cambria Math" w:hAnsi="Cambria Math" w:cs="Calibri"/>
+                  </w:rPr>
+                  <m:t>k</m:t>
+                </m:r>
+              </m:sub>
+            </m:sSub>
+          </m:num>
+          <m:den>
+            <m:sSub>
+              <m:sSubPr>
+                <m:ctrlPr>
+                  <w:rPr>
+                    <w:rFonts w:ascii="Cambria Math" w:hAnsi="Cambria Math" w:cs="Calibri"/>
+                    <w:i/>
+                  </w:rPr>
+                </m:ctrlPr>
+              </m:sSubPr>
+              <m:e>
+                <m:r>
+                  <w:rPr>
+                    <w:rFonts w:ascii="Cambria Math" w:hAnsi="Cambria Math" w:cs="Calibri"/>
+                  </w:rPr>
+                  <m:t>v</m:t>
+                </m:r>
+              </m:e>
+              <m:sub>
+                <m:r>
+                  <w:rPr>
+                    <w:rFonts w:ascii="Cambria Math" w:hAnsi="Cambria Math" w:cs="Calibri"/>
+                  </w:rPr>
+                  <m:t>k</m:t>
+                </m:r>
+              </m:sub>
+            </m:sSub>
+          </m:den>
+        </m:f>
+      </m:oMath>
     </w:p>
     <w:p>
       <w:pPr>
         <w:pStyle w:val="ListParagraph"/>
-        <w:numPr>
-          <w:ilvl w:val="0"/>
-          <w:numId w:val="15"/>
-        </w:numPr>
-        <w:rPr>
-          <w:rFonts w:asciiTheme="majorHAnsi" w:hAnsiTheme="majorHAnsi" w:cstheme="majorHAnsi"/>
-        </w:rPr>
-      </w:pPr>
-      <w:r>
-        <w:rPr>
-          <w:rFonts w:asciiTheme="majorHAnsi" w:hAnsiTheme="majorHAnsi" w:cstheme="majorHAnsi"/>
-        </w:rPr>
-        <w:t>Maximum 10-minute presentation at the interview</w:t>
+        <w:spacing w:after="100"/>
+        <w:ind w:left="360"/>
+        <w:jc w:val="both"/>
+        <w:rPr>
+          <w:rFonts w:ascii="Calibri" w:hAnsi="Calibri" w:cs="Calibri"/>
+        </w:rPr>
+      </w:pPr>
+      <w:r>
+        <w:rPr>
+          <w:rFonts w:ascii="Calibri" w:hAnsi="Calibri" w:cs="Calibri"/>
+        </w:rPr>
+        <w:t>So, the AV aims to stop either behind its leader or at the safe stop position, whichever is closer.</w:t>
       </w:r>
     </w:p>
     <w:p>
       <w:pPr>
-        <w:rPr>
-          <w:rFonts w:asciiTheme="majorHAnsi" w:hAnsiTheme="majorHAnsi" w:cstheme="majorHAnsi"/>
-        </w:rPr>
-      </w:pPr>
-      <w:r>
-        <w:rPr>
-          <w:rFonts w:asciiTheme="majorHAnsi" w:hAnsiTheme="majorHAnsi" w:cstheme="majorHAnsi"/>
-        </w:rPr>
-        <w:t>Notes:</w:t>
-      </w:r>
+        <w:pStyle w:val="ListParagraph"/>
+        <w:spacing w:after="100"/>
+        <w:ind w:left="360"/>
+        <w:jc w:val="both"/>
+        <w:rPr>
+          <w:rFonts w:ascii="Calibri" w:hAnsi="Calibri" w:cs="Calibri"/>
+        </w:rPr>
+      </w:pPr>
+      <w:r>
+        <w:rPr>
+          <w:rFonts w:ascii="Calibri" w:hAnsi="Calibri" w:cs="Calibri"/>
+          <w:b/>
+          <w:bCs/>
+        </w:rPr>
+        <w:t xml:space="preserve">When the pedestrian is active: </w:t>
+      </w:r>
+      <w:r>
+        <w:rPr>
+          <w:rFonts w:ascii="Calibri" w:hAnsi="Calibri" w:cs="Calibri"/>
+        </w:rPr>
+        <w:t xml:space="preserve">The AV no longer decides whether to cross. It solves the stopping MPC </w:t>
+      </w:r>
+      <w:r>
+        <w:rPr>
+          <w:rFonts w:ascii="Calibri" w:hAnsi="Calibri" w:cs="Calibri"/>
+        </w:rPr>
+        <w:t>alone</w:t>
+      </w:r>
+      <w:r>
+        <w:rPr>
+          <w:rFonts w:ascii="Calibri" w:hAnsi="Calibri" w:cs="Calibri"/>
+        </w:rPr>
+        <w:t>. In addition, the predicted position must satisfy</w:t>
+      </w:r>
+      <w:r>
+        <w:rPr>
+          <w:rFonts w:ascii="Calibri" w:hAnsi="Calibri" w:cs="Calibri"/>
+        </w:rPr>
+        <w:t xml:space="preserve">:  </w:t>
+      </w:r>
+      <m:oMath>
+        <m:sSub>
+          <m:sSubPr>
+            <m:ctrlPr>
+              <w:rPr>
+                <w:rFonts w:ascii="Cambria Math" w:hAnsi="Cambria Math" w:cs="Calibri"/>
+                <w:i/>
+              </w:rPr>
+            </m:ctrlPr>
+          </m:sSubPr>
+          <m:e>
+            <m:r>
+              <w:rPr>
+                <w:rFonts w:ascii="Cambria Math" w:hAnsi="Cambria Math" w:cs="Calibri"/>
+              </w:rPr>
+              <m:t>x(t</m:t>
+            </m:r>
+          </m:e>
+          <m:sub>
+            <m:r>
+              <w:rPr>
+                <w:rFonts w:ascii="Cambria Math" w:hAnsi="Cambria Math" w:cs="Calibri"/>
+              </w:rPr>
+              <m:t>k</m:t>
+            </m:r>
+          </m:sub>
+        </m:sSub>
+        <m:r>
+          <w:rPr>
+            <w:rFonts w:ascii="Cambria Math" w:hAnsi="Cambria Math" w:cs="Calibri"/>
+          </w:rPr>
+          <m:t xml:space="preserve">)≤ </m:t>
+        </m:r>
+        <m:sSub>
+          <m:sSubPr>
+            <m:ctrlPr>
+              <w:rPr>
+                <w:rFonts w:ascii="Cambria Math" w:hAnsi="Cambria Math" w:cs="Calibri"/>
+                <w:i/>
+              </w:rPr>
+            </m:ctrlPr>
+          </m:sSubPr>
+          <m:e>
+            <m:r>
+              <w:rPr>
+                <w:rFonts w:ascii="Cambria Math" w:hAnsi="Cambria Math" w:cs="Calibri"/>
+              </w:rPr>
+              <m:t>x</m:t>
+            </m:r>
+          </m:e>
+          <m:sub>
+            <m:r>
+              <w:rPr>
+                <w:rFonts w:ascii="Cambria Math" w:hAnsi="Cambria Math" w:cs="Calibri"/>
+              </w:rPr>
+              <m:t>stop</m:t>
+            </m:r>
+          </m:sub>
+        </m:sSub>
+        <m:r>
+          <w:rPr>
+            <w:rFonts w:ascii="Cambria Math" w:hAnsi="Cambria Math" w:cs="Calibri"/>
+          </w:rPr>
+          <m:t>;      20s≤</m:t>
+        </m:r>
+        <m:sSub>
+          <m:sSubPr>
+            <m:ctrlPr>
+              <w:rPr>
+                <w:rFonts w:ascii="Cambria Math" w:hAnsi="Cambria Math" w:cs="Calibri"/>
+                <w:i/>
+              </w:rPr>
+            </m:ctrlPr>
+          </m:sSubPr>
+          <m:e>
+            <m:r>
+              <w:rPr>
+                <w:rFonts w:ascii="Cambria Math" w:hAnsi="Cambria Math" w:cs="Calibri"/>
+              </w:rPr>
+              <m:t>t</m:t>
+            </m:r>
+          </m:e>
+          <m:sub>
+            <m:r>
+              <w:rPr>
+                <w:rFonts w:ascii="Cambria Math" w:hAnsi="Cambria Math" w:cs="Calibri"/>
+              </w:rPr>
+              <m:t>k</m:t>
+            </m:r>
+          </m:sub>
+        </m:sSub>
+        <m:r>
+          <w:rPr>
+            <w:rFonts w:ascii="Cambria Math" w:hAnsi="Cambria Math" w:cs="Calibri"/>
+          </w:rPr>
+          <m:t>≤30s</m:t>
+        </m:r>
+      </m:oMath>
     </w:p>
     <w:p>
       <w:pPr>
-        <w:rPr>
-          <w:rFonts w:asciiTheme="majorHAnsi" w:hAnsiTheme="majorHAnsi" w:cstheme="majorHAnsi"/>
-          <w:lang/>
-        </w:rPr>
-      </w:pPr>
-      <w:r>
-        <w:rPr>
-          <w:rFonts w:asciiTheme="majorHAnsi" w:hAnsiTheme="majorHAnsi" w:cstheme="majorHAnsi"/>
-          <w:lang/>
-        </w:rPr>
-        <w:t>Some aspects of the problem are intentionally left unspecified. State and justify any additional assumptions needed to obtain a well-defined and physically meaningful model.</w:t>
-      </w:r>
-      <w:r>
-        <w:rPr>
-          <w:rFonts w:asciiTheme="majorHAnsi" w:hAnsiTheme="majorHAnsi" w:cstheme="majorHAnsi"/>
-        </w:rPr>
-        <w:br/>
-        <w:t xml:space="preserve">In presenting </w:t>
-      </w:r>
-      <w:proofErr w:type="gramStart"/>
-      <w:r>
-        <w:rPr>
-          <w:rFonts w:asciiTheme="majorHAnsi" w:hAnsiTheme="majorHAnsi" w:cstheme="majorHAnsi"/>
-        </w:rPr>
-        <w:t>you</w:t>
-      </w:r>
-      <w:proofErr w:type="gramEnd"/>
-      <w:r>
-        <w:rPr>
-          <w:rFonts w:asciiTheme="majorHAnsi" w:hAnsiTheme="majorHAnsi" w:cstheme="majorHAnsi"/>
-        </w:rPr>
-        <w:t xml:space="preserve"> solution, focus on clarity and reasoning. Simplicity is preferred. </w:t>
+        <w:pStyle w:val="ListParagraph"/>
+        <w:spacing w:after="100"/>
+        <w:ind w:left="360"/>
+        <w:jc w:val="both"/>
+        <w:rPr>
+          <w:rFonts w:ascii="Calibri" w:hAnsi="Calibri" w:cs="Calibri"/>
+        </w:rPr>
+      </w:pPr>
+      <w:r>
+        <w:rPr>
+          <w:rFonts w:ascii="Calibri" w:hAnsi="Calibri" w:cs="Calibri"/>
+        </w:rPr>
+        <w:t>This keeps the AV before the safe stop position while the pedestrian is present.</w:t>
       </w:r>
     </w:p>
     <w:p>
       <w:pPr>
-        <w:rPr>
-          <w:rFonts w:asciiTheme="majorHAnsi" w:hAnsiTheme="majorHAnsi" w:cstheme="majorHAnsi"/>
-        </w:rPr>
-      </w:pPr>
-      <w:r>
-        <w:rPr>
-          <w:rFonts w:asciiTheme="majorHAnsi" w:hAnsiTheme="majorHAnsi" w:cstheme="majorHAnsi"/>
-        </w:rPr>
-        <w:t>Explicitly indicate how you use GenAI tools.</w:t>
+        <w:spacing w:after="0"/>
+        <w:jc w:val="both"/>
+        <w:rPr>
+          <w:rFonts w:ascii="Calibri" w:hAnsi="Calibri" w:cs="Calibri"/>
+          <w:b/>
+          <w:bCs/>
+          <w:sz w:val="28"/>
+          <w:szCs w:val="28"/>
+        </w:rPr>
+      </w:pPr>
+      <w:r>
+        <w:rPr>
+          <w:rFonts w:ascii="Calibri" w:hAnsi="Calibri" w:cs="Calibri"/>
+          <w:b/>
+          <w:bCs/>
+          <w:sz w:val="28"/>
+          <w:szCs w:val="28"/>
+        </w:rPr>
+        <w:t>Results</w:t>
+      </w:r>
+      <w:r>
+        <w:rPr>
+          <w:rFonts w:ascii="Calibri" w:hAnsi="Calibri" w:cs="Calibri"/>
+          <w:b/>
+          <w:bCs/>
+          <w:sz w:val="28"/>
+          <w:szCs w:val="28"/>
+        </w:rPr>
+        <w:t xml:space="preserve"> and</w:t>
+      </w:r>
+      <w:r>
+        <w:rPr>
+          <w:rFonts w:ascii="Calibri" w:hAnsi="Calibri" w:cs="Calibri"/>
+          <w:b/>
+          <w:bCs/>
+          <w:sz w:val="28"/>
+          <w:szCs w:val="28"/>
+        </w:rPr>
+        <w:t xml:space="preserve"> discussion</w:t>
+      </w:r>
+      <w:r>
+        <w:rPr>
+          <w:rFonts w:ascii="Calibri" w:hAnsi="Calibri" w:cs="Calibri"/>
+          <w:b/>
+          <w:bCs/>
+          <w:sz w:val="28"/>
+          <w:szCs w:val="28"/>
+        </w:rPr>
+        <w:t>s</w:t>
+      </w:r>
+      <w:r>
+        <w:rPr>
+          <w:rFonts w:ascii="Calibri" w:hAnsi="Calibri" w:cs="Calibri"/>
+          <w:b/>
+          <w:bCs/>
+          <w:sz w:val="28"/>
+          <w:szCs w:val="28"/>
+        </w:rPr>
+        <w:t>:</w:t>
+      </w:r>
+    </w:p>
+    <w:p>
+      <w:pPr>
+        <w:jc w:val="both"/>
+        <w:rPr>
+          <w:rFonts w:ascii="Calibri" w:hAnsi="Calibri" w:cs="Calibri"/>
+        </w:rPr>
+      </w:pPr>
+      <w:r>
+        <w:rPr>
+          <w:rFonts w:ascii="Calibri" w:hAnsi="Calibri" w:cs="Calibri"/>
+        </w:rPr>
+        <w:t>The time step affects safety, accuracy, comfort, and computational cost</w:t>
+      </w:r>
+      <w:r>
+        <w:rPr>
+          <w:rFonts w:ascii="Calibri" w:hAnsi="Calibri" w:cs="Calibri"/>
+        </w:rPr>
+        <w:t xml:space="preserve">. </w:t>
+      </w:r>
+      <w:r>
+        <w:rPr>
+          <w:rFonts w:ascii="Calibri" w:hAnsi="Calibri" w:cs="Calibri"/>
+        </w:rPr>
+        <w:t>S</w:t>
+      </w:r>
+      <w:r>
+        <w:rPr>
+          <w:rFonts w:ascii="Calibri" w:hAnsi="Calibri" w:cs="Calibri"/>
+        </w:rPr>
+        <w:t>maller step</w:t>
+      </w:r>
+      <w:r>
+        <w:rPr>
+          <w:rFonts w:ascii="Calibri" w:hAnsi="Calibri" w:cs="Calibri"/>
+        </w:rPr>
+        <w:t>s</w:t>
+      </w:r>
+      <w:r>
+        <w:rPr>
+          <w:rFonts w:ascii="Calibri" w:hAnsi="Calibri" w:cs="Calibri"/>
+        </w:rPr>
+        <w:t xml:space="preserve"> give more accurate updates</w:t>
+      </w:r>
+      <w:r>
+        <w:rPr>
+          <w:rFonts w:ascii="Calibri" w:hAnsi="Calibri" w:cs="Calibri"/>
+        </w:rPr>
+        <w:t xml:space="preserve"> but </w:t>
+      </w:r>
+      <w:r>
+        <w:rPr>
+          <w:rFonts w:ascii="Calibri" w:hAnsi="Calibri" w:cs="Calibri"/>
+        </w:rPr>
+        <w:t>require</w:t>
+      </w:r>
+      <w:r>
+        <w:rPr>
+          <w:rFonts w:ascii="Calibri" w:hAnsi="Calibri" w:cs="Calibri"/>
+        </w:rPr>
+        <w:t xml:space="preserve"> more MPC evaluations. </w:t>
+      </w:r>
+      <w:r>
+        <w:rPr>
+          <w:rFonts w:ascii="Calibri" w:hAnsi="Calibri" w:cs="Calibri"/>
+        </w:rPr>
+        <w:t>L</w:t>
+      </w:r>
+      <w:r>
+        <w:rPr>
+          <w:rFonts w:ascii="Calibri" w:hAnsi="Calibri" w:cs="Calibri"/>
+        </w:rPr>
+        <w:t>arge</w:t>
+      </w:r>
+      <w:r>
+        <w:rPr>
+          <w:rFonts w:ascii="Calibri" w:hAnsi="Calibri" w:cs="Calibri"/>
+        </w:rPr>
+        <w:t>r</w:t>
+      </w:r>
+      <w:r>
+        <w:rPr>
+          <w:rFonts w:ascii="Calibri" w:hAnsi="Calibri" w:cs="Calibri"/>
+        </w:rPr>
+        <w:t xml:space="preserve"> time step</w:t>
+      </w:r>
+      <w:r>
+        <w:rPr>
+          <w:rFonts w:ascii="Calibri" w:hAnsi="Calibri" w:cs="Calibri"/>
+        </w:rPr>
+        <w:t>s</w:t>
+      </w:r>
+      <w:r>
+        <w:rPr>
+          <w:rFonts w:ascii="Calibri" w:hAnsi="Calibri" w:cs="Calibri"/>
+        </w:rPr>
+        <w:t xml:space="preserve"> </w:t>
+      </w:r>
+      <w:r>
+        <w:rPr>
+          <w:rFonts w:ascii="Calibri" w:hAnsi="Calibri" w:cs="Calibri"/>
+        </w:rPr>
+        <w:t>are</w:t>
+      </w:r>
+      <w:r>
+        <w:rPr>
+          <w:rFonts w:ascii="Calibri" w:hAnsi="Calibri" w:cs="Calibri"/>
+        </w:rPr>
+        <w:t xml:space="preserve"> </w:t>
+      </w:r>
+      <w:r>
+        <w:rPr>
+          <w:rFonts w:ascii="Calibri" w:hAnsi="Calibri" w:cs="Calibri"/>
+        </w:rPr>
+        <w:t>cheaper but</w:t>
+      </w:r>
+      <w:r>
+        <w:rPr>
+          <w:rFonts w:ascii="Calibri" w:hAnsi="Calibri" w:cs="Calibri"/>
+        </w:rPr>
+        <w:t xml:space="preserve"> can miss important changes in speed and position.</w:t>
+      </w:r>
+      <w:r>
+        <w:rPr>
+          <w:rFonts w:ascii="Calibri" w:hAnsi="Calibri" w:cs="Calibri"/>
+        </w:rPr>
+        <w:t xml:space="preserve"> </w:t>
+      </w:r>
+      <w:r>
+        <w:rPr>
+          <w:rFonts w:ascii="Calibri" w:hAnsi="Calibri" w:cs="Calibri"/>
+        </w:rPr>
+        <w:t>Increasing the frequency from 10 to 25Hz greatly increased the number of solves but changed the vehicle trajectories only slightly</w:t>
+      </w:r>
+      <w:r>
+        <w:rPr>
+          <w:rFonts w:ascii="Calibri" w:hAnsi="Calibri" w:cs="Calibri"/>
+        </w:rPr>
+        <w:t>.</w:t>
+      </w:r>
+      <w:r>
+        <w:rPr>
+          <w:rFonts w:ascii="Calibri" w:hAnsi="Calibri" w:cs="Calibri"/>
+        </w:rPr>
+        <w:t xml:space="preserve"> </w:t>
+      </w:r>
+      <w:r>
+        <w:rPr>
+          <w:rFonts w:ascii="Calibri" w:hAnsi="Calibri" w:cs="Calibri"/>
+        </w:rPr>
+        <w:t xml:space="preserve">So, </w:t>
+      </w:r>
+      <w:r>
+        <w:rPr>
+          <w:rFonts w:ascii="Calibri" w:hAnsi="Calibri" w:cs="Calibri"/>
+        </w:rPr>
+        <w:t>a 0.1s time step (10Hz) was selected</w:t>
+      </w:r>
+      <w:r>
+        <w:rPr>
+          <w:rFonts w:ascii="Calibri" w:hAnsi="Calibri" w:cs="Calibri"/>
+        </w:rPr>
+        <w:t xml:space="preserve"> for the reported simulation</w:t>
+      </w:r>
+      <w:r>
+        <w:rPr>
+          <w:rFonts w:ascii="Calibri" w:hAnsi="Calibri" w:cs="Calibri"/>
+        </w:rPr>
+        <w:t xml:space="preserve">.  </w:t>
+      </w:r>
+    </w:p>
+    <w:p>
+      <w:pPr>
+        <w:jc w:val="both"/>
+        <w:rPr>
+          <w:rFonts w:ascii="Calibri" w:hAnsi="Calibri" w:cs="Calibri"/>
+        </w:rPr>
+      </w:pPr>
+      <w:r>
+        <w:rPr>
+          <w:rFonts w:ascii="Calibri" w:hAnsi="Calibri" w:cs="Calibri"/>
+        </w:rPr>
+        <w:t>The 60s simulation included a pedestrian warning from 17</w:t>
+      </w:r>
+      <w:r>
+        <w:rPr>
+          <w:rFonts w:ascii="Calibri" w:hAnsi="Calibri" w:cs="Calibri"/>
+        </w:rPr>
+        <w:t>-</w:t>
+      </w:r>
+      <w:r>
+        <w:rPr>
+          <w:rFonts w:ascii="Calibri" w:hAnsi="Calibri" w:cs="Calibri"/>
+        </w:rPr>
+        <w:t>20s and an active crossing from 20</w:t>
+      </w:r>
+      <w:r>
+        <w:rPr>
+          <w:rFonts w:ascii="Calibri" w:hAnsi="Calibri" w:cs="Calibri"/>
+        </w:rPr>
+        <w:t>-</w:t>
+      </w:r>
+      <w:r>
+        <w:rPr>
+          <w:rFonts w:ascii="Calibri" w:hAnsi="Calibri" w:cs="Calibri"/>
+        </w:rPr>
+        <w:t>30s.</w:t>
+      </w:r>
+      <w:r>
+        <w:rPr>
+          <w:rFonts w:ascii="Calibri" w:hAnsi="Calibri" w:cs="Calibri"/>
+        </w:rPr>
+        <w:t xml:space="preserve"> </w:t>
+      </w:r>
+      <w:r>
+        <w:rPr>
+          <w:rFonts w:ascii="Calibri" w:hAnsi="Calibri" w:cs="Calibri"/>
+        </w:rPr>
+        <w:t>No infeasible HDV events occurred</w:t>
+      </w:r>
+      <w:r>
+        <w:rPr>
+          <w:rFonts w:ascii="Calibri" w:hAnsi="Calibri" w:cs="Calibri"/>
+        </w:rPr>
+        <w:t>,</w:t>
+      </w:r>
+      <w:r>
+        <w:rPr>
+          <w:rFonts w:ascii="Calibri" w:hAnsi="Calibri" w:cs="Calibri"/>
+        </w:rPr>
+        <w:t xml:space="preserve"> indicat</w:t>
+      </w:r>
+      <w:r>
+        <w:rPr>
+          <w:rFonts w:ascii="Calibri" w:hAnsi="Calibri" w:cs="Calibri"/>
+        </w:rPr>
+        <w:t>ing</w:t>
+      </w:r>
+      <w:r>
+        <w:rPr>
+          <w:rFonts w:ascii="Calibri" w:hAnsi="Calibri" w:cs="Calibri"/>
+        </w:rPr>
+        <w:t xml:space="preserve"> that the HDV rules handled the pedestrian event </w:t>
+      </w:r>
+      <w:r>
+        <w:rPr>
+          <w:rFonts w:ascii="Calibri" w:hAnsi="Calibri" w:cs="Calibri"/>
+        </w:rPr>
+        <w:t>well</w:t>
+      </w:r>
+      <w:r>
+        <w:rPr>
+          <w:rFonts w:ascii="Calibri" w:hAnsi="Calibri" w:cs="Calibri"/>
+        </w:rPr>
+        <w:t xml:space="preserve">. </w:t>
+      </w:r>
+      <w:r>
+        <w:rPr>
+          <w:rFonts w:ascii="Calibri" w:hAnsi="Calibri" w:cs="Calibri"/>
+        </w:rPr>
+        <w:t>The AV MPC success rate was 99.29% (2,387 of 2,404 solves)</w:t>
+      </w:r>
+      <w:r>
+        <w:rPr>
+          <w:rFonts w:ascii="Calibri" w:hAnsi="Calibri" w:cs="Calibri"/>
+        </w:rPr>
+        <w:t>.</w:t>
+      </w:r>
+      <w:r>
+        <w:rPr>
+          <w:rFonts w:ascii="Calibri" w:hAnsi="Calibri" w:cs="Calibri"/>
+        </w:rPr>
+        <w:t xml:space="preserve"> </w:t>
+      </w:r>
+      <w:r>
+        <w:rPr>
+          <w:rFonts w:ascii="Calibri" w:hAnsi="Calibri" w:cs="Calibri"/>
+        </w:rPr>
+        <w:t>During the early warning phase, some AVs briefly entered the dilemma state because neither safe stopping nor crossing was feasible</w:t>
+      </w:r>
+      <w:r>
+        <w:rPr>
+          <w:rFonts w:ascii="Calibri" w:hAnsi="Calibri" w:cs="Calibri"/>
+        </w:rPr>
+        <w:t xml:space="preserve"> due to failed solves</w:t>
+      </w:r>
+      <w:r>
+        <w:rPr>
+          <w:rFonts w:ascii="Calibri" w:hAnsi="Calibri" w:cs="Calibri"/>
+        </w:rPr>
+        <w:t xml:space="preserve">. </w:t>
+      </w:r>
+      <w:r>
+        <w:rPr>
+          <w:rFonts w:ascii="Calibri" w:hAnsi="Calibri" w:cs="Calibri"/>
+        </w:rPr>
+        <w:t>They then switched to stopping mode</w:t>
+      </w:r>
+      <w:r>
+        <w:rPr>
+          <w:rFonts w:ascii="Calibri" w:hAnsi="Calibri" w:cs="Calibri"/>
+        </w:rPr>
+        <w:t xml:space="preserve">. </w:t>
+      </w:r>
+      <w:r>
+        <w:rPr>
+          <w:rFonts w:ascii="Calibri" w:hAnsi="Calibri" w:cs="Calibri"/>
+        </w:rPr>
+        <w:t>These f</w:t>
+      </w:r>
+      <w:r>
+        <w:rPr>
+          <w:rFonts w:ascii="Calibri" w:hAnsi="Calibri" w:cs="Calibri"/>
+        </w:rPr>
+        <w:t>ailed solves were handled using a</w:t>
+      </w:r>
+      <w:r>
+        <w:rPr>
+          <w:rFonts w:ascii="Calibri" w:hAnsi="Calibri" w:cs="Calibri"/>
+        </w:rPr>
+        <w:t xml:space="preserve"> fallback</w:t>
+      </w:r>
+      <w:r>
+        <w:rPr>
+          <w:rFonts w:ascii="Calibri" w:hAnsi="Calibri" w:cs="Calibri"/>
+        </w:rPr>
+        <w:t xml:space="preserve"> braking of -8m/s²</w:t>
+      </w:r>
+      <w:r>
+        <w:rPr>
+          <w:rFonts w:ascii="Calibri" w:hAnsi="Calibri" w:cs="Calibri"/>
+        </w:rPr>
+        <w:t>.</w:t>
+      </w:r>
+      <w:r>
+        <w:rPr>
+          <w:rFonts w:ascii="Calibri" w:hAnsi="Calibri" w:cs="Calibri"/>
+        </w:rPr>
+        <w:t xml:space="preserve"> </w:t>
+      </w:r>
+    </w:p>
+    <w:p>
+      <w:pPr>
+        <w:jc w:val="both"/>
+        <w:rPr>
+          <w:rFonts w:ascii="Calibri" w:hAnsi="Calibri" w:cs="Calibri"/>
+        </w:rPr>
+      </w:pPr>
+      <w:r>
+        <w:rPr>
+          <w:rFonts w:ascii="Calibri" w:hAnsi="Calibri" w:cs="Calibri"/>
+        </w:rPr>
+        <w:t>The minimum vehicle gap was 3m</w:t>
+      </w:r>
+      <w:r>
+        <w:rPr>
+          <w:rFonts w:ascii="Calibri" w:hAnsi="Calibri" w:cs="Calibri"/>
+        </w:rPr>
+        <w:t xml:space="preserve"> for all vehicles</w:t>
+      </w:r>
+      <w:r>
+        <w:rPr>
+          <w:rFonts w:ascii="Calibri" w:hAnsi="Calibri" w:cs="Calibri"/>
+        </w:rPr>
+        <w:t>, meeting the required limit. V14 had the lowest THW of 0.287s at 37.8s, with a 4.644m gap and a speed of 16.2m/s.</w:t>
+      </w:r>
+      <w:r>
+        <w:rPr>
+          <w:rFonts w:ascii="Calibri" w:hAnsi="Calibri" w:cs="Calibri"/>
+        </w:rPr>
+        <w:t xml:space="preserve"> </w:t>
+      </w:r>
+      <w:r>
+        <w:rPr>
+          <w:rFonts w:ascii="Calibri" w:hAnsi="Calibri" w:cs="Calibri"/>
+        </w:rPr>
+        <w:t xml:space="preserve">This short headway occurred during traffic recovery after the pedestrian event. </w:t>
+      </w:r>
+      <w:r>
+        <w:rPr>
+          <w:rFonts w:ascii="Calibri" w:hAnsi="Calibri" w:cs="Calibri"/>
+        </w:rPr>
+        <w:t>Thus, the desired 1.5s headway was not always met</w:t>
+      </w:r>
+      <w:r>
+        <w:rPr>
+          <w:rFonts w:ascii="Calibri" w:hAnsi="Calibri" w:cs="Calibri"/>
+        </w:rPr>
+        <w:t xml:space="preserve"> </w:t>
+      </w:r>
+      <w:r>
+        <w:rPr>
+          <w:rFonts w:ascii="Calibri" w:hAnsi="Calibri" w:cs="Calibri"/>
+        </w:rPr>
+        <w:t>because it is a soft</w:t>
+      </w:r>
+      <w:r>
+        <w:rPr>
+          <w:rFonts w:ascii="Calibri" w:hAnsi="Calibri" w:cs="Calibri"/>
+        </w:rPr>
+        <w:t xml:space="preserve"> cost in the MPC objective, rather than a hard constraint.</w:t>
+      </w:r>
+    </w:p>
+    <w:p>
+      <w:pPr>
+        <w:jc w:val="both"/>
+        <w:rPr>
+          <w:rFonts w:ascii="Calibri" w:hAnsi="Calibri" w:cs="Calibri"/>
+        </w:rPr>
+      </w:pPr>
+      <w:r>
+        <w:rPr>
+          <w:rFonts w:ascii="Calibri" w:hAnsi="Calibri" w:cs="Calibri"/>
+        </w:rPr>
+        <w:t xml:space="preserve">The </w:t>
+      </w:r>
+      <w:r>
+        <w:rPr>
+          <w:rFonts w:ascii="Calibri" w:hAnsi="Calibri" w:cs="Calibri"/>
+        </w:rPr>
+        <w:t xml:space="preserve">position and velocity </w:t>
+      </w:r>
+      <w:r>
+        <w:rPr>
+          <w:rFonts w:ascii="Calibri" w:hAnsi="Calibri" w:cs="Calibri"/>
+        </w:rPr>
+        <w:t>plot</w:t>
+      </w:r>
+      <w:r>
+        <w:rPr>
+          <w:rFonts w:ascii="Calibri" w:hAnsi="Calibri" w:cs="Calibri"/>
+        </w:rPr>
+        <w:t>s</w:t>
+      </w:r>
+      <w:r>
+        <w:rPr>
+          <w:rFonts w:ascii="Calibri" w:hAnsi="Calibri" w:cs="Calibri"/>
+        </w:rPr>
+        <w:t xml:space="preserve"> show</w:t>
+      </w:r>
+      <w:r>
+        <w:rPr>
+          <w:rFonts w:ascii="Calibri" w:hAnsi="Calibri" w:cs="Calibri"/>
+        </w:rPr>
+        <w:t xml:space="preserve"> that vehicles slow down during the warning period.</w:t>
+      </w:r>
+      <w:r>
+        <w:rPr>
+          <w:rFonts w:ascii="Calibri" w:hAnsi="Calibri" w:cs="Calibri"/>
+        </w:rPr>
+        <w:t xml:space="preserve"> </w:t>
+      </w:r>
+      <w:r>
+        <w:rPr>
+          <w:rFonts w:ascii="Calibri" w:hAnsi="Calibri" w:cs="Calibri"/>
+        </w:rPr>
+        <w:t>From 20-</w:t>
+      </w:r>
+      <w:r>
+        <w:rPr>
+          <w:rFonts w:ascii="Calibri" w:hAnsi="Calibri" w:cs="Calibri"/>
+        </w:rPr>
+        <w:t xml:space="preserve">30s, </w:t>
+      </w:r>
+      <w:r>
+        <w:rPr>
+          <w:rFonts w:ascii="Calibri" w:hAnsi="Calibri" w:cs="Calibri"/>
+        </w:rPr>
+        <w:t>AV10, AV12, and AV14 stop before the crossing, while AV7 clears it before the pedestrian arrives</w:t>
+      </w:r>
+      <w:r>
+        <w:rPr>
+          <w:rFonts w:ascii="Calibri" w:hAnsi="Calibri" w:cs="Calibri"/>
+        </w:rPr>
+        <w:t xml:space="preserve">. After 30s, </w:t>
+      </w:r>
+      <w:r>
+        <w:rPr>
+          <w:rFonts w:ascii="Calibri" w:hAnsi="Calibri" w:cs="Calibri"/>
+        </w:rPr>
+        <w:t>they</w:t>
+      </w:r>
+      <w:r>
+        <w:rPr>
+          <w:rFonts w:ascii="Calibri" w:hAnsi="Calibri" w:cs="Calibri"/>
+        </w:rPr>
+        <w:t xml:space="preserve"> accelerate and return </w:t>
+      </w:r>
+      <w:r>
+        <w:rPr>
+          <w:rFonts w:ascii="Calibri" w:hAnsi="Calibri" w:cs="Calibri"/>
+        </w:rPr>
+        <w:t>to</w:t>
+      </w:r>
+      <w:r>
+        <w:rPr>
+          <w:rFonts w:ascii="Calibri" w:hAnsi="Calibri" w:cs="Calibri"/>
+        </w:rPr>
+        <w:t xml:space="preserve"> their normal speeds.</w:t>
+      </w:r>
+    </w:p>
+    <w:p>
+      <w:pPr>
+        <w:jc w:val="both"/>
+        <w:rPr>
+          <w:rFonts w:ascii="Calibri" w:hAnsi="Calibri" w:cs="Calibri"/>
+        </w:rPr>
+      </w:pPr>
+      <w:r>
+        <w:rPr>
+          <w:rFonts w:ascii="Calibri" w:hAnsi="Calibri" w:cs="Calibri"/>
+        </w:rPr>
+        <w:t>The acceleration plot shows strong braking during the pedestrian event to prioritize safety over comfort</w:t>
+      </w:r>
+      <w:r>
+        <w:rPr>
+          <w:rFonts w:ascii="Calibri" w:hAnsi="Calibri" w:cs="Calibri"/>
+        </w:rPr>
+        <w:t xml:space="preserve">. </w:t>
+      </w:r>
+      <w:r>
+        <w:rPr>
+          <w:rFonts w:ascii="Calibri" w:hAnsi="Calibri" w:cs="Calibri"/>
+        </w:rPr>
+        <w:t xml:space="preserve">However, </w:t>
+      </w:r>
+      <w:r>
+        <w:rPr>
+          <w:rFonts w:ascii="Calibri" w:hAnsi="Calibri" w:cs="Calibri"/>
+        </w:rPr>
+        <w:t>in</w:t>
+      </w:r>
+      <w:r>
+        <w:rPr>
+          <w:rFonts w:ascii="Calibri" w:hAnsi="Calibri" w:cs="Calibri"/>
+        </w:rPr>
+        <w:t xml:space="preserve"> dilemma</w:t>
+      </w:r>
+      <w:r>
+        <w:rPr>
+          <w:rFonts w:ascii="Calibri" w:hAnsi="Calibri" w:cs="Calibri"/>
+        </w:rPr>
+        <w:t xml:space="preserve"> mode, the</w:t>
+      </w:r>
+      <w:r>
+        <w:rPr>
+          <w:rFonts w:ascii="Calibri" w:hAnsi="Calibri" w:cs="Calibri"/>
+        </w:rPr>
+        <w:t xml:space="preserve"> fallback </w:t>
+      </w:r>
+      <w:r>
+        <w:rPr>
+          <w:rFonts w:ascii="Calibri" w:hAnsi="Calibri" w:cs="Calibri"/>
+        </w:rPr>
+        <w:t>creates</w:t>
+      </w:r>
+      <w:r>
+        <w:rPr>
+          <w:rFonts w:ascii="Calibri" w:hAnsi="Calibri" w:cs="Calibri"/>
+        </w:rPr>
+        <w:t xml:space="preserve"> a sudden change to -8m/s², </w:t>
+      </w:r>
+      <w:r>
+        <w:rPr>
+          <w:rFonts w:ascii="Calibri" w:hAnsi="Calibri" w:cs="Calibri"/>
+        </w:rPr>
+        <w:t>causing high jerk</w:t>
+      </w:r>
+      <w:r>
+        <w:rPr>
+          <w:rFonts w:ascii="Calibri" w:hAnsi="Calibri" w:cs="Calibri"/>
+        </w:rPr>
+        <w:t>.</w:t>
+      </w:r>
+      <w:r>
+        <w:rPr>
+          <w:rFonts w:ascii="Calibri" w:hAnsi="Calibri" w:cs="Calibri"/>
+        </w:rPr>
+        <w:t xml:space="preserve"> </w:t>
+      </w:r>
+      <w:r>
+        <w:rPr>
+          <w:rFonts w:ascii="Calibri" w:hAnsi="Calibri" w:cs="Calibri"/>
+        </w:rPr>
+        <w:t>The maximum absolute jerk was about 50m/s³.</w:t>
+      </w:r>
+      <w:r>
+        <w:rPr>
+          <w:rFonts w:ascii="Calibri" w:hAnsi="Calibri" w:cs="Calibri"/>
+        </w:rPr>
+        <w:t xml:space="preserve"> </w:t>
+      </w:r>
+      <w:r>
+        <w:rPr>
+          <w:rFonts w:ascii="Calibri" w:hAnsi="Calibri" w:cs="Calibri"/>
+        </w:rPr>
+        <w:t>Although jerks are penalized in the MPC cost, the hard pedestrian constraint can still require rapid control actions.</w:t>
+      </w:r>
+    </w:p>
+    <w:p>
+      <w:pPr>
+        <w:jc w:val="both"/>
+        <w:rPr>
+          <w:rFonts w:ascii="Calibri" w:hAnsi="Calibri" w:cs="Calibri"/>
+        </w:rPr>
+      </w:pPr>
+      <w:r>
+        <w:rPr>
+          <w:rFonts w:ascii="Calibri" w:hAnsi="Calibri" w:cs="Calibri"/>
+        </w:rPr>
+        <w:t xml:space="preserve">Overall, the pedestrian event causes brief MPC difficulties during the warning </w:t>
+      </w:r>
+      <w:r>
+        <w:rPr>
+          <w:rFonts w:ascii="Calibri" w:hAnsi="Calibri" w:cs="Calibri"/>
+        </w:rPr>
+        <w:t>phase.</w:t>
+      </w:r>
+      <w:r>
+        <w:rPr>
+          <w:rFonts w:ascii="Calibri" w:hAnsi="Calibri" w:cs="Calibri"/>
+        </w:rPr>
+        <w:t xml:space="preserve"> The </w:t>
+      </w:r>
+      <w:r>
+        <w:rPr>
+          <w:rFonts w:ascii="Calibri" w:hAnsi="Calibri" w:cs="Calibri"/>
+        </w:rPr>
+        <w:t xml:space="preserve">emergency fallback helps respond to situations in which safe stopping cannot be guaranteed by the optimizer. However, this fallback can reduce ride comfort by producing high </w:t>
+      </w:r>
+      <w:r>
+        <w:rPr>
+          <w:rFonts w:ascii="Calibri" w:hAnsi="Calibri" w:cs="Calibri"/>
+        </w:rPr>
+        <w:t>jerks</w:t>
+      </w:r>
+      <w:r>
+        <w:rPr>
+          <w:rFonts w:ascii="Calibri" w:hAnsi="Calibri" w:cs="Calibri"/>
+        </w:rPr>
+        <w:t>.</w:t>
+      </w:r>
+      <w:r>
+        <w:rPr>
+          <w:rFonts w:ascii="Times New Roman" w:eastAsia="Times New Roman" w:hAnsi="Times New Roman" w:cs="Times New Roman"/>
+          <w:sz w:val="24"/>
+          <w:szCs w:val="24"/>
+        </w:rPr>
+        <w:t xml:space="preserve"> </w:t>
+      </w:r>
+      <w:r>
+        <w:rPr>
+          <w:rFonts w:ascii="Calibri" w:hAnsi="Calibri" w:cs="Calibri"/>
+        </w:rPr>
+        <w:t>Future work should reduce solver failures and make the fallback smoother without weakening pedestrian safety.</w:t>
+      </w:r>
+    </w:p>
+    <w:p>
+      <w:pPr>
+        <w:spacing w:after="0"/>
+        <w:jc w:val="both"/>
+        <w:rPr>
+          <w:rFonts w:ascii="Calibri" w:hAnsi="Calibri" w:cs="Calibri"/>
+          <w:b/>
+          <w:bCs/>
+          <w:sz w:val="28"/>
+          <w:szCs w:val="28"/>
+        </w:rPr>
+      </w:pPr>
+      <w:r>
+        <w:rPr>
+          <w:rFonts w:ascii="Calibri" w:hAnsi="Calibri" w:cs="Calibri"/>
+          <w:b/>
+          <w:bCs/>
+          <w:sz w:val="28"/>
+          <w:szCs w:val="28"/>
+        </w:rPr>
+        <w:t>Usage of AI</w:t>
+      </w:r>
+      <w:r>
+        <w:rPr>
+          <w:rFonts w:ascii="Calibri" w:hAnsi="Calibri" w:cs="Calibri"/>
+          <w:b/>
+          <w:bCs/>
+          <w:sz w:val="28"/>
+          <w:szCs w:val="28"/>
+        </w:rPr>
+        <w:t>:</w:t>
+      </w:r>
+      <w:r>
+        <w:rPr>
+          <w:rFonts w:ascii="Calibri" w:hAnsi="Calibri" w:cs="Calibri"/>
+          <w:b/>
+          <w:bCs/>
+          <w:sz w:val="28"/>
+          <w:szCs w:val="28"/>
+        </w:rPr>
+        <w:t xml:space="preserve"> </w:t>
+      </w:r>
+      <w:r>
+        <w:rPr>
+          <w:rFonts w:ascii="Calibri" w:hAnsi="Calibri" w:cs="Calibri"/>
+        </w:rPr>
+        <w:t xml:space="preserve">I used ChatGPT for </w:t>
+      </w:r>
+      <w:r>
+        <w:rPr>
+          <w:rFonts w:ascii="Calibri" w:hAnsi="Calibri" w:cs="Calibri"/>
+        </w:rPr>
+        <w:t>coding assistance, debugging, checking control logic, and grammar editing</w:t>
+      </w:r>
+      <w:r>
+        <w:rPr>
+          <w:rFonts w:ascii="Calibri" w:hAnsi="Calibri" w:cs="Calibri"/>
+        </w:rPr>
+        <w:t xml:space="preserve">. </w:t>
+      </w:r>
+      <w:r>
+        <w:rPr>
+          <w:rFonts w:ascii="Calibri" w:hAnsi="Calibri" w:cs="Calibri"/>
+        </w:rPr>
+        <w:t xml:space="preserve">The modelling </w:t>
+      </w:r>
+      <w:r>
+        <w:rPr>
+          <w:rFonts w:ascii="Calibri" w:hAnsi="Calibri" w:cs="Calibri"/>
+        </w:rPr>
+        <w:t>assumptions</w:t>
+      </w:r>
+      <w:r>
+        <w:rPr>
+          <w:rFonts w:ascii="Calibri" w:hAnsi="Calibri" w:cs="Calibri"/>
+        </w:rPr>
+        <w:t xml:space="preserve">, controller structure, interpretation of results, and conclusions were </w:t>
+      </w:r>
+      <w:r>
+        <w:rPr>
+          <w:rFonts w:ascii="Calibri" w:hAnsi="Calibri" w:cs="Calibri"/>
+        </w:rPr>
+        <w:t>done</w:t>
+      </w:r>
+      <w:r>
+        <w:rPr>
+          <w:rFonts w:ascii="Calibri" w:hAnsi="Calibri" w:cs="Calibri"/>
+        </w:rPr>
+        <w:t xml:space="preserve"> by me</w:t>
+      </w:r>
+      <w:r>
+        <w:rPr>
+          <w:rFonts w:ascii="Calibri" w:hAnsi="Calibri" w:cs="Calibri"/>
+        </w:rPr>
+        <w:t xml:space="preserve">. </w:t>
+      </w:r>
+    </w:p>
+    <w:p>
+      <w:pPr>
+        <w:jc w:val="both"/>
+        <w:rPr>
+          <w:rFonts w:ascii="Calibri" w:hAnsi="Calibri" w:cs="Calibri"/>
+        </w:rPr>
+      </w:pPr>
+      <w:r>
+        <w:rPr>
+          <w:noProof/>
+        </w:rPr>
+        <w:lastRenderedPageBreak/>
+        <w:drawing>
+          <wp:inline distT="0" distB="0" distL="0" distR="0" wp14:anchorId="55BB1417" wp14:editId="11251ACA">
+            <wp:extent cx="6858000" cy="2823845"/>
+            <wp:effectExtent l="0" t="0" r="0" b="0"/>
+            <wp:docPr id="614859018" name="Picture 1"/>
+            <wp:cNvGraphicFramePr>
+              <a:graphicFrameLocks xmlns:a="http://schemas.openxmlformats.org/drawingml/2006/main" noChangeAspect="1"/>
+            </wp:cNvGraphicFramePr>
+            <a:graphic xmlns:a="http://schemas.openxmlformats.org/drawingml/2006/main">
+              <a:graphicData uri="http://schemas.openxmlformats.org/drawingml/2006/picture">
+                <pic:pic xmlns:pic="http://schemas.openxmlformats.org/drawingml/2006/picture">
+                  <pic:nvPicPr>
+                    <pic:cNvPr id="614859018" name=""/>
+                    <pic:cNvPicPr/>
+                  </pic:nvPicPr>
+                  <pic:blipFill>
+                    <a:blip r:embed="rId8"/>
+                    <a:stretch>
+                      <a:fillRect/>
+                    </a:stretch>
+                  </pic:blipFill>
+                  <pic:spPr>
+                    <a:xfrm>
+                      <a:off x="0" y="0"/>
+                      <a:ext cx="6858000" cy="2823845"/>
+                    </a:xfrm>
+                    <a:prstGeom prst="rect">
+                      <a:avLst/>
+                    </a:prstGeom>
+                  </pic:spPr>
+                </pic:pic>
+              </a:graphicData>
+            </a:graphic>
+          </wp:inline>
+        </w:drawing>
+      </w:r>
+      <w:r>
+        <w:rPr>
+          <w:noProof/>
+        </w:rPr>
+        <w:drawing>
+          <wp:inline distT="0" distB="0" distL="0" distR="0" wp14:anchorId="64B7FA05" wp14:editId="2BF04216">
+            <wp:extent cx="6858000" cy="2823845"/>
+            <wp:effectExtent l="0" t="0" r="0" b="0"/>
+            <wp:docPr id="1972856668" name="Picture 1"/>
+            <wp:cNvGraphicFramePr>
+              <a:graphicFrameLocks xmlns:a="http://schemas.openxmlformats.org/drawingml/2006/main" noChangeAspect="1"/>
+            </wp:cNvGraphicFramePr>
+            <a:graphic xmlns:a="http://schemas.openxmlformats.org/drawingml/2006/main">
+              <a:graphicData uri="http://schemas.openxmlformats.org/drawingml/2006/picture">
+                <pic:pic xmlns:pic="http://schemas.openxmlformats.org/drawingml/2006/picture">
+                  <pic:nvPicPr>
+                    <pic:cNvPr id="1972856668" name=""/>
+                    <pic:cNvPicPr/>
+                  </pic:nvPicPr>
+                  <pic:blipFill>
+                    <a:blip r:embed="rId9"/>
+                    <a:stretch>
+                      <a:fillRect/>
+                    </a:stretch>
+                  </pic:blipFill>
+                  <pic:spPr>
+                    <a:xfrm>
+                      <a:off x="0" y="0"/>
+                      <a:ext cx="6858000" cy="2823845"/>
+                    </a:xfrm>
+                    <a:prstGeom prst="rect">
+                      <a:avLst/>
+                    </a:prstGeom>
+                  </pic:spPr>
+                </pic:pic>
+              </a:graphicData>
+            </a:graphic>
+          </wp:inline>
+        </w:drawing>
+      </w:r>
+      <w:r>
+        <w:rPr>
+          <w:noProof/>
+        </w:rPr>
+        <w:t xml:space="preserve"> </w:t>
+      </w:r>
+      <w:r>
+        <w:rPr>
+          <w:noProof/>
+        </w:rPr>
+        <w:drawing>
+          <wp:inline distT="0" distB="0" distL="0" distR="0" wp14:anchorId="5F4257F6" wp14:editId="15EB4A4D">
+            <wp:extent cx="6858000" cy="2823845"/>
+            <wp:effectExtent l="0" t="0" r="0" b="0"/>
+            <wp:docPr id="1086755569" name="Picture 1"/>
+            <wp:cNvGraphicFramePr>
+              <a:graphicFrameLocks xmlns:a="http://schemas.openxmlformats.org/drawingml/2006/main" noChangeAspect="1"/>
+            </wp:cNvGraphicFramePr>
+            <a:graphic xmlns:a="http://schemas.openxmlformats.org/drawingml/2006/main">
+              <a:graphicData uri="http://schemas.openxmlformats.org/drawingml/2006/picture">
+                <pic:pic xmlns:pic="http://schemas.openxmlformats.org/drawingml/2006/picture">
+                  <pic:nvPicPr>
+                    <pic:cNvPr id="1086755569" name=""/>
+                    <pic:cNvPicPr/>
+                  </pic:nvPicPr>
+                  <pic:blipFill>
+                    <a:blip r:embed="rId10"/>
+                    <a:stretch>
+                      <a:fillRect/>
+                    </a:stretch>
+                  </pic:blipFill>
+                  <pic:spPr>
+                    <a:xfrm>
+                      <a:off x="0" y="0"/>
+                      <a:ext cx="6858000" cy="2823845"/>
+                    </a:xfrm>
+                    <a:prstGeom prst="rect">
+                      <a:avLst/>
+                    </a:prstGeom>
+                  </pic:spPr>
+                </pic:pic>
+              </a:graphicData>
+            </a:graphic>
+          </wp:inline>
+        </w:drawing>
       </w:r>
     </w:p>
     <w:sectPr>
       <w:pgSz w:w="12240" w:h="15840"/>
-      <w:pgMar w:top="720" w:right="720" w:bottom="720" w:left="720" w:header="720" w:footer="720" w:gutter="0"/>
+      <w:pgMar w:top="720" w:right="720" w:bottom="432" w:left="720" w:header="144" w:footer="720" w:gutter="0"/>
       <w:cols w:space="720"/>
       <w:docGrid w:linePitch="360"/>
     </w:sectPr>
   </w:body>
 </w:document>
+</file>
+
+<file path=word/endnotes.xml><?xml version="1.0" encoding="utf-8"?>
+<w:endnotes xmlns:wpc="http://schemas.microsoft.com/office/word/2010/wordprocessingCanvas" xmlns:cx="http://schemas.microsoft.com/office/drawing/2014/chartex" xmlns:cx1="http://schemas.microsoft.com/office/drawing/2015/9/8/chartex" xmlns:cx2="http://schemas.microsoft.com/office/drawing/2015/10/21/chartex" xmlns:cx3="http://schemas.microsoft.com/office/drawing/2016/5/9/chartex" xmlns:cx4="http://schemas.microsoft.com/office/drawing/2016/5/10/chartex" xmlns:cx5="http://schemas.microsoft.com/office/drawing/2016/5/11/chartex" xmlns:cx6="http://schemas.microsoft.com/office/drawing/2016/5/12/chartex" xmlns:cx7="http://schemas.microsoft.com/office/drawing/2016/5/13/chartex" xmlns:cx8="http://schemas.microsoft.com/office/drawing/2016/5/14/chartex" xmlns:mc="http://schemas.openxmlformats.org/markup-compatibility/2006" xmlns:aink="http://schemas.microsoft.com/office/drawing/2016/ink" xmlns:am3d="http://schemas.microsoft.com/office/drawing/2017/model3d" xmlns:o="urn:schemas-microsoft-com:office:office" xmlns:oel="http://schemas.microsoft.com/office/2019/extlst" xmlns:r="http://schemas.openxmlformats.org/officeDocument/2006/relationships" xmlns:m="http://schemas.openxmlformats.org/officeDocument/2006/math" xmlns:v="urn:schemas-microsoft-com:vml" xmlns:wp14="http://schemas.microsoft.com/office/word/2010/wordprocessingDrawing" xmlns:wp="http://schemas.openxmlformats.org/drawingml/2006/wordprocessingDrawing" xmlns:w10="urn:schemas-microsoft-com:office:word" xmlns:w="http://schemas.openxmlformats.org/wordprocessingml/2006/main" xmlns:w14="http://schemas.microsoft.com/office/word/2010/wordml" xmlns:w15="http://schemas.microsoft.com/office/word/2012/wordml" xmlns:w16cex="http://schemas.microsoft.com/office/word/2018/wordml/cex" xmlns:w16cid="http://schemas.microsoft.com/office/word/2016/wordml/cid" xmlns:w16="http://schemas.microsoft.com/office/word/2018/wordml" xmlns:w16du="http://schemas.microsoft.com/office/word/2023/wordml/word16du" xmlns:w16sdtdh="http://schemas.microsoft.com/office/word/2020/wordml/sdtdatahash" xmlns:w16sdtfl="http://schemas.microsoft.com/office/word/2024/wordml/sdtformatlock" xmlns:w16se="http://schemas.microsoft.com/office/word/2015/wordml/symex" xmlns:wpg="http://schemas.microsoft.com/office/word/2010/wordprocessingGroup" xmlns:wpi="http://schemas.microsoft.com/office/word/2010/wordprocessingInk" xmlns:wne="http://schemas.microsoft.com/office/word/2006/wordml" xmlns:wps="http://schemas.microsoft.com/office/word/2010/wordprocessingShape" mc:Ignorable="w14 w15 w16se w16cid w16 w16cex w16sdtdh w16sdtfl w16du wp14">
+  <w:endnote w:type="separator" w:id="-1">
+    <w:p>
+      <w:pPr>
+        <w:spacing w:after="0" w:line="240" w:lineRule="auto"/>
+      </w:pPr>
+      <w:r>
+        <w:separator/>
+      </w:r>
+    </w:p>
+  </w:endnote>
+  <w:endnote w:type="continuationSeparator" w:id="0">
+    <w:p>
+      <w:pPr>
+        <w:spacing w:after="0" w:line="240" w:lineRule="auto"/>
+      </w:pPr>
+      <w:r>
+        <w:continuationSeparator/>
+      </w:r>
+    </w:p>
+  </w:endnote>
+</w:endnotes>
+</file>
+
+<file path=word/footnotes.xml><?xml version="1.0" encoding="utf-8"?>
+<w:footnotes xmlns:wpc="http://schemas.microsoft.com/office/word/2010/wordprocessingCanvas" xmlns:cx="http://schemas.microsoft.com/office/drawing/2014/chartex" xmlns:cx1="http://schemas.microsoft.com/office/drawing/2015/9/8/chartex" xmlns:cx2="http://schemas.microsoft.com/office/drawing/2015/10/21/chartex" xmlns:cx3="http://schemas.microsoft.com/office/drawing/2016/5/9/chartex" xmlns:cx4="http://schemas.microsoft.com/office/drawing/2016/5/10/chartex" xmlns:cx5="http://schemas.microsoft.com/office/drawing/2016/5/11/chartex" xmlns:cx6="http://schemas.microsoft.com/office/drawing/2016/5/12/chartex" xmlns:cx7="http://schemas.microsoft.com/office/drawing/2016/5/13/chartex" xmlns:cx8="http://schemas.microsoft.com/office/drawing/2016/5/14/chartex" xmlns:mc="http://schemas.openxmlformats.org/markup-compatibility/2006" xmlns:aink="http://schemas.microsoft.com/office/drawing/2016/ink" xmlns:am3d="http://schemas.microsoft.com/office/drawing/2017/model3d" xmlns:o="urn:schemas-microsoft-com:office:office" xmlns:oel="http://schemas.microsoft.com/office/2019/extlst" xmlns:r="http://schemas.openxmlformats.org/officeDocument/2006/relationships" xmlns:m="http://schemas.openxmlformats.org/officeDocument/2006/math" xmlns:v="urn:schemas-microsoft-com:vml" xmlns:wp14="http://schemas.microsoft.com/office/word/2010/wordprocessingDrawing" xmlns:wp="http://schemas.openxmlformats.org/drawingml/2006/wordprocessingDrawing" xmlns:w10="urn:schemas-microsoft-com:office:word" xmlns:w="http://schemas.openxmlformats.org/wordprocessingml/2006/main" xmlns:w14="http://schemas.microsoft.com/office/word/2010/wordml" xmlns:w15="http://schemas.microsoft.com/office/word/2012/wordml" xmlns:w16cex="http://schemas.microsoft.com/office/word/2018/wordml/cex" xmlns:w16cid="http://schemas.microsoft.com/office/word/2016/wordml/cid" xmlns:w16="http://schemas.microsoft.com/office/word/2018/wordml" xmlns:w16du="http://schemas.microsoft.com/office/word/2023/wordml/word16du" xmlns:w16sdtdh="http://schemas.microsoft.com/office/word/2020/wordml/sdtdatahash" xmlns:w16sdtfl="http://schemas.microsoft.com/office/word/2024/wordml/sdtformatlock" xmlns:w16se="http://schemas.microsoft.com/office/word/2015/wordml/symex" xmlns:wpg="http://schemas.microsoft.com/office/word/2010/wordprocessingGroup" xmlns:wpi="http://schemas.microsoft.com/office/word/2010/wordprocessingInk" xmlns:wne="http://schemas.microsoft.com/office/word/2006/wordml" xmlns:wps="http://schemas.microsoft.com/office/word/2010/wordprocessingShape" mc:Ignorable="w14 w15 w16se w16cid w16 w16cex w16sdtdh w16sdtfl w16du wp14">
+  <w:footnote w:type="separator" w:id="-1">
+    <w:p>
+      <w:pPr>
+        <w:spacing w:after="0" w:line="240" w:lineRule="auto"/>
+      </w:pPr>
+      <w:r>
+        <w:separator/>
+      </w:r>
+    </w:p>
+  </w:footnote>
+  <w:footnote w:type="continuationSeparator" w:id="0">
+    <w:p>
+      <w:pPr>
+        <w:spacing w:after="0" w:line="240" w:lineRule="auto"/>
+      </w:pPr>
+      <w:r>
+        <w:continuationSeparator/>
+      </w:r>
+    </w:p>
+  </w:footnote>
+</w:footnotes>
 </file>
 
 <file path=word/numbering.xml><?xml version="1.0" encoding="utf-8"?>
@@ -1076,6 +5532,95 @@
     </w:lvl>
   </w:abstractNum>
   <w:abstractNum w:abstractNumId="12" w15:restartNumberingAfterBreak="0">
+    <w:nsid w:val="1A4046D9"/>
+    <w:multiLevelType w:val="hybridMultilevel"/>
+    <w:tmpl w:val="5FE092CC"/>
+    <w:lvl w:ilvl="0" w:tplc="0409000F">
+      <w:start w:val="1"/>
+      <w:numFmt w:val="decimal"/>
+      <w:lvlText w:val="%1."/>
+      <w:lvlJc w:val="left"/>
+      <w:pPr>
+        <w:ind w:left="720" w:hanging="360"/>
+      </w:pPr>
+      <w:rPr>
+        <w:rFonts w:hint="default"/>
+      </w:rPr>
+    </w:lvl>
+    <w:lvl w:ilvl="1" w:tplc="04090019" w:tentative="1">
+      <w:start w:val="1"/>
+      <w:numFmt w:val="lowerLetter"/>
+      <w:lvlText w:val="%2."/>
+      <w:lvlJc w:val="left"/>
+      <w:pPr>
+        <w:ind w:left="1440" w:hanging="360"/>
+      </w:pPr>
+    </w:lvl>
+    <w:lvl w:ilvl="2" w:tplc="0409001B" w:tentative="1">
+      <w:start w:val="1"/>
+      <w:numFmt w:val="lowerRoman"/>
+      <w:lvlText w:val="%3."/>
+      <w:lvlJc w:val="right"/>
+      <w:pPr>
+        <w:ind w:left="2160" w:hanging="180"/>
+      </w:pPr>
+    </w:lvl>
+    <w:lvl w:ilvl="3" w:tplc="0409000F" w:tentative="1">
+      <w:start w:val="1"/>
+      <w:numFmt w:val="decimal"/>
+      <w:lvlText w:val="%4."/>
+      <w:lvlJc w:val="left"/>
+      <w:pPr>
+        <w:ind w:left="2880" w:hanging="360"/>
+      </w:pPr>
+    </w:lvl>
+    <w:lvl w:ilvl="4" w:tplc="04090019" w:tentative="1">
+      <w:start w:val="1"/>
+      <w:numFmt w:val="lowerLetter"/>
+      <w:lvlText w:val="%5."/>
+      <w:lvlJc w:val="left"/>
+      <w:pPr>
+        <w:ind w:left="3600" w:hanging="360"/>
+      </w:pPr>
+    </w:lvl>
+    <w:lvl w:ilvl="5" w:tplc="0409001B" w:tentative="1">
+      <w:start w:val="1"/>
+      <w:numFmt w:val="lowerRoman"/>
+      <w:lvlText w:val="%6."/>
+      <w:lvlJc w:val="right"/>
+      <w:pPr>
+        <w:ind w:left="4320" w:hanging="180"/>
+      </w:pPr>
+    </w:lvl>
+    <w:lvl w:ilvl="6" w:tplc="0409000F" w:tentative="1">
+      <w:start w:val="1"/>
+      <w:numFmt w:val="decimal"/>
+      <w:lvlText w:val="%7."/>
+      <w:lvlJc w:val="left"/>
+      <w:pPr>
+        <w:ind w:left="5040" w:hanging="360"/>
+      </w:pPr>
+    </w:lvl>
+    <w:lvl w:ilvl="7" w:tplc="04090019" w:tentative="1">
+      <w:start w:val="1"/>
+      <w:numFmt w:val="lowerLetter"/>
+      <w:lvlText w:val="%8."/>
+      <w:lvlJc w:val="left"/>
+      <w:pPr>
+        <w:ind w:left="5760" w:hanging="360"/>
+      </w:pPr>
+    </w:lvl>
+    <w:lvl w:ilvl="8" w:tplc="0409001B" w:tentative="1">
+      <w:start w:val="1"/>
+      <w:numFmt w:val="lowerRoman"/>
+      <w:lvlText w:val="%9."/>
+      <w:lvlJc w:val="right"/>
+      <w:pPr>
+        <w:ind w:left="6480" w:hanging="180"/>
+      </w:pPr>
+    </w:lvl>
+  </w:abstractNum>
+  <w:abstractNum w:abstractNumId="13" w15:restartNumberingAfterBreak="0">
     <w:nsid w:val="1D03433B"/>
     <w:multiLevelType w:val="hybridMultilevel"/>
     <w:tmpl w:val="E5129C92"/>
@@ -1187,7 +5732,120 @@
       </w:rPr>
     </w:lvl>
   </w:abstractNum>
-  <w:abstractNum w:abstractNumId="13" w15:restartNumberingAfterBreak="0">
+  <w:abstractNum w:abstractNumId="14" w15:restartNumberingAfterBreak="0">
+    <w:nsid w:val="3F4C0EB3"/>
+    <w:multiLevelType w:val="hybridMultilevel"/>
+    <w:tmpl w:val="221E3760"/>
+    <w:lvl w:ilvl="0" w:tplc="04090001">
+      <w:start w:val="1"/>
+      <w:numFmt w:val="bullet"/>
+      <w:lvlText w:val=""/>
+      <w:lvlJc w:val="left"/>
+      <w:pPr>
+        <w:ind w:left="720" w:hanging="360"/>
+      </w:pPr>
+      <w:rPr>
+        <w:rFonts w:ascii="Symbol" w:hAnsi="Symbol" w:hint="default"/>
+      </w:rPr>
+    </w:lvl>
+    <w:lvl w:ilvl="1" w:tplc="04090003">
+      <w:start w:val="1"/>
+      <w:numFmt w:val="bullet"/>
+      <w:lvlText w:val="o"/>
+      <w:lvlJc w:val="left"/>
+      <w:pPr>
+        <w:ind w:left="1440" w:hanging="360"/>
+      </w:pPr>
+      <w:rPr>
+        <w:rFonts w:ascii="Courier New" w:hAnsi="Courier New" w:cs="Courier New" w:hint="default"/>
+      </w:rPr>
+    </w:lvl>
+    <w:lvl w:ilvl="2" w:tplc="04090005" w:tentative="1">
+      <w:start w:val="1"/>
+      <w:numFmt w:val="bullet"/>
+      <w:lvlText w:val=""/>
+      <w:lvlJc w:val="left"/>
+      <w:pPr>
+        <w:ind w:left="2160" w:hanging="360"/>
+      </w:pPr>
+      <w:rPr>
+        <w:rFonts w:ascii="Wingdings" w:hAnsi="Wingdings" w:hint="default"/>
+      </w:rPr>
+    </w:lvl>
+    <w:lvl w:ilvl="3" w:tplc="04090001" w:tentative="1">
+      <w:start w:val="1"/>
+      <w:numFmt w:val="bullet"/>
+      <w:lvlText w:val=""/>
+      <w:lvlJc w:val="left"/>
+      <w:pPr>
+        <w:ind w:left="2880" w:hanging="360"/>
+      </w:pPr>
+      <w:rPr>
+        <w:rFonts w:ascii="Symbol" w:hAnsi="Symbol" w:hint="default"/>
+      </w:rPr>
+    </w:lvl>
+    <w:lvl w:ilvl="4" w:tplc="04090003" w:tentative="1">
+      <w:start w:val="1"/>
+      <w:numFmt w:val="bullet"/>
+      <w:lvlText w:val="o"/>
+      <w:lvlJc w:val="left"/>
+      <w:pPr>
+        <w:ind w:left="3600" w:hanging="360"/>
+      </w:pPr>
+      <w:rPr>
+        <w:rFonts w:ascii="Courier New" w:hAnsi="Courier New" w:cs="Courier New" w:hint="default"/>
+      </w:rPr>
+    </w:lvl>
+    <w:lvl w:ilvl="5" w:tplc="04090005" w:tentative="1">
+      <w:start w:val="1"/>
+      <w:numFmt w:val="bullet"/>
+      <w:lvlText w:val=""/>
+      <w:lvlJc w:val="left"/>
+      <w:pPr>
+        <w:ind w:left="4320" w:hanging="360"/>
+      </w:pPr>
+      <w:rPr>
+        <w:rFonts w:ascii="Wingdings" w:hAnsi="Wingdings" w:hint="default"/>
+      </w:rPr>
+    </w:lvl>
+    <w:lvl w:ilvl="6" w:tplc="04090001" w:tentative="1">
+      <w:start w:val="1"/>
+      <w:numFmt w:val="bullet"/>
+      <w:lvlText w:val=""/>
+      <w:lvlJc w:val="left"/>
+      <w:pPr>
+        <w:ind w:left="5040" w:hanging="360"/>
+      </w:pPr>
+      <w:rPr>
+        <w:rFonts w:ascii="Symbol" w:hAnsi="Symbol" w:hint="default"/>
+      </w:rPr>
+    </w:lvl>
+    <w:lvl w:ilvl="7" w:tplc="04090003" w:tentative="1">
+      <w:start w:val="1"/>
+      <w:numFmt w:val="bullet"/>
+      <w:lvlText w:val="o"/>
+      <w:lvlJc w:val="left"/>
+      <w:pPr>
+        <w:ind w:left="5760" w:hanging="360"/>
+      </w:pPr>
+      <w:rPr>
+        <w:rFonts w:ascii="Courier New" w:hAnsi="Courier New" w:cs="Courier New" w:hint="default"/>
+      </w:rPr>
+    </w:lvl>
+    <w:lvl w:ilvl="8" w:tplc="04090005" w:tentative="1">
+      <w:start w:val="1"/>
+      <w:numFmt w:val="bullet"/>
+      <w:lvlText w:val=""/>
+      <w:lvlJc w:val="left"/>
+      <w:pPr>
+        <w:ind w:left="6480" w:hanging="360"/>
+      </w:pPr>
+      <w:rPr>
+        <w:rFonts w:ascii="Wingdings" w:hAnsi="Wingdings" w:hint="default"/>
+      </w:rPr>
+    </w:lvl>
+  </w:abstractNum>
+  <w:abstractNum w:abstractNumId="15" w15:restartNumberingAfterBreak="0">
     <w:nsid w:val="45255370"/>
     <w:multiLevelType w:val="hybridMultilevel"/>
     <w:tmpl w:val="49B4D484"/>
@@ -1273,7 +5931,7 @@
       </w:pPr>
     </w:lvl>
   </w:abstractNum>
-  <w:abstractNum w:abstractNumId="14" w15:restartNumberingAfterBreak="0">
+  <w:abstractNum w:abstractNumId="16" w15:restartNumberingAfterBreak="0">
     <w:nsid w:val="498963F5"/>
     <w:multiLevelType w:val="hybridMultilevel"/>
     <w:tmpl w:val="1D46454E"/>
@@ -1385,7 +6043,7 @@
       </w:rPr>
     </w:lvl>
   </w:abstractNum>
-  <w:abstractNum w:abstractNumId="15" w15:restartNumberingAfterBreak="0">
+  <w:abstractNum w:abstractNumId="17" w15:restartNumberingAfterBreak="0">
     <w:nsid w:val="69C755FD"/>
     <w:multiLevelType w:val="hybridMultilevel"/>
     <w:tmpl w:val="0EF0803A"/>
@@ -1485,6 +6143,119 @@
       </w:rPr>
     </w:lvl>
     <w:lvl w:ilvl="8" w:tplc="08090005" w:tentative="1">
+      <w:start w:val="1"/>
+      <w:numFmt w:val="bullet"/>
+      <w:lvlText w:val=""/>
+      <w:lvlJc w:val="left"/>
+      <w:pPr>
+        <w:ind w:left="6480" w:hanging="360"/>
+      </w:pPr>
+      <w:rPr>
+        <w:rFonts w:ascii="Wingdings" w:hAnsi="Wingdings" w:hint="default"/>
+      </w:rPr>
+    </w:lvl>
+  </w:abstractNum>
+  <w:abstractNum w:abstractNumId="18" w15:restartNumberingAfterBreak="0">
+    <w:nsid w:val="6DEA0C43"/>
+    <w:multiLevelType w:val="hybridMultilevel"/>
+    <w:tmpl w:val="FF6A1B26"/>
+    <w:lvl w:ilvl="0" w:tplc="04090001">
+      <w:start w:val="1"/>
+      <w:numFmt w:val="bullet"/>
+      <w:lvlText w:val=""/>
+      <w:lvlJc w:val="left"/>
+      <w:pPr>
+        <w:ind w:left="720" w:hanging="360"/>
+      </w:pPr>
+      <w:rPr>
+        <w:rFonts w:ascii="Symbol" w:hAnsi="Symbol" w:hint="default"/>
+      </w:rPr>
+    </w:lvl>
+    <w:lvl w:ilvl="1" w:tplc="04090003" w:tentative="1">
+      <w:start w:val="1"/>
+      <w:numFmt w:val="bullet"/>
+      <w:lvlText w:val="o"/>
+      <w:lvlJc w:val="left"/>
+      <w:pPr>
+        <w:ind w:left="1440" w:hanging="360"/>
+      </w:pPr>
+      <w:rPr>
+        <w:rFonts w:ascii="Courier New" w:hAnsi="Courier New" w:cs="Courier New" w:hint="default"/>
+      </w:rPr>
+    </w:lvl>
+    <w:lvl w:ilvl="2" w:tplc="04090005" w:tentative="1">
+      <w:start w:val="1"/>
+      <w:numFmt w:val="bullet"/>
+      <w:lvlText w:val=""/>
+      <w:lvlJc w:val="left"/>
+      <w:pPr>
+        <w:ind w:left="2160" w:hanging="360"/>
+      </w:pPr>
+      <w:rPr>
+        <w:rFonts w:ascii="Wingdings" w:hAnsi="Wingdings" w:hint="default"/>
+      </w:rPr>
+    </w:lvl>
+    <w:lvl w:ilvl="3" w:tplc="04090001" w:tentative="1">
+      <w:start w:val="1"/>
+      <w:numFmt w:val="bullet"/>
+      <w:lvlText w:val=""/>
+      <w:lvlJc w:val="left"/>
+      <w:pPr>
+        <w:ind w:left="2880" w:hanging="360"/>
+      </w:pPr>
+      <w:rPr>
+        <w:rFonts w:ascii="Symbol" w:hAnsi="Symbol" w:hint="default"/>
+      </w:rPr>
+    </w:lvl>
+    <w:lvl w:ilvl="4" w:tplc="04090003" w:tentative="1">
+      <w:start w:val="1"/>
+      <w:numFmt w:val="bullet"/>
+      <w:lvlText w:val="o"/>
+      <w:lvlJc w:val="left"/>
+      <w:pPr>
+        <w:ind w:left="3600" w:hanging="360"/>
+      </w:pPr>
+      <w:rPr>
+        <w:rFonts w:ascii="Courier New" w:hAnsi="Courier New" w:cs="Courier New" w:hint="default"/>
+      </w:rPr>
+    </w:lvl>
+    <w:lvl w:ilvl="5" w:tplc="04090005" w:tentative="1">
+      <w:start w:val="1"/>
+      <w:numFmt w:val="bullet"/>
+      <w:lvlText w:val=""/>
+      <w:lvlJc w:val="left"/>
+      <w:pPr>
+        <w:ind w:left="4320" w:hanging="360"/>
+      </w:pPr>
+      <w:rPr>
+        <w:rFonts w:ascii="Wingdings" w:hAnsi="Wingdings" w:hint="default"/>
+      </w:rPr>
+    </w:lvl>
+    <w:lvl w:ilvl="6" w:tplc="04090001" w:tentative="1">
+      <w:start w:val="1"/>
+      <w:numFmt w:val="bullet"/>
+      <w:lvlText w:val=""/>
+      <w:lvlJc w:val="left"/>
+      <w:pPr>
+        <w:ind w:left="5040" w:hanging="360"/>
+      </w:pPr>
+      <w:rPr>
+        <w:rFonts w:ascii="Symbol" w:hAnsi="Symbol" w:hint="default"/>
+      </w:rPr>
+    </w:lvl>
+    <w:lvl w:ilvl="7" w:tplc="04090003" w:tentative="1">
+      <w:start w:val="1"/>
+      <w:numFmt w:val="bullet"/>
+      <w:lvlText w:val="o"/>
+      <w:lvlJc w:val="left"/>
+      <w:pPr>
+        <w:ind w:left="5760" w:hanging="360"/>
+      </w:pPr>
+      <w:rPr>
+        <w:rFonts w:ascii="Courier New" w:hAnsi="Courier New" w:cs="Courier New" w:hint="default"/>
+      </w:rPr>
+    </w:lvl>
+    <w:lvl w:ilvl="8" w:tplc="04090005" w:tentative="1">
       <w:start w:val="1"/>
       <w:numFmt w:val="bullet"/>
       <w:lvlText w:val=""/>
@@ -1525,7 +6296,7 @@
     <w:abstractNumId w:val="0"/>
   </w:num>
   <w:num w:numId="10" w16cid:durableId="219942337">
-    <w:abstractNumId w:val="14"/>
+    <w:abstractNumId w:val="16"/>
   </w:num>
   <w:num w:numId="11" w16cid:durableId="277107068">
     <w:abstractNumId w:val="11"/>
@@ -1534,16 +6305,25 @@
     <w:abstractNumId w:val="9"/>
   </w:num>
   <w:num w:numId="13" w16cid:durableId="551506768">
-    <w:abstractNumId w:val="15"/>
+    <w:abstractNumId w:val="17"/>
   </w:num>
   <w:num w:numId="14" w16cid:durableId="1039009014">
     <w:abstractNumId w:val="10"/>
   </w:num>
   <w:num w:numId="15" w16cid:durableId="617568806">
+    <w:abstractNumId w:val="13"/>
+  </w:num>
+  <w:num w:numId="16" w16cid:durableId="291833273">
+    <w:abstractNumId w:val="15"/>
+  </w:num>
+  <w:num w:numId="17" w16cid:durableId="1895847615">
     <w:abstractNumId w:val="12"/>
   </w:num>
-  <w:num w:numId="16" w16cid:durableId="291833273">
-    <w:abstractNumId w:val="13"/>
+  <w:num w:numId="18" w16cid:durableId="1439716825">
+    <w:abstractNumId w:val="14"/>
+  </w:num>
+  <w:num w:numId="19" w16cid:durableId="1971671478">
+    <w:abstractNumId w:val="18"/>
   </w:num>
 </w:numbering>
 </file>
@@ -2151,7 +6931,6 @@
   <w:style w:type="character" w:default="1" w:styleId="DefaultParagraphFont">
     <w:name w:val="Default Paragraph Font"/>
     <w:uiPriority w:val="1"/>
-    <w:semiHidden/>
     <w:unhideWhenUsed/>
   </w:style>
   <w:style w:type="table" w:default="1" w:styleId="TableNormal">
@@ -12928,6 +17707,29 @@
       </w:tcPr>
     </w:tblStylePr>
   </w:style>
+  <w:style w:type="paragraph" w:styleId="NormalWeb">
+    <w:name w:val="Normal (Web)"/>
+    <w:basedOn w:val="Normal"/>
+    <w:uiPriority w:val="99"/>
+    <w:semiHidden/>
+    <w:unhideWhenUsed/>
+    <w:rsid w:val="008C15D8"/>
+    <w:rPr>
+      <w:rFonts w:ascii="Times New Roman" w:hAnsi="Times New Roman" w:cs="Times New Roman"/>
+      <w:sz w:val="24"/>
+      <w:szCs w:val="24"/>
+    </w:rPr>
+  </w:style>
+  <w:style w:type="character" w:styleId="PlaceholderText">
+    <w:name w:val="Placeholder Text"/>
+    <w:basedOn w:val="DefaultParagraphFont"/>
+    <w:uiPriority w:val="99"/>
+    <w:semiHidden/>
+    <w:rsid w:val="001A2BDB"/>
+    <w:rPr>
+      <w:color w:val="666666"/>
+    </w:rPr>
+  </w:style>
 </w:styles>
 </file>
 
